--- a/lab09/Report/Звіт лаб. 9.docx
+++ b/lab09/Report/Звіт лаб. 9.docx
@@ -156,15 +156,7 @@
           <w:sz w:val="28"/>
           <w:szCs w:val="28"/>
         </w:rPr>
-        <w:t xml:space="preserve">Реалізація </w:t>
-      </w:r>
-      <w:r>
-        <w:rPr>
-          <w:b/>
-          <w:sz w:val="28"/>
-          <w:szCs w:val="28"/>
-        </w:rPr>
-        <w:t>програмних модулів розгалужених та</w:t>
+        <w:t>Реалізація програмних модулів розгалужених та</w:t>
       </w:r>
     </w:p>
     <w:p>
@@ -566,209 +558,328 @@
           <w:sz w:val="28"/>
           <w:szCs w:val="28"/>
         </w:rPr>
-        <w:t>Завдання</w:t>
-      </w:r>
-      <w:r>
+        <w:t xml:space="preserve">Завдання </w:t>
+      </w:r>
+    </w:p>
+    <w:p>
+      <w:pPr>
+        <w:rPr>
+          <w:sz w:val="28"/>
+          <w:szCs w:val="28"/>
+        </w:rPr>
+      </w:pPr>
+      <w:r>
+        <w:rPr>
+          <w:sz w:val="28"/>
+          <w:szCs w:val="28"/>
+        </w:rPr>
+        <w:t xml:space="preserve">1. Реалізувати функції розв’язування задач 9.1–9.3 як складових статичної бібліотеки </w:t>
+      </w:r>
+      <w:proofErr w:type="spellStart"/>
+      <w:r>
+        <w:rPr>
+          <w:sz w:val="28"/>
+          <w:szCs w:val="28"/>
+        </w:rPr>
+        <w:t>libModulesПрізвище.а</w:t>
+      </w:r>
+      <w:proofErr w:type="spellEnd"/>
+      <w:r>
+        <w:rPr>
+          <w:sz w:val="28"/>
+          <w:szCs w:val="28"/>
+        </w:rPr>
+        <w:t xml:space="preserve"> (проект </w:t>
+      </w:r>
+      <w:proofErr w:type="spellStart"/>
+      <w:r>
+        <w:rPr>
+          <w:sz w:val="28"/>
+          <w:szCs w:val="28"/>
+        </w:rPr>
+        <w:t>ModulesПрізвище</w:t>
+      </w:r>
+      <w:proofErr w:type="spellEnd"/>
+      <w:r>
+        <w:rPr>
+          <w:sz w:val="28"/>
+          <w:szCs w:val="28"/>
+        </w:rPr>
+        <w:t xml:space="preserve">, створений під час виконання лабораторної роботи №8). </w:t>
+      </w:r>
+    </w:p>
+    <w:p>
+      <w:pPr>
+        <w:rPr>
+          <w:sz w:val="28"/>
+          <w:szCs w:val="28"/>
+        </w:rPr>
+      </w:pPr>
+      <w:r>
+        <w:rPr>
+          <w:sz w:val="28"/>
+          <w:szCs w:val="28"/>
+        </w:rPr>
+        <w:t xml:space="preserve">2. Реалізувати програмне забезпечення розв’язування задачі 9.4 на основі функцій статичної бібліотеки </w:t>
+      </w:r>
+      <w:proofErr w:type="spellStart"/>
+      <w:r>
+        <w:rPr>
+          <w:sz w:val="28"/>
+          <w:szCs w:val="28"/>
+        </w:rPr>
+        <w:t>libModulesПрізвище.а</w:t>
+      </w:r>
+      <w:proofErr w:type="spellEnd"/>
+      <w:r>
+        <w:rPr>
+          <w:sz w:val="28"/>
+          <w:szCs w:val="28"/>
+        </w:rPr>
+        <w:t>.</w:t>
+      </w:r>
+    </w:p>
+    <w:p>
+      <w:pPr>
+        <w:rPr>
+          <w:sz w:val="28"/>
+          <w:szCs w:val="28"/>
+        </w:rPr>
+      </w:pPr>
+    </w:p>
+    <w:p>
+      <w:pPr>
+        <w:jc w:val="center"/>
+        <w:rPr>
+          <w:sz w:val="28"/>
+          <w:szCs w:val="28"/>
+        </w:rPr>
+      </w:pPr>
+      <w:r>
+        <w:rPr>
+          <w:sz w:val="28"/>
+          <w:szCs w:val="28"/>
+        </w:rPr>
+        <w:t>Варіант 14</w:t>
+      </w:r>
+    </w:p>
+    <w:p>
+      <w:pPr>
         <w:rPr>
           <w:b/>
           <w:sz w:val="28"/>
           <w:szCs w:val="28"/>
         </w:rPr>
+      </w:pPr>
+      <w:r>
+        <w:rPr>
+          <w:b/>
+          <w:sz w:val="28"/>
+          <w:szCs w:val="28"/>
+        </w:rPr>
+        <w:t>Аналіз та постановка задачі 9.1</w:t>
+      </w:r>
+    </w:p>
+    <w:p>
+      <w:pPr>
+        <w:rPr>
+          <w:bCs/>
+          <w:sz w:val="28"/>
+          <w:szCs w:val="28"/>
+        </w:rPr>
+      </w:pPr>
+      <w:r>
+        <w:rPr>
+          <w:bCs/>
+          <w:sz w:val="28"/>
+          <w:szCs w:val="28"/>
+        </w:rPr>
+        <w:t>1. Сут</w:t>
+      </w:r>
+      <w:r>
+        <w:rPr>
+          <w:bCs/>
+          <w:sz w:val="28"/>
+          <w:szCs w:val="28"/>
+        </w:rPr>
+        <w:t>ь задачі</w:t>
+      </w:r>
+    </w:p>
+    <w:p>
+      <w:pPr>
+        <w:rPr>
+          <w:sz w:val="28"/>
+          <w:szCs w:val="28"/>
+        </w:rPr>
+      </w:pPr>
+      <w:r>
+        <w:rPr>
+          <w:sz w:val="28"/>
+          <w:szCs w:val="28"/>
+        </w:rPr>
+        <w:t>Програма повинна автоматизувати процес розрахунку заробітної плати працівника з урахуванням бонусів за вислугу років (стаж). Залежно від того, скільки років людина пропрацювала на підприємстві, їй призначається певний відсоток надбавки до базової ставки. Потрібно обчислити цей відсоток та фінальну суму грошей, яку працівник отримає на руки.</w:t>
+      </w:r>
+    </w:p>
+    <w:p>
+      <w:pPr>
+        <w:rPr>
+          <w:sz w:val="28"/>
+          <w:szCs w:val="28"/>
+          <w:lang w:val="ru-RU" w:eastAsia="ru-RU"/>
+        </w:rPr>
+      </w:pPr>
+      <w:r>
+        <w:rPr>
+          <w:bCs/>
+          <w:sz w:val="28"/>
+          <w:szCs w:val="28"/>
+          <w:lang w:val="ru-RU" w:eastAsia="ru-RU"/>
+        </w:rPr>
+        <w:t xml:space="preserve">2. </w:t>
+      </w:r>
+      <w:proofErr w:type="spellStart"/>
+      <w:r>
+        <w:rPr>
+          <w:bCs/>
+          <w:sz w:val="28"/>
+          <w:szCs w:val="28"/>
+          <w:lang w:val="ru-RU" w:eastAsia="ru-RU"/>
+        </w:rPr>
+        <w:t>Аналіз</w:t>
+      </w:r>
+      <w:proofErr w:type="spellEnd"/>
+      <w:r>
+        <w:rPr>
+          <w:bCs/>
+          <w:sz w:val="28"/>
+          <w:szCs w:val="28"/>
+          <w:lang w:val="ru-RU" w:eastAsia="ru-RU"/>
+        </w:rPr>
         <w:t xml:space="preserve"> </w:t>
       </w:r>
-    </w:p>
-    <w:p>
-      <w:pPr>
-        <w:rPr>
-          <w:sz w:val="28"/>
-          <w:szCs w:val="28"/>
-        </w:rPr>
-      </w:pPr>
-      <w:r>
-        <w:rPr>
-          <w:sz w:val="28"/>
-          <w:szCs w:val="28"/>
-        </w:rPr>
-        <w:t xml:space="preserve">1. Реалізувати функції розв’язування задач 9.1–9.3 як складових статичної бібліотеки </w:t>
-      </w:r>
       <w:proofErr w:type="spellStart"/>
       <w:r>
         <w:rPr>
-          <w:sz w:val="28"/>
-          <w:szCs w:val="28"/>
-        </w:rPr>
-        <w:t>libModulesПрізвище.а</w:t>
+          <w:bCs/>
+          <w:sz w:val="28"/>
+          <w:szCs w:val="28"/>
+          <w:lang w:val="ru-RU" w:eastAsia="ru-RU"/>
+        </w:rPr>
+        <w:t>предметної</w:t>
       </w:r>
       <w:proofErr w:type="spellEnd"/>
       <w:r>
         <w:rPr>
-          <w:sz w:val="28"/>
-          <w:szCs w:val="28"/>
-        </w:rPr>
-        <w:t xml:space="preserve"> (проект </w:t>
+          <w:bCs/>
+          <w:sz w:val="28"/>
+          <w:szCs w:val="28"/>
+          <w:lang w:val="ru-RU" w:eastAsia="ru-RU"/>
+        </w:rPr>
+        <w:t xml:space="preserve"> </w:t>
       </w:r>
       <w:proofErr w:type="spellStart"/>
       <w:r>
         <w:rPr>
-          <w:sz w:val="28"/>
-          <w:szCs w:val="28"/>
-        </w:rPr>
-        <w:t>ModulesПрізвище</w:t>
+          <w:bCs/>
+          <w:sz w:val="28"/>
+          <w:szCs w:val="28"/>
+          <w:lang w:val="ru-RU" w:eastAsia="ru-RU"/>
+        </w:rPr>
+        <w:t>області</w:t>
       </w:r>
       <w:proofErr w:type="spellEnd"/>
       <w:r>
         <w:rPr>
-          <w:sz w:val="28"/>
-          <w:szCs w:val="28"/>
-        </w:rPr>
-        <w:t xml:space="preserve">, створений під час виконання лабораторної роботи №8). </w:t>
-      </w:r>
-    </w:p>
-    <w:p>
-      <w:pPr>
-        <w:rPr>
-          <w:sz w:val="28"/>
-          <w:szCs w:val="28"/>
-        </w:rPr>
-      </w:pPr>
-      <w:r>
-        <w:rPr>
-          <w:sz w:val="28"/>
-          <w:szCs w:val="28"/>
-        </w:rPr>
-        <w:t xml:space="preserve">2. Реалізувати програмне забезпечення розв’язування задачі 9.4 на основі функцій статичної бібліотеки </w:t>
-      </w:r>
+          <w:bCs/>
+          <w:sz w:val="28"/>
+          <w:szCs w:val="28"/>
+          <w:lang w:val="ru-RU" w:eastAsia="ru-RU"/>
+        </w:rPr>
+        <w:t xml:space="preserve"> </w:t>
+      </w:r>
+      <w:r>
+        <w:rPr>
+          <w:sz w:val="28"/>
+          <w:szCs w:val="28"/>
+          <w:lang w:val="ru-RU" w:eastAsia="ru-RU"/>
+        </w:rPr>
+        <w:t xml:space="preserve"> </w:t>
+      </w:r>
+    </w:p>
+    <w:p>
+      <w:pPr>
+        <w:rPr>
+          <w:sz w:val="28"/>
+          <w:szCs w:val="28"/>
+          <w:lang w:val="ru-RU" w:eastAsia="ru-RU"/>
+        </w:rPr>
+      </w:pPr>
       <w:proofErr w:type="spellStart"/>
       <w:r>
         <w:rPr>
           <w:sz w:val="28"/>
           <w:szCs w:val="28"/>
-        </w:rPr>
-        <w:t>libModulesПрізвище.а</w:t>
+          <w:lang w:val="ru-RU" w:eastAsia="ru-RU"/>
+        </w:rPr>
+        <w:t>Згідно</w:t>
       </w:r>
       <w:proofErr w:type="spellEnd"/>
       <w:r>
         <w:rPr>
           <w:sz w:val="28"/>
           <w:szCs w:val="28"/>
-        </w:rPr>
-        <w:t>.</w:t>
-      </w:r>
-    </w:p>
-    <w:p>
-      <w:pPr>
-        <w:rPr>
-          <w:sz w:val="28"/>
-          <w:szCs w:val="28"/>
-        </w:rPr>
-      </w:pPr>
-    </w:p>
-    <w:p>
-      <w:pPr>
-        <w:jc w:val="center"/>
-        <w:rPr>
-          <w:sz w:val="28"/>
-          <w:szCs w:val="28"/>
-        </w:rPr>
-      </w:pPr>
-      <w:r>
-        <w:rPr>
-          <w:sz w:val="28"/>
-          <w:szCs w:val="28"/>
-        </w:rPr>
-        <w:t>Варіант 14</w:t>
-      </w:r>
-    </w:p>
-    <w:p>
-      <w:pPr>
-        <w:rPr>
-          <w:b/>
-          <w:sz w:val="28"/>
-          <w:szCs w:val="28"/>
-        </w:rPr>
-      </w:pPr>
-      <w:r>
-        <w:rPr>
-          <w:b/>
-          <w:sz w:val="28"/>
-          <w:szCs w:val="28"/>
-        </w:rPr>
-        <w:t>Аналіз та постановка задачі 9.1</w:t>
-      </w:r>
-    </w:p>
-    <w:p>
-      <w:pPr>
-        <w:rPr>
-          <w:bCs/>
-          <w:sz w:val="28"/>
-          <w:szCs w:val="28"/>
-        </w:rPr>
-      </w:pPr>
-      <w:bookmarkStart w:id="0" w:name="_GoBack"/>
-      <w:bookmarkEnd w:id="0"/>
-      <w:r>
-        <w:rPr>
-          <w:bCs/>
-          <w:sz w:val="28"/>
-          <w:szCs w:val="28"/>
-        </w:rPr>
-        <w:t>1. Сут</w:t>
-      </w:r>
-      <w:r>
-        <w:rPr>
-          <w:bCs/>
-          <w:sz w:val="28"/>
-          <w:szCs w:val="28"/>
-        </w:rPr>
-        <w:t>ь задачі</w:t>
-      </w:r>
-    </w:p>
-    <w:p>
-      <w:pPr>
-        <w:rPr>
-          <w:sz w:val="28"/>
-          <w:szCs w:val="28"/>
-        </w:rPr>
-      </w:pPr>
-      <w:r>
-        <w:rPr>
-          <w:sz w:val="28"/>
-          <w:szCs w:val="28"/>
-        </w:rPr>
-        <w:t>Програма повинна автоматизувати процес розрахунку заробітної плати працівника з урахуванням бонусів за вислугу років (стаж). Залежно від того, скільки років людина пропрацювала на підприємстві, їй призначається певний відсоток надбавки до базової ставки. Потрібно обчислити цей відсоток та фінальну суму грошей, яку працівник отримає на руки.</w:t>
-      </w:r>
-    </w:p>
-    <w:p>
-      <w:pPr>
-        <w:rPr>
-          <w:sz w:val="28"/>
-          <w:szCs w:val="28"/>
-          <w:lang w:val="ru-RU" w:eastAsia="ru-RU"/>
-        </w:rPr>
-      </w:pPr>
-      <w:r>
-        <w:rPr>
-          <w:bCs/>
-          <w:sz w:val="28"/>
-          <w:szCs w:val="28"/>
-          <w:lang w:val="ru-RU" w:eastAsia="ru-RU"/>
-        </w:rPr>
-        <w:t xml:space="preserve">2. </w:t>
+          <w:lang w:val="ru-RU" w:eastAsia="ru-RU"/>
+        </w:rPr>
+        <w:t xml:space="preserve"> з </w:t>
       </w:r>
       <w:proofErr w:type="spellStart"/>
       <w:r>
         <w:rPr>
-          <w:bCs/>
-          <w:sz w:val="28"/>
-          <w:szCs w:val="28"/>
-          <w:lang w:val="ru-RU" w:eastAsia="ru-RU"/>
-        </w:rPr>
-        <w:t>Аналіз</w:t>
+          <w:sz w:val="28"/>
+          <w:szCs w:val="28"/>
+          <w:lang w:val="ru-RU" w:eastAsia="ru-RU"/>
+        </w:rPr>
+        <w:t>описом</w:t>
       </w:r>
       <w:proofErr w:type="spellEnd"/>
       <w:r>
         <w:rPr>
-          <w:bCs/>
+          <w:sz w:val="28"/>
+          <w:szCs w:val="28"/>
+          <w:lang w:val="ru-RU" w:eastAsia="ru-RU"/>
+        </w:rPr>
+        <w:t xml:space="preserve"> у </w:t>
+      </w:r>
+      <w:proofErr w:type="spellStart"/>
+      <w:r>
+        <w:rPr>
+          <w:sz w:val="28"/>
+          <w:szCs w:val="28"/>
+          <w:lang w:val="ru-RU" w:eastAsia="ru-RU"/>
+        </w:rPr>
+        <w:t>завданні</w:t>
+      </w:r>
+      <w:proofErr w:type="spellEnd"/>
+      <w:r>
+        <w:rPr>
+          <w:sz w:val="28"/>
+          <w:szCs w:val="28"/>
+          <w:lang w:val="ru-RU" w:eastAsia="ru-RU"/>
+        </w:rPr>
+        <w:t xml:space="preserve">, шкала надбавок </w:t>
+      </w:r>
+      <w:proofErr w:type="spellStart"/>
+      <w:r>
+        <w:rPr>
+          <w:sz w:val="28"/>
+          <w:szCs w:val="28"/>
+          <w:lang w:val="ru-RU" w:eastAsia="ru-RU"/>
+        </w:rPr>
+        <w:t>залежно</w:t>
+      </w:r>
+      <w:proofErr w:type="spellEnd"/>
+      <w:r>
+        <w:rPr>
           <w:sz w:val="28"/>
           <w:szCs w:val="28"/>
           <w:lang w:val="ru-RU" w:eastAsia="ru-RU"/>
@@ -778,17 +889,33 @@
       <w:proofErr w:type="spellStart"/>
       <w:r>
         <w:rPr>
-          <w:bCs/>
-          <w:sz w:val="28"/>
-          <w:szCs w:val="28"/>
-          <w:lang w:val="ru-RU" w:eastAsia="ru-RU"/>
-        </w:rPr>
-        <w:t>предметної</w:t>
+          <w:sz w:val="28"/>
+          <w:szCs w:val="28"/>
+          <w:lang w:val="ru-RU" w:eastAsia="ru-RU"/>
+        </w:rPr>
+        <w:t>від</w:t>
       </w:r>
       <w:proofErr w:type="spellEnd"/>
       <w:r>
         <w:rPr>
-          <w:bCs/>
+          <w:sz w:val="28"/>
+          <w:szCs w:val="28"/>
+          <w:lang w:val="ru-RU" w:eastAsia="ru-RU"/>
+        </w:rPr>
+        <w:t xml:space="preserve"> стажу </w:t>
+      </w:r>
+      <w:proofErr w:type="spellStart"/>
+      <w:r>
+        <w:rPr>
+          <w:sz w:val="28"/>
+          <w:szCs w:val="28"/>
+          <w:lang w:val="ru-RU" w:eastAsia="ru-RU"/>
+        </w:rPr>
+        <w:t>має</w:t>
+      </w:r>
+      <w:proofErr w:type="spellEnd"/>
+      <w:r>
+        <w:rPr>
           <w:sz w:val="28"/>
           <w:szCs w:val="28"/>
           <w:lang w:val="ru-RU" w:eastAsia="ru-RU"/>
@@ -798,23 +925,210 @@
       <w:proofErr w:type="spellStart"/>
       <w:r>
         <w:rPr>
-          <w:bCs/>
-          <w:sz w:val="28"/>
-          <w:szCs w:val="28"/>
-          <w:lang w:val="ru-RU" w:eastAsia="ru-RU"/>
-        </w:rPr>
-        <w:t>області</w:t>
+          <w:sz w:val="28"/>
+          <w:szCs w:val="28"/>
+          <w:lang w:val="ru-RU" w:eastAsia="ru-RU"/>
+        </w:rPr>
+        <w:t>такий</w:t>
       </w:r>
       <w:proofErr w:type="spellEnd"/>
       <w:r>
         <w:rPr>
-          <w:bCs/>
           <w:sz w:val="28"/>
           <w:szCs w:val="28"/>
           <w:lang w:val="ru-RU" w:eastAsia="ru-RU"/>
         </w:rPr>
         <w:t xml:space="preserve"> </w:t>
       </w:r>
+      <w:proofErr w:type="spellStart"/>
+      <w:r>
+        <w:rPr>
+          <w:sz w:val="28"/>
+          <w:szCs w:val="28"/>
+          <w:lang w:val="ru-RU" w:eastAsia="ru-RU"/>
+        </w:rPr>
+        <w:t>вигляд</w:t>
+      </w:r>
+      <w:proofErr w:type="spellEnd"/>
+      <w:r>
+        <w:rPr>
+          <w:sz w:val="28"/>
+          <w:szCs w:val="28"/>
+          <w:lang w:val="ru-RU" w:eastAsia="ru-RU"/>
+        </w:rPr>
+        <w:t>:</w:t>
+      </w:r>
+    </w:p>
+    <w:p>
+      <w:pPr>
+        <w:rPr>
+          <w:iCs/>
+          <w:sz w:val="28"/>
+          <w:szCs w:val="28"/>
+          <w:lang w:val="ru-RU" w:eastAsia="ru-RU"/>
+        </w:rPr>
+      </w:pPr>
+      <w:r>
+        <w:rPr>
+          <w:sz w:val="28"/>
+          <w:szCs w:val="28"/>
+          <w:lang w:val="ru-RU" w:eastAsia="ru-RU"/>
+        </w:rPr>
+        <w:t xml:space="preserve">2.1 </w:t>
+      </w:r>
+      <w:proofErr w:type="spellStart"/>
+      <w:r>
+        <w:rPr>
+          <w:sz w:val="28"/>
+          <w:szCs w:val="28"/>
+          <w:lang w:val="ru-RU" w:eastAsia="ru-RU"/>
+        </w:rPr>
+        <w:t>Якщо</w:t>
+      </w:r>
+      <w:proofErr w:type="spellEnd"/>
+      <w:r>
+        <w:rPr>
+          <w:sz w:val="28"/>
+          <w:szCs w:val="28"/>
+          <w:lang w:val="ru-RU" w:eastAsia="ru-RU"/>
+        </w:rPr>
+        <w:t xml:space="preserve"> E </w:t>
+      </w:r>
+      <w:proofErr w:type="gramStart"/>
+      <w:r>
+        <w:rPr>
+          <w:sz w:val="28"/>
+          <w:szCs w:val="28"/>
+          <w:lang w:val="ru-RU" w:eastAsia="ru-RU"/>
+        </w:rPr>
+        <w:t>&lt; 2</w:t>
+      </w:r>
+      <w:proofErr w:type="gramEnd"/>
+      <w:r>
+        <w:rPr>
+          <w:sz w:val="28"/>
+          <w:szCs w:val="28"/>
+          <w:lang w:val="ru-RU" w:eastAsia="ru-RU"/>
+        </w:rPr>
+        <w:t xml:space="preserve"> роки: надбавка </w:t>
+      </w:r>
+      <w:proofErr w:type="spellStart"/>
+      <w:r>
+        <w:rPr>
+          <w:sz w:val="28"/>
+          <w:szCs w:val="28"/>
+          <w:lang w:val="ru-RU" w:eastAsia="ru-RU"/>
+        </w:rPr>
+        <w:t>відсутня</w:t>
+      </w:r>
+      <w:proofErr w:type="spellEnd"/>
+      <w:r>
+        <w:rPr>
+          <w:sz w:val="28"/>
+          <w:szCs w:val="28"/>
+          <w:lang w:val="ru-RU" w:eastAsia="ru-RU"/>
+        </w:rPr>
+        <w:t xml:space="preserve"> (0%). </w:t>
+      </w:r>
+    </w:p>
+    <w:p>
+      <w:pPr>
+        <w:rPr>
+          <w:sz w:val="28"/>
+          <w:szCs w:val="28"/>
+          <w:lang w:val="ru-RU" w:eastAsia="ru-RU"/>
+        </w:rPr>
+      </w:pPr>
+      <w:r>
+        <w:rPr>
+          <w:iCs/>
+          <w:sz w:val="28"/>
+          <w:szCs w:val="28"/>
+          <w:lang w:val="ru-RU" w:eastAsia="ru-RU"/>
+        </w:rPr>
+        <w:t xml:space="preserve">2.2 </w:t>
+      </w:r>
+      <w:proofErr w:type="spellStart"/>
+      <w:r>
+        <w:rPr>
+          <w:sz w:val="28"/>
+          <w:szCs w:val="28"/>
+          <w:lang w:val="ru-RU" w:eastAsia="ru-RU"/>
+        </w:rPr>
+        <w:t>Якщо</w:t>
+      </w:r>
+      <w:proofErr w:type="spellEnd"/>
+      <w:r>
+        <w:rPr>
+          <w:sz w:val="28"/>
+          <w:szCs w:val="28"/>
+          <w:lang w:val="ru-RU" w:eastAsia="ru-RU"/>
+        </w:rPr>
+        <w:t xml:space="preserve"> 2 </w:t>
+      </w:r>
+      <w:proofErr w:type="gramStart"/>
+      <w:r>
+        <w:rPr>
+          <w:sz w:val="28"/>
+          <w:szCs w:val="28"/>
+          <w:lang w:val="ru-RU" w:eastAsia="ru-RU"/>
+        </w:rPr>
+        <w:t>&lt;  E</w:t>
+      </w:r>
+      <w:proofErr w:type="gramEnd"/>
+      <w:r>
+        <w:rPr>
+          <w:sz w:val="28"/>
+          <w:szCs w:val="28"/>
+          <w:lang w:val="ru-RU" w:eastAsia="ru-RU"/>
+        </w:rPr>
+        <w:t xml:space="preserve"> &lt; 5 </w:t>
+      </w:r>
+      <w:proofErr w:type="spellStart"/>
+      <w:r>
+        <w:rPr>
+          <w:sz w:val="28"/>
+          <w:szCs w:val="28"/>
+          <w:lang w:val="ru-RU" w:eastAsia="ru-RU"/>
+        </w:rPr>
+        <w:t>років</w:t>
+      </w:r>
+      <w:proofErr w:type="spellEnd"/>
+      <w:r>
+        <w:rPr>
+          <w:sz w:val="28"/>
+          <w:szCs w:val="28"/>
+          <w:lang w:val="ru-RU" w:eastAsia="ru-RU"/>
+        </w:rPr>
+        <w:t>: надбавка 5%.</w:t>
+      </w:r>
+    </w:p>
+    <w:p>
+      <w:pPr>
+        <w:rPr>
+          <w:sz w:val="28"/>
+          <w:szCs w:val="28"/>
+          <w:lang w:val="ru-RU" w:eastAsia="ru-RU"/>
+        </w:rPr>
+      </w:pPr>
+      <w:r>
+        <w:rPr>
+          <w:sz w:val="28"/>
+          <w:szCs w:val="28"/>
+          <w:lang w:val="ru-RU" w:eastAsia="ru-RU"/>
+        </w:rPr>
+        <w:t xml:space="preserve">2.3 </w:t>
+      </w:r>
+      <w:proofErr w:type="spellStart"/>
+      <w:r>
+        <w:rPr>
+          <w:sz w:val="28"/>
+          <w:szCs w:val="28"/>
+          <w:lang w:val="ru-RU" w:eastAsia="ru-RU"/>
+        </w:rPr>
+        <w:t>Якщо</w:t>
+      </w:r>
+      <w:proofErr w:type="spellEnd"/>
       <w:r>
         <w:rPr>
           <w:sz w:val="28"/>
@@ -823,195 +1137,6 @@
         </w:rPr>
         <w:t xml:space="preserve"> </w:t>
       </w:r>
-    </w:p>
-    <w:p>
-      <w:pPr>
-        <w:rPr>
-          <w:sz w:val="28"/>
-          <w:szCs w:val="28"/>
-          <w:lang w:val="ru-RU" w:eastAsia="ru-RU"/>
-        </w:rPr>
-      </w:pPr>
-      <w:proofErr w:type="spellStart"/>
-      <w:r>
-        <w:rPr>
-          <w:sz w:val="28"/>
-          <w:szCs w:val="28"/>
-          <w:lang w:val="ru-RU" w:eastAsia="ru-RU"/>
-        </w:rPr>
-        <w:t>Згідно</w:t>
-      </w:r>
-      <w:proofErr w:type="spellEnd"/>
-      <w:r>
-        <w:rPr>
-          <w:sz w:val="28"/>
-          <w:szCs w:val="28"/>
-          <w:lang w:val="ru-RU" w:eastAsia="ru-RU"/>
-        </w:rPr>
-        <w:t xml:space="preserve"> з </w:t>
-      </w:r>
-      <w:proofErr w:type="spellStart"/>
-      <w:r>
-        <w:rPr>
-          <w:sz w:val="28"/>
-          <w:szCs w:val="28"/>
-          <w:lang w:val="ru-RU" w:eastAsia="ru-RU"/>
-        </w:rPr>
-        <w:t>описом</w:t>
-      </w:r>
-      <w:proofErr w:type="spellEnd"/>
-      <w:r>
-        <w:rPr>
-          <w:sz w:val="28"/>
-          <w:szCs w:val="28"/>
-          <w:lang w:val="ru-RU" w:eastAsia="ru-RU"/>
-        </w:rPr>
-        <w:t xml:space="preserve"> у </w:t>
-      </w:r>
-      <w:proofErr w:type="spellStart"/>
-      <w:r>
-        <w:rPr>
-          <w:sz w:val="28"/>
-          <w:szCs w:val="28"/>
-          <w:lang w:val="ru-RU" w:eastAsia="ru-RU"/>
-        </w:rPr>
-        <w:t>завданні</w:t>
-      </w:r>
-      <w:proofErr w:type="spellEnd"/>
-      <w:r>
-        <w:rPr>
-          <w:sz w:val="28"/>
-          <w:szCs w:val="28"/>
-          <w:lang w:val="ru-RU" w:eastAsia="ru-RU"/>
-        </w:rPr>
-        <w:t xml:space="preserve">, шкала надбавок </w:t>
-      </w:r>
-      <w:proofErr w:type="spellStart"/>
-      <w:r>
-        <w:rPr>
-          <w:sz w:val="28"/>
-          <w:szCs w:val="28"/>
-          <w:lang w:val="ru-RU" w:eastAsia="ru-RU"/>
-        </w:rPr>
-        <w:t>залежно</w:t>
-      </w:r>
-      <w:proofErr w:type="spellEnd"/>
-      <w:r>
-        <w:rPr>
-          <w:sz w:val="28"/>
-          <w:szCs w:val="28"/>
-          <w:lang w:val="ru-RU" w:eastAsia="ru-RU"/>
-        </w:rPr>
-        <w:t xml:space="preserve"> </w:t>
-      </w:r>
-      <w:proofErr w:type="spellStart"/>
-      <w:r>
-        <w:rPr>
-          <w:sz w:val="28"/>
-          <w:szCs w:val="28"/>
-          <w:lang w:val="ru-RU" w:eastAsia="ru-RU"/>
-        </w:rPr>
-        <w:t>від</w:t>
-      </w:r>
-      <w:proofErr w:type="spellEnd"/>
-      <w:r>
-        <w:rPr>
-          <w:sz w:val="28"/>
-          <w:szCs w:val="28"/>
-          <w:lang w:val="ru-RU" w:eastAsia="ru-RU"/>
-        </w:rPr>
-        <w:t xml:space="preserve"> стажу </w:t>
-      </w:r>
-      <w:proofErr w:type="spellStart"/>
-      <w:r>
-        <w:rPr>
-          <w:sz w:val="28"/>
-          <w:szCs w:val="28"/>
-          <w:lang w:val="ru-RU" w:eastAsia="ru-RU"/>
-        </w:rPr>
-        <w:t>має</w:t>
-      </w:r>
-      <w:proofErr w:type="spellEnd"/>
-      <w:r>
-        <w:rPr>
-          <w:sz w:val="28"/>
-          <w:szCs w:val="28"/>
-          <w:lang w:val="ru-RU" w:eastAsia="ru-RU"/>
-        </w:rPr>
-        <w:t xml:space="preserve"> </w:t>
-      </w:r>
-      <w:proofErr w:type="spellStart"/>
-      <w:r>
-        <w:rPr>
-          <w:sz w:val="28"/>
-          <w:szCs w:val="28"/>
-          <w:lang w:val="ru-RU" w:eastAsia="ru-RU"/>
-        </w:rPr>
-        <w:t>такий</w:t>
-      </w:r>
-      <w:proofErr w:type="spellEnd"/>
-      <w:r>
-        <w:rPr>
-          <w:sz w:val="28"/>
-          <w:szCs w:val="28"/>
-          <w:lang w:val="ru-RU" w:eastAsia="ru-RU"/>
-        </w:rPr>
-        <w:t xml:space="preserve"> </w:t>
-      </w:r>
-      <w:proofErr w:type="spellStart"/>
-      <w:r>
-        <w:rPr>
-          <w:sz w:val="28"/>
-          <w:szCs w:val="28"/>
-          <w:lang w:val="ru-RU" w:eastAsia="ru-RU"/>
-        </w:rPr>
-        <w:t>вигляд</w:t>
-      </w:r>
-      <w:proofErr w:type="spellEnd"/>
-      <w:r>
-        <w:rPr>
-          <w:sz w:val="28"/>
-          <w:szCs w:val="28"/>
-          <w:lang w:val="ru-RU" w:eastAsia="ru-RU"/>
-        </w:rPr>
-        <w:t>:</w:t>
-      </w:r>
-    </w:p>
-    <w:p>
-      <w:pPr>
-        <w:rPr>
-          <w:iCs/>
-          <w:sz w:val="28"/>
-          <w:szCs w:val="28"/>
-          <w:lang w:val="ru-RU" w:eastAsia="ru-RU"/>
-        </w:rPr>
-      </w:pPr>
-      <w:r>
-        <w:rPr>
-          <w:sz w:val="28"/>
-          <w:szCs w:val="28"/>
-          <w:lang w:val="ru-RU" w:eastAsia="ru-RU"/>
-        </w:rPr>
-        <w:t xml:space="preserve">2.1 </w:t>
-      </w:r>
-      <w:proofErr w:type="spellStart"/>
-      <w:r>
-        <w:rPr>
-          <w:sz w:val="28"/>
-          <w:szCs w:val="28"/>
-          <w:lang w:val="ru-RU" w:eastAsia="ru-RU"/>
-        </w:rPr>
-        <w:t>Якщо</w:t>
-      </w:r>
-      <w:proofErr w:type="spellEnd"/>
-      <w:r>
-        <w:rPr>
-          <w:sz w:val="28"/>
-          <w:szCs w:val="28"/>
-          <w:lang w:val="ru-RU" w:eastAsia="ru-RU"/>
-        </w:rPr>
-        <w:t xml:space="preserve"> E </w:t>
-      </w:r>
       <w:proofErr w:type="gramStart"/>
       <w:r>
         <w:rPr>
@@ -1019,7 +1144,7 @@
           <w:szCs w:val="28"/>
           <w:lang w:val="ru-RU" w:eastAsia="ru-RU"/>
         </w:rPr>
-        <w:t>&lt; 2</w:t>
+        <w:t>5  &lt;</w:t>
       </w:r>
       <w:proofErr w:type="gramEnd"/>
       <w:r>
@@ -1028,198 +1153,7 @@
           <w:szCs w:val="28"/>
           <w:lang w:val="ru-RU" w:eastAsia="ru-RU"/>
         </w:rPr>
-        <w:t xml:space="preserve"> роки: надбавка </w:t>
-      </w:r>
-      <w:proofErr w:type="spellStart"/>
-      <w:r>
-        <w:rPr>
-          <w:sz w:val="28"/>
-          <w:szCs w:val="28"/>
-          <w:lang w:val="ru-RU" w:eastAsia="ru-RU"/>
-        </w:rPr>
-        <w:t>відсутня</w:t>
-      </w:r>
-      <w:proofErr w:type="spellEnd"/>
-      <w:r>
-        <w:rPr>
-          <w:sz w:val="28"/>
-          <w:szCs w:val="28"/>
-          <w:lang w:val="ru-RU" w:eastAsia="ru-RU"/>
-        </w:rPr>
-        <w:t xml:space="preserve"> (0%). </w:t>
-      </w:r>
-    </w:p>
-    <w:p>
-      <w:pPr>
-        <w:rPr>
-          <w:sz w:val="28"/>
-          <w:szCs w:val="28"/>
-          <w:lang w:val="ru-RU" w:eastAsia="ru-RU"/>
-        </w:rPr>
-      </w:pPr>
-      <w:r>
-        <w:rPr>
-          <w:iCs/>
-          <w:sz w:val="28"/>
-          <w:szCs w:val="28"/>
-          <w:lang w:val="ru-RU" w:eastAsia="ru-RU"/>
-        </w:rPr>
-        <w:t xml:space="preserve">2.2 </w:t>
-      </w:r>
-      <w:proofErr w:type="spellStart"/>
-      <w:r>
-        <w:rPr>
-          <w:sz w:val="28"/>
-          <w:szCs w:val="28"/>
-          <w:lang w:val="ru-RU" w:eastAsia="ru-RU"/>
-        </w:rPr>
-        <w:t>Якщо</w:t>
-      </w:r>
-      <w:proofErr w:type="spellEnd"/>
-      <w:r>
-        <w:rPr>
-          <w:sz w:val="28"/>
-          <w:szCs w:val="28"/>
-          <w:lang w:val="ru-RU" w:eastAsia="ru-RU"/>
-        </w:rPr>
-        <w:t xml:space="preserve"> 2 </w:t>
-      </w:r>
-      <w:proofErr w:type="gramStart"/>
-      <w:r>
-        <w:rPr>
-          <w:sz w:val="28"/>
-          <w:szCs w:val="28"/>
-          <w:lang w:val="ru-RU" w:eastAsia="ru-RU"/>
-        </w:rPr>
-        <w:t xml:space="preserve">&lt; </w:t>
-      </w:r>
-      <w:r>
-        <w:rPr>
-          <w:sz w:val="28"/>
-          <w:szCs w:val="28"/>
-          <w:lang w:val="ru-RU" w:eastAsia="ru-RU"/>
-        </w:rPr>
-        <w:t xml:space="preserve"> E</w:t>
-      </w:r>
-      <w:proofErr w:type="gramEnd"/>
-      <w:r>
-        <w:rPr>
-          <w:sz w:val="28"/>
-          <w:szCs w:val="28"/>
-          <w:lang w:val="ru-RU" w:eastAsia="ru-RU"/>
-        </w:rPr>
-        <w:t xml:space="preserve"> &lt; 5 </w:t>
-      </w:r>
-      <w:proofErr w:type="spellStart"/>
-      <w:r>
-        <w:rPr>
-          <w:sz w:val="28"/>
-          <w:szCs w:val="28"/>
-          <w:lang w:val="ru-RU" w:eastAsia="ru-RU"/>
-        </w:rPr>
-        <w:t>років</w:t>
-      </w:r>
-      <w:proofErr w:type="spellEnd"/>
-      <w:r>
-        <w:rPr>
-          <w:sz w:val="28"/>
-          <w:szCs w:val="28"/>
-          <w:lang w:val="ru-RU" w:eastAsia="ru-RU"/>
-        </w:rPr>
-        <w:t>: надбавка 5%.</w:t>
-      </w:r>
-    </w:p>
-    <w:p>
-      <w:pPr>
-        <w:rPr>
-          <w:sz w:val="28"/>
-          <w:szCs w:val="28"/>
-          <w:lang w:val="ru-RU" w:eastAsia="ru-RU"/>
-        </w:rPr>
-      </w:pPr>
-      <w:r>
-        <w:rPr>
-          <w:sz w:val="28"/>
-          <w:szCs w:val="28"/>
-          <w:lang w:val="ru-RU" w:eastAsia="ru-RU"/>
-        </w:rPr>
-        <w:t xml:space="preserve">2.3 </w:t>
-      </w:r>
-      <w:proofErr w:type="spellStart"/>
-      <w:r>
-        <w:rPr>
-          <w:sz w:val="28"/>
-          <w:szCs w:val="28"/>
-          <w:lang w:val="ru-RU" w:eastAsia="ru-RU"/>
-        </w:rPr>
-        <w:t>Якщо</w:t>
-      </w:r>
-      <w:proofErr w:type="spellEnd"/>
-      <w:r>
-        <w:rPr>
-          <w:sz w:val="28"/>
-          <w:szCs w:val="28"/>
-          <w:lang w:val="ru-RU" w:eastAsia="ru-RU"/>
-        </w:rPr>
-        <w:t xml:space="preserve"> </w:t>
-      </w:r>
-      <w:proofErr w:type="gramStart"/>
-      <w:r>
-        <w:rPr>
-          <w:sz w:val="28"/>
-          <w:szCs w:val="28"/>
-          <w:lang w:val="ru-RU" w:eastAsia="ru-RU"/>
-        </w:rPr>
-        <w:t xml:space="preserve">5 </w:t>
-      </w:r>
-      <w:r>
-        <w:rPr>
-          <w:sz w:val="28"/>
-          <w:szCs w:val="28"/>
-          <w:lang w:val="ru-RU" w:eastAsia="ru-RU"/>
-        </w:rPr>
-        <w:t xml:space="preserve"> &lt;</w:t>
-      </w:r>
-      <w:proofErr w:type="gramEnd"/>
-      <w:r>
-        <w:rPr>
-          <w:sz w:val="28"/>
-          <w:szCs w:val="28"/>
-          <w:lang w:val="ru-RU" w:eastAsia="ru-RU"/>
-        </w:rPr>
-        <w:t xml:space="preserve"> </w:t>
-      </w:r>
-      <w:r>
-        <w:rPr>
-          <w:sz w:val="28"/>
-          <w:szCs w:val="28"/>
-          <w:lang w:val="ru-RU" w:eastAsia="ru-RU"/>
-        </w:rPr>
-        <w:t xml:space="preserve"> </w:t>
-      </w:r>
-      <w:r>
-        <w:rPr>
-          <w:sz w:val="28"/>
-          <w:szCs w:val="28"/>
-          <w:lang w:val="ru-RU" w:eastAsia="ru-RU"/>
-        </w:rPr>
-        <w:t xml:space="preserve">E </w:t>
-      </w:r>
-      <w:r>
-        <w:rPr>
-          <w:sz w:val="28"/>
-          <w:szCs w:val="28"/>
-          <w:lang w:val="ru-RU" w:eastAsia="ru-RU"/>
-        </w:rPr>
-        <w:t xml:space="preserve"> &lt; </w:t>
-      </w:r>
-      <w:r>
-        <w:rPr>
-          <w:sz w:val="28"/>
-          <w:szCs w:val="28"/>
-          <w:lang w:val="ru-RU" w:eastAsia="ru-RU"/>
-        </w:rPr>
-        <w:t xml:space="preserve">10 </w:t>
+        <w:t xml:space="preserve">  E  &lt; 10 </w:t>
       </w:r>
       <w:proofErr w:type="spellStart"/>
       <w:r>
@@ -1902,57 +1836,41 @@
           <w:szCs w:val="28"/>
           <w:lang w:val="ru-RU" w:eastAsia="ru-RU"/>
         </w:rPr>
-        <w:t>&lt;</w:t>
-      </w:r>
-      <w:r>
-        <w:rPr>
-          <w:sz w:val="28"/>
-          <w:szCs w:val="28"/>
-          <w:lang w:val="ru-RU" w:eastAsia="ru-RU"/>
+        <w:t xml:space="preserve">&lt; </w:t>
+      </w:r>
+      <w:proofErr w:type="spellStart"/>
+      <w:r>
+        <w:rPr>
+          <w:rStyle w:val="math-inline"/>
+          <w:sz w:val="28"/>
+          <w:szCs w:val="28"/>
+        </w:rPr>
+        <w:t>head</w:t>
+      </w:r>
+      <w:r>
+        <w:rPr>
+          <w:rStyle w:val="math-inline"/>
+          <w:sz w:val="28"/>
+          <w:szCs w:val="28"/>
+        </w:rPr>
+        <w:t>_size</w:t>
+      </w:r>
+      <w:proofErr w:type="spellEnd"/>
+      <w:r>
+        <w:rPr>
+          <w:rStyle w:val="math-inline"/>
+          <w:sz w:val="28"/>
+          <w:szCs w:val="28"/>
         </w:rPr>
         <w:t xml:space="preserve"> </w:t>
       </w:r>
-      <w:proofErr w:type="spellStart"/>
-      <w:r>
-        <w:rPr>
-          <w:rStyle w:val="math-inline"/>
-          <w:sz w:val="28"/>
-          <w:szCs w:val="28"/>
-        </w:rPr>
-        <w:t>head</w:t>
-      </w:r>
-      <w:r>
-        <w:rPr>
-          <w:rStyle w:val="math-inline"/>
-          <w:sz w:val="28"/>
-          <w:szCs w:val="28"/>
-        </w:rPr>
-        <w:t>_size</w:t>
-      </w:r>
-      <w:proofErr w:type="spellEnd"/>
-      <w:r>
-        <w:rPr>
-          <w:rStyle w:val="math-inline"/>
-          <w:sz w:val="28"/>
-          <w:szCs w:val="28"/>
-        </w:rPr>
-        <w:t xml:space="preserve"> </w:t>
-      </w:r>
-      <w:r>
-        <w:rPr>
-          <w:sz w:val="28"/>
-          <w:szCs w:val="28"/>
-          <w:lang w:val="ru-RU" w:eastAsia="ru-RU"/>
-        </w:rPr>
-        <w:t>&lt;</w:t>
-      </w:r>
-      <w:r>
-        <w:rPr>
-          <w:sz w:val="28"/>
-          <w:szCs w:val="28"/>
-          <w:lang w:val="ru-RU" w:eastAsia="ru-RU"/>
-        </w:rPr>
-        <w:t xml:space="preserve"> </w:t>
+      <w:r>
+        <w:rPr>
+          <w:sz w:val="28"/>
+          <w:szCs w:val="28"/>
+          <w:lang w:val="ru-RU" w:eastAsia="ru-RU"/>
+        </w:rPr>
+        <w:t xml:space="preserve">&lt; </w:t>
       </w:r>
       <w:r>
         <w:rPr>
@@ -2223,21 +2141,7 @@
           <w:sz w:val="28"/>
           <w:szCs w:val="28"/>
         </w:rPr>
-        <w:t xml:space="preserve"> — це 16-й біт з кінця.</w:t>
-      </w:r>
-      <w:r>
-        <w:rPr>
-          <w:sz w:val="28"/>
-          <w:szCs w:val="28"/>
-        </w:rPr>
-        <w:t xml:space="preserve"> </w:t>
-      </w:r>
-      <w:r>
-        <w:rPr>
-          <w:sz w:val="28"/>
-          <w:szCs w:val="28"/>
-        </w:rPr>
-        <w:t xml:space="preserve">Щоб перевірити </w:t>
+        <w:t xml:space="preserve"> — це 16-й біт з кінця. Щоб перевірити </w:t>
       </w:r>
       <w:r>
         <w:rPr>
@@ -2508,10 +2412,3071 @@
     <w:p>
       <w:pPr>
         <w:rPr>
-          <w:lang w:eastAsia="ru-RU"/>
-        </w:rPr>
-      </w:pPr>
-    </w:p>
+          <w:b/>
+          <w:sz w:val="28"/>
+          <w:szCs w:val="28"/>
+        </w:rPr>
+      </w:pPr>
+      <w:proofErr w:type="spellStart"/>
+      <w:r>
+        <w:rPr>
+          <w:b/>
+          <w:sz w:val="28"/>
+          <w:szCs w:val="28"/>
+        </w:rPr>
+        <w:t>Test</w:t>
+      </w:r>
+      <w:proofErr w:type="spellEnd"/>
+      <w:r>
+        <w:rPr>
+          <w:b/>
+          <w:sz w:val="28"/>
+          <w:szCs w:val="28"/>
+        </w:rPr>
+        <w:t xml:space="preserve"> </w:t>
+      </w:r>
+      <w:proofErr w:type="spellStart"/>
+      <w:r>
+        <w:rPr>
+          <w:b/>
+          <w:sz w:val="28"/>
+          <w:szCs w:val="28"/>
+        </w:rPr>
+        <w:t>Suite</w:t>
+      </w:r>
+      <w:proofErr w:type="spellEnd"/>
+      <w:r>
+        <w:rPr>
+          <w:b/>
+          <w:sz w:val="28"/>
+          <w:szCs w:val="28"/>
+        </w:rPr>
+        <w:t xml:space="preserve"> 9.1</w:t>
+      </w:r>
+    </w:p>
+    <w:p>
+      <w:pPr>
+        <w:rPr>
+          <w:sz w:val="28"/>
+          <w:szCs w:val="28"/>
+        </w:rPr>
+      </w:pPr>
+    </w:p>
+    <w:tbl>
+      <w:tblPr>
+        <w:tblStyle w:val="a4"/>
+        <w:tblW w:w="0" w:type="auto"/>
+        <w:tblLook w:val="04A0" w:firstRow="1" w:lastRow="0" w:firstColumn="1" w:lastColumn="0" w:noHBand="0" w:noVBand="1"/>
+      </w:tblPr>
+      <w:tblGrid>
+        <w:gridCol w:w="3608"/>
+        <w:gridCol w:w="3608"/>
+      </w:tblGrid>
+      <w:tr>
+        <w:trPr>
+          <w:trHeight w:val="433"/>
+        </w:trPr>
+        <w:tc>
+          <w:tcPr>
+            <w:tcW w:w="3608" w:type="dxa"/>
+          </w:tcPr>
+          <w:p>
+            <w:pPr>
+              <w:ind w:right="-214"/>
+              <w:rPr>
+                <w:sz w:val="28"/>
+                <w:szCs w:val="28"/>
+              </w:rPr>
+            </w:pPr>
+            <w:r>
+              <w:rPr>
+                <w:sz w:val="28"/>
+                <w:szCs w:val="28"/>
+              </w:rPr>
+              <w:t>Назва тестового набору</w:t>
+            </w:r>
+          </w:p>
+        </w:tc>
+        <w:tc>
+          <w:tcPr>
+            <w:tcW w:w="3608" w:type="dxa"/>
+          </w:tcPr>
+          <w:p>
+            <w:pPr>
+              <w:rPr>
+                <w:sz w:val="28"/>
+                <w:szCs w:val="28"/>
+                <w:lang w:val="en-US"/>
+              </w:rPr>
+            </w:pPr>
+            <w:r>
+              <w:rPr>
+                <w:sz w:val="28"/>
+                <w:szCs w:val="28"/>
+                <w:lang w:val="en-US"/>
+              </w:rPr>
+              <w:t>TS_lab9</w:t>
+            </w:r>
+          </w:p>
+        </w:tc>
+      </w:tr>
+      <w:tr>
+        <w:trPr>
+          <w:trHeight w:val="416"/>
+        </w:trPr>
+        <w:tc>
+          <w:tcPr>
+            <w:tcW w:w="3608" w:type="dxa"/>
+          </w:tcPr>
+          <w:p>
+            <w:pPr>
+              <w:ind w:right="-214"/>
+              <w:rPr>
+                <w:sz w:val="28"/>
+                <w:szCs w:val="28"/>
+              </w:rPr>
+            </w:pPr>
+            <w:r>
+              <w:rPr>
+                <w:sz w:val="28"/>
+                <w:szCs w:val="28"/>
+              </w:rPr>
+              <w:t xml:space="preserve">Назва </w:t>
+            </w:r>
+            <w:proofErr w:type="spellStart"/>
+            <w:r>
+              <w:rPr>
+                <w:sz w:val="28"/>
+                <w:szCs w:val="28"/>
+              </w:rPr>
+              <w:t>проекта</w:t>
+            </w:r>
+            <w:proofErr w:type="spellEnd"/>
+          </w:p>
+        </w:tc>
+        <w:tc>
+          <w:tcPr>
+            <w:tcW w:w="3608" w:type="dxa"/>
+          </w:tcPr>
+          <w:p>
+            <w:pPr>
+              <w:rPr>
+                <w:sz w:val="28"/>
+                <w:szCs w:val="28"/>
+                <w:lang w:val="en-US"/>
+              </w:rPr>
+            </w:pPr>
+            <w:r>
+              <w:rPr>
+                <w:sz w:val="28"/>
+                <w:szCs w:val="28"/>
+                <w:lang w:val="en-US"/>
+              </w:rPr>
+              <w:t>Primak-task_9_1</w:t>
+            </w:r>
+          </w:p>
+        </w:tc>
+      </w:tr>
+      <w:tr>
+        <w:trPr>
+          <w:trHeight w:val="433"/>
+        </w:trPr>
+        <w:tc>
+          <w:tcPr>
+            <w:tcW w:w="3608" w:type="dxa"/>
+          </w:tcPr>
+          <w:p>
+            <w:pPr>
+              <w:ind w:right="-214"/>
+              <w:rPr>
+                <w:sz w:val="28"/>
+                <w:szCs w:val="28"/>
+              </w:rPr>
+            </w:pPr>
+            <w:r>
+              <w:rPr>
+                <w:sz w:val="28"/>
+                <w:szCs w:val="28"/>
+              </w:rPr>
+              <w:t>Рівень тестування</w:t>
+            </w:r>
+          </w:p>
+        </w:tc>
+        <w:tc>
+          <w:tcPr>
+            <w:tcW w:w="3608" w:type="dxa"/>
+          </w:tcPr>
+          <w:p>
+            <w:pPr>
+              <w:rPr>
+                <w:sz w:val="28"/>
+                <w:szCs w:val="28"/>
+                <w:lang w:val="en-US"/>
+              </w:rPr>
+            </w:pPr>
+            <w:r>
+              <w:rPr>
+                <w:sz w:val="28"/>
+                <w:szCs w:val="28"/>
+              </w:rPr>
+              <w:t>системний</w:t>
+            </w:r>
+            <w:r>
+              <w:rPr>
+                <w:sz w:val="28"/>
+                <w:szCs w:val="28"/>
+                <w:lang w:val="en-US"/>
+              </w:rPr>
+              <w:t xml:space="preserve"> </w:t>
+            </w:r>
+          </w:p>
+        </w:tc>
+      </w:tr>
+      <w:tr>
+        <w:trPr>
+          <w:trHeight w:val="433"/>
+        </w:trPr>
+        <w:tc>
+          <w:tcPr>
+            <w:tcW w:w="3608" w:type="dxa"/>
+          </w:tcPr>
+          <w:p>
+            <w:pPr>
+              <w:ind w:right="-214"/>
+              <w:rPr>
+                <w:sz w:val="28"/>
+                <w:szCs w:val="28"/>
+              </w:rPr>
+            </w:pPr>
+            <w:r>
+              <w:rPr>
+                <w:sz w:val="28"/>
+                <w:szCs w:val="28"/>
+              </w:rPr>
+              <w:t>Автор тест-</w:t>
+            </w:r>
+            <w:proofErr w:type="spellStart"/>
+            <w:r>
+              <w:rPr>
+                <w:sz w:val="28"/>
+                <w:szCs w:val="28"/>
+              </w:rPr>
+              <w:t>сьюта</w:t>
+            </w:r>
+            <w:proofErr w:type="spellEnd"/>
+            <w:r>
+              <w:rPr>
+                <w:sz w:val="28"/>
+                <w:szCs w:val="28"/>
+              </w:rPr>
+              <w:t xml:space="preserve"> </w:t>
+            </w:r>
+          </w:p>
+        </w:tc>
+        <w:tc>
+          <w:tcPr>
+            <w:tcW w:w="3608" w:type="dxa"/>
+          </w:tcPr>
+          <w:p>
+            <w:pPr>
+              <w:rPr>
+                <w:sz w:val="28"/>
+                <w:szCs w:val="28"/>
+              </w:rPr>
+            </w:pPr>
+            <w:proofErr w:type="spellStart"/>
+            <w:r>
+              <w:rPr>
+                <w:sz w:val="28"/>
+                <w:szCs w:val="28"/>
+              </w:rPr>
+              <w:t>Прімак</w:t>
+            </w:r>
+            <w:proofErr w:type="spellEnd"/>
+            <w:r>
+              <w:rPr>
+                <w:sz w:val="28"/>
+                <w:szCs w:val="28"/>
+              </w:rPr>
+              <w:t xml:space="preserve"> Ярослав</w:t>
+            </w:r>
+          </w:p>
+        </w:tc>
+      </w:tr>
+      <w:tr>
+        <w:trPr>
+          <w:trHeight w:val="416"/>
+        </w:trPr>
+        <w:tc>
+          <w:tcPr>
+            <w:tcW w:w="3608" w:type="dxa"/>
+          </w:tcPr>
+          <w:p>
+            <w:pPr>
+              <w:ind w:right="-214"/>
+              <w:rPr>
+                <w:sz w:val="28"/>
+                <w:szCs w:val="28"/>
+              </w:rPr>
+            </w:pPr>
+            <w:r>
+              <w:rPr>
+                <w:sz w:val="28"/>
+                <w:szCs w:val="28"/>
+              </w:rPr>
+              <w:t xml:space="preserve">Виконавець </w:t>
+            </w:r>
+          </w:p>
+        </w:tc>
+        <w:tc>
+          <w:tcPr>
+            <w:tcW w:w="3608" w:type="dxa"/>
+          </w:tcPr>
+          <w:p>
+            <w:pPr>
+              <w:rPr>
+                <w:sz w:val="28"/>
+                <w:szCs w:val="28"/>
+                <w:lang w:val="en-US"/>
+              </w:rPr>
+            </w:pPr>
+            <w:proofErr w:type="spellStart"/>
+            <w:r>
+              <w:rPr>
+                <w:sz w:val="28"/>
+                <w:szCs w:val="28"/>
+              </w:rPr>
+              <w:t>Прімак</w:t>
+            </w:r>
+            <w:proofErr w:type="spellEnd"/>
+            <w:r>
+              <w:rPr>
+                <w:sz w:val="28"/>
+                <w:szCs w:val="28"/>
+              </w:rPr>
+              <w:t xml:space="preserve"> Ярослав</w:t>
+            </w:r>
+          </w:p>
+        </w:tc>
+      </w:tr>
+    </w:tbl>
+    <w:p>
+      <w:pPr>
+        <w:rPr>
+          <w:sz w:val="28"/>
+          <w:szCs w:val="28"/>
+        </w:rPr>
+      </w:pPr>
+    </w:p>
+    <w:tbl>
+      <w:tblPr>
+        <w:tblStyle w:val="a4"/>
+        <w:tblW w:w="0" w:type="auto"/>
+        <w:tblLook w:val="04A0" w:firstRow="1" w:lastRow="0" w:firstColumn="1" w:lastColumn="0" w:noHBand="0" w:noVBand="1"/>
+      </w:tblPr>
+      <w:tblGrid>
+        <w:gridCol w:w="2336"/>
+        <w:gridCol w:w="2336"/>
+        <w:gridCol w:w="2336"/>
+        <w:gridCol w:w="2337"/>
+      </w:tblGrid>
+      <w:tr>
+        <w:tc>
+          <w:tcPr>
+            <w:tcW w:w="2336" w:type="dxa"/>
+          </w:tcPr>
+          <w:p>
+            <w:pPr>
+              <w:jc w:val="center"/>
+              <w:rPr>
+                <w:sz w:val="28"/>
+                <w:szCs w:val="28"/>
+              </w:rPr>
+            </w:pPr>
+            <w:r>
+              <w:rPr>
+                <w:sz w:val="28"/>
+                <w:szCs w:val="28"/>
+              </w:rPr>
+              <w:t>Ід-р тест-кейса</w:t>
+            </w:r>
+          </w:p>
+        </w:tc>
+        <w:tc>
+          <w:tcPr>
+            <w:tcW w:w="2336" w:type="dxa"/>
+          </w:tcPr>
+          <w:p>
+            <w:pPr>
+              <w:jc w:val="center"/>
+              <w:rPr>
+                <w:sz w:val="28"/>
+                <w:szCs w:val="28"/>
+              </w:rPr>
+            </w:pPr>
+            <w:r>
+              <w:rPr>
+                <w:sz w:val="28"/>
+                <w:szCs w:val="28"/>
+              </w:rPr>
+              <w:t>Дії (кроки)</w:t>
+            </w:r>
+          </w:p>
+          <w:p>
+            <w:pPr>
+              <w:jc w:val="center"/>
+              <w:rPr>
+                <w:sz w:val="28"/>
+                <w:szCs w:val="28"/>
+              </w:rPr>
+            </w:pPr>
+          </w:p>
+        </w:tc>
+        <w:tc>
+          <w:tcPr>
+            <w:tcW w:w="2336" w:type="dxa"/>
+          </w:tcPr>
+          <w:p>
+            <w:pPr>
+              <w:jc w:val="center"/>
+              <w:rPr>
+                <w:sz w:val="28"/>
+                <w:szCs w:val="28"/>
+              </w:rPr>
+            </w:pPr>
+            <w:r>
+              <w:rPr>
+                <w:sz w:val="28"/>
+                <w:szCs w:val="28"/>
+              </w:rPr>
+              <w:t>Очікуваний</w:t>
+            </w:r>
+          </w:p>
+          <w:p>
+            <w:pPr>
+              <w:jc w:val="center"/>
+              <w:rPr>
+                <w:sz w:val="28"/>
+                <w:szCs w:val="28"/>
+              </w:rPr>
+            </w:pPr>
+            <w:r>
+              <w:rPr>
+                <w:sz w:val="28"/>
+                <w:szCs w:val="28"/>
+              </w:rPr>
+              <w:t>результат</w:t>
+            </w:r>
+          </w:p>
+        </w:tc>
+        <w:tc>
+          <w:tcPr>
+            <w:tcW w:w="2337" w:type="dxa"/>
+          </w:tcPr>
+          <w:p>
+            <w:pPr>
+              <w:jc w:val="center"/>
+              <w:rPr>
+                <w:sz w:val="28"/>
+                <w:szCs w:val="28"/>
+              </w:rPr>
+            </w:pPr>
+            <w:r>
+              <w:rPr>
+                <w:sz w:val="28"/>
+                <w:szCs w:val="28"/>
+              </w:rPr>
+              <w:t>Результат тестування</w:t>
+            </w:r>
+          </w:p>
+        </w:tc>
+      </w:tr>
+      <w:tr>
+        <w:tc>
+          <w:tcPr>
+            <w:tcW w:w="2336" w:type="dxa"/>
+          </w:tcPr>
+          <w:p>
+            <w:pPr>
+              <w:jc w:val="center"/>
+              <w:rPr>
+                <w:sz w:val="28"/>
+                <w:szCs w:val="28"/>
+                <w:lang w:val="en-US"/>
+              </w:rPr>
+            </w:pPr>
+            <w:r>
+              <w:rPr>
+                <w:sz w:val="28"/>
+                <w:szCs w:val="28"/>
+              </w:rPr>
+              <w:t>ТС_1</w:t>
+            </w:r>
+          </w:p>
+        </w:tc>
+        <w:tc>
+          <w:tcPr>
+            <w:tcW w:w="2336" w:type="dxa"/>
+          </w:tcPr>
+          <w:p>
+            <w:pPr>
+              <w:jc w:val="center"/>
+              <w:rPr>
+                <w:sz w:val="28"/>
+                <w:szCs w:val="28"/>
+              </w:rPr>
+            </w:pPr>
+            <w:proofErr w:type="spellStart"/>
+            <w:r>
+              <w:rPr>
+                <w:sz w:val="28"/>
+                <w:szCs w:val="28"/>
+              </w:rPr>
+              <w:t>Заробіта</w:t>
+            </w:r>
+            <w:proofErr w:type="spellEnd"/>
+            <w:r>
+              <w:rPr>
+                <w:sz w:val="28"/>
+                <w:szCs w:val="28"/>
+              </w:rPr>
+              <w:t xml:space="preserve"> плата 10000 грн. Стаж 0 р.</w:t>
+            </w:r>
+          </w:p>
+        </w:tc>
+        <w:tc>
+          <w:tcPr>
+            <w:tcW w:w="2336" w:type="dxa"/>
+          </w:tcPr>
+          <w:p>
+            <w:pPr>
+              <w:jc w:val="center"/>
+              <w:rPr>
+                <w:sz w:val="28"/>
+                <w:szCs w:val="28"/>
+              </w:rPr>
+            </w:pPr>
+            <w:r>
+              <w:rPr>
+                <w:sz w:val="28"/>
+                <w:szCs w:val="28"/>
+              </w:rPr>
+              <w:t>0%</w:t>
+            </w:r>
+          </w:p>
+        </w:tc>
+        <w:tc>
+          <w:tcPr>
+            <w:tcW w:w="2337" w:type="dxa"/>
+          </w:tcPr>
+          <w:p>
+            <w:pPr>
+              <w:jc w:val="center"/>
+              <w:rPr>
+                <w:sz w:val="28"/>
+                <w:szCs w:val="28"/>
+              </w:rPr>
+            </w:pPr>
+            <w:r>
+              <w:rPr>
+                <w:sz w:val="28"/>
+                <w:szCs w:val="28"/>
+                <w:lang w:val="en-US"/>
+              </w:rPr>
+              <w:t>passed</w:t>
+            </w:r>
+          </w:p>
+        </w:tc>
+      </w:tr>
+      <w:tr>
+        <w:tc>
+          <w:tcPr>
+            <w:tcW w:w="2336" w:type="dxa"/>
+          </w:tcPr>
+          <w:p>
+            <w:pPr>
+              <w:jc w:val="center"/>
+              <w:rPr>
+                <w:sz w:val="28"/>
+                <w:szCs w:val="28"/>
+              </w:rPr>
+            </w:pPr>
+            <w:r>
+              <w:rPr>
+                <w:sz w:val="28"/>
+                <w:szCs w:val="28"/>
+              </w:rPr>
+              <w:t>ТС_2</w:t>
+            </w:r>
+          </w:p>
+        </w:tc>
+        <w:tc>
+          <w:tcPr>
+            <w:tcW w:w="2336" w:type="dxa"/>
+          </w:tcPr>
+          <w:p>
+            <w:pPr>
+              <w:jc w:val="center"/>
+              <w:rPr>
+                <w:sz w:val="28"/>
+                <w:szCs w:val="28"/>
+              </w:rPr>
+            </w:pPr>
+            <w:proofErr w:type="spellStart"/>
+            <w:r>
+              <w:rPr>
+                <w:sz w:val="28"/>
+                <w:szCs w:val="28"/>
+              </w:rPr>
+              <w:t>Заробіта</w:t>
+            </w:r>
+            <w:proofErr w:type="spellEnd"/>
+            <w:r>
+              <w:rPr>
+                <w:sz w:val="28"/>
+                <w:szCs w:val="28"/>
+              </w:rPr>
+              <w:t xml:space="preserve"> плата 10000 грн. Стаж 2 р.</w:t>
+            </w:r>
+          </w:p>
+        </w:tc>
+        <w:tc>
+          <w:tcPr>
+            <w:tcW w:w="2336" w:type="dxa"/>
+          </w:tcPr>
+          <w:p>
+            <w:pPr>
+              <w:jc w:val="center"/>
+              <w:rPr>
+                <w:sz w:val="28"/>
+                <w:szCs w:val="28"/>
+              </w:rPr>
+            </w:pPr>
+            <w:r>
+              <w:rPr>
+                <w:sz w:val="28"/>
+                <w:szCs w:val="28"/>
+              </w:rPr>
+              <w:t>5%</w:t>
+            </w:r>
+          </w:p>
+        </w:tc>
+        <w:tc>
+          <w:tcPr>
+            <w:tcW w:w="2337" w:type="dxa"/>
+          </w:tcPr>
+          <w:p>
+            <w:pPr>
+              <w:jc w:val="center"/>
+              <w:rPr>
+                <w:sz w:val="28"/>
+                <w:szCs w:val="28"/>
+              </w:rPr>
+            </w:pPr>
+            <w:r>
+              <w:rPr>
+                <w:sz w:val="28"/>
+                <w:szCs w:val="28"/>
+                <w:lang w:val="en-US"/>
+              </w:rPr>
+              <w:t>passed</w:t>
+            </w:r>
+          </w:p>
+        </w:tc>
+      </w:tr>
+      <w:tr>
+        <w:tc>
+          <w:tcPr>
+            <w:tcW w:w="2336" w:type="dxa"/>
+          </w:tcPr>
+          <w:p>
+            <w:pPr>
+              <w:jc w:val="center"/>
+              <w:rPr>
+                <w:sz w:val="28"/>
+                <w:szCs w:val="28"/>
+              </w:rPr>
+            </w:pPr>
+            <w:r>
+              <w:rPr>
+                <w:sz w:val="28"/>
+                <w:szCs w:val="28"/>
+              </w:rPr>
+              <w:t>ТС_3</w:t>
+            </w:r>
+          </w:p>
+        </w:tc>
+        <w:tc>
+          <w:tcPr>
+            <w:tcW w:w="2336" w:type="dxa"/>
+          </w:tcPr>
+          <w:p>
+            <w:pPr>
+              <w:jc w:val="center"/>
+              <w:rPr>
+                <w:sz w:val="28"/>
+                <w:szCs w:val="28"/>
+              </w:rPr>
+            </w:pPr>
+            <w:proofErr w:type="spellStart"/>
+            <w:r>
+              <w:rPr>
+                <w:sz w:val="28"/>
+                <w:szCs w:val="28"/>
+              </w:rPr>
+              <w:t>Заробіта</w:t>
+            </w:r>
+            <w:proofErr w:type="spellEnd"/>
+            <w:r>
+              <w:rPr>
+                <w:sz w:val="28"/>
+                <w:szCs w:val="28"/>
+              </w:rPr>
+              <w:t xml:space="preserve"> плата 10000 грн. Стаж 5 р.</w:t>
+            </w:r>
+          </w:p>
+        </w:tc>
+        <w:tc>
+          <w:tcPr>
+            <w:tcW w:w="2336" w:type="dxa"/>
+          </w:tcPr>
+          <w:p>
+            <w:pPr>
+              <w:jc w:val="center"/>
+              <w:rPr>
+                <w:sz w:val="28"/>
+                <w:szCs w:val="28"/>
+              </w:rPr>
+            </w:pPr>
+            <w:r>
+              <w:rPr>
+                <w:sz w:val="28"/>
+                <w:szCs w:val="28"/>
+              </w:rPr>
+              <w:t>10%</w:t>
+            </w:r>
+          </w:p>
+        </w:tc>
+        <w:tc>
+          <w:tcPr>
+            <w:tcW w:w="2337" w:type="dxa"/>
+          </w:tcPr>
+          <w:p>
+            <w:pPr>
+              <w:jc w:val="center"/>
+              <w:rPr>
+                <w:sz w:val="28"/>
+                <w:szCs w:val="28"/>
+              </w:rPr>
+            </w:pPr>
+            <w:r>
+              <w:rPr>
+                <w:sz w:val="28"/>
+                <w:szCs w:val="28"/>
+                <w:lang w:val="en-US"/>
+              </w:rPr>
+              <w:t>passed</w:t>
+            </w:r>
+          </w:p>
+        </w:tc>
+      </w:tr>
+      <w:tr>
+        <w:tc>
+          <w:tcPr>
+            <w:tcW w:w="2336" w:type="dxa"/>
+          </w:tcPr>
+          <w:p>
+            <w:pPr>
+              <w:jc w:val="center"/>
+              <w:rPr>
+                <w:sz w:val="28"/>
+                <w:szCs w:val="28"/>
+              </w:rPr>
+            </w:pPr>
+            <w:r>
+              <w:rPr>
+                <w:sz w:val="28"/>
+                <w:szCs w:val="28"/>
+              </w:rPr>
+              <w:t>ТС_4</w:t>
+            </w:r>
+          </w:p>
+        </w:tc>
+        <w:tc>
+          <w:tcPr>
+            <w:tcW w:w="2336" w:type="dxa"/>
+          </w:tcPr>
+          <w:p>
+            <w:pPr>
+              <w:jc w:val="center"/>
+              <w:rPr>
+                <w:sz w:val="28"/>
+                <w:szCs w:val="28"/>
+              </w:rPr>
+            </w:pPr>
+            <w:proofErr w:type="spellStart"/>
+            <w:r>
+              <w:rPr>
+                <w:sz w:val="28"/>
+                <w:szCs w:val="28"/>
+              </w:rPr>
+              <w:t>Заробіта</w:t>
+            </w:r>
+            <w:proofErr w:type="spellEnd"/>
+            <w:r>
+              <w:rPr>
+                <w:sz w:val="28"/>
+                <w:szCs w:val="28"/>
+              </w:rPr>
+              <w:t xml:space="preserve"> плата 10000 грн. Стаж 10 р.</w:t>
+            </w:r>
+          </w:p>
+        </w:tc>
+        <w:tc>
+          <w:tcPr>
+            <w:tcW w:w="2336" w:type="dxa"/>
+          </w:tcPr>
+          <w:p>
+            <w:pPr>
+              <w:jc w:val="center"/>
+              <w:rPr>
+                <w:sz w:val="28"/>
+                <w:szCs w:val="28"/>
+              </w:rPr>
+            </w:pPr>
+            <w:r>
+              <w:rPr>
+                <w:sz w:val="28"/>
+                <w:szCs w:val="28"/>
+              </w:rPr>
+              <w:t>10%</w:t>
+            </w:r>
+          </w:p>
+        </w:tc>
+        <w:tc>
+          <w:tcPr>
+            <w:tcW w:w="2337" w:type="dxa"/>
+          </w:tcPr>
+          <w:p>
+            <w:pPr>
+              <w:jc w:val="center"/>
+              <w:rPr>
+                <w:sz w:val="28"/>
+                <w:szCs w:val="28"/>
+              </w:rPr>
+            </w:pPr>
+            <w:r>
+              <w:rPr>
+                <w:sz w:val="28"/>
+                <w:szCs w:val="28"/>
+                <w:lang w:val="en-US"/>
+              </w:rPr>
+              <w:t>passed</w:t>
+            </w:r>
+          </w:p>
+        </w:tc>
+      </w:tr>
+      <w:tr>
+        <w:tc>
+          <w:tcPr>
+            <w:tcW w:w="2336" w:type="dxa"/>
+          </w:tcPr>
+          <w:p>
+            <w:pPr>
+              <w:jc w:val="center"/>
+              <w:rPr>
+                <w:sz w:val="28"/>
+                <w:szCs w:val="28"/>
+              </w:rPr>
+            </w:pPr>
+            <w:r>
+              <w:rPr>
+                <w:sz w:val="28"/>
+                <w:szCs w:val="28"/>
+              </w:rPr>
+              <w:t>ТС_5</w:t>
+            </w:r>
+          </w:p>
+        </w:tc>
+        <w:tc>
+          <w:tcPr>
+            <w:tcW w:w="2336" w:type="dxa"/>
+          </w:tcPr>
+          <w:p>
+            <w:pPr>
+              <w:jc w:val="center"/>
+              <w:rPr>
+                <w:sz w:val="28"/>
+                <w:szCs w:val="28"/>
+              </w:rPr>
+            </w:pPr>
+            <w:proofErr w:type="spellStart"/>
+            <w:r>
+              <w:rPr>
+                <w:sz w:val="28"/>
+                <w:szCs w:val="28"/>
+              </w:rPr>
+              <w:t>Заробіта</w:t>
+            </w:r>
+            <w:proofErr w:type="spellEnd"/>
+            <w:r>
+              <w:rPr>
+                <w:sz w:val="28"/>
+                <w:szCs w:val="28"/>
+              </w:rPr>
+              <w:t xml:space="preserve"> плата 10000 грн. Стаж 25 р.</w:t>
+            </w:r>
+          </w:p>
+        </w:tc>
+        <w:tc>
+          <w:tcPr>
+            <w:tcW w:w="2336" w:type="dxa"/>
+          </w:tcPr>
+          <w:p>
+            <w:pPr>
+              <w:jc w:val="center"/>
+              <w:rPr>
+                <w:sz w:val="28"/>
+                <w:szCs w:val="28"/>
+              </w:rPr>
+            </w:pPr>
+            <w:r>
+              <w:rPr>
+                <w:sz w:val="28"/>
+                <w:szCs w:val="28"/>
+              </w:rPr>
+              <w:t>25%</w:t>
+            </w:r>
+          </w:p>
+        </w:tc>
+        <w:tc>
+          <w:tcPr>
+            <w:tcW w:w="2337" w:type="dxa"/>
+          </w:tcPr>
+          <w:p>
+            <w:pPr>
+              <w:jc w:val="center"/>
+              <w:rPr>
+                <w:sz w:val="28"/>
+                <w:szCs w:val="28"/>
+              </w:rPr>
+            </w:pPr>
+            <w:r>
+              <w:rPr>
+                <w:sz w:val="28"/>
+                <w:szCs w:val="28"/>
+                <w:lang w:val="en-US"/>
+              </w:rPr>
+              <w:t>passed</w:t>
+            </w:r>
+          </w:p>
+        </w:tc>
+      </w:tr>
+    </w:tbl>
+    <w:p>
+      <w:pPr>
+        <w:rPr>
+          <w:sz w:val="28"/>
+          <w:szCs w:val="28"/>
+        </w:rPr>
+      </w:pPr>
+    </w:p>
+    <w:p>
+      <w:pPr>
+        <w:rPr>
+          <w:b/>
+          <w:sz w:val="28"/>
+          <w:szCs w:val="28"/>
+        </w:rPr>
+      </w:pPr>
+      <w:proofErr w:type="spellStart"/>
+      <w:r>
+        <w:rPr>
+          <w:b/>
+          <w:sz w:val="28"/>
+          <w:szCs w:val="28"/>
+        </w:rPr>
+        <w:t>Test</w:t>
+      </w:r>
+      <w:proofErr w:type="spellEnd"/>
+      <w:r>
+        <w:rPr>
+          <w:b/>
+          <w:sz w:val="28"/>
+          <w:szCs w:val="28"/>
+        </w:rPr>
+        <w:t xml:space="preserve"> </w:t>
+      </w:r>
+      <w:proofErr w:type="spellStart"/>
+      <w:r>
+        <w:rPr>
+          <w:b/>
+          <w:sz w:val="28"/>
+          <w:szCs w:val="28"/>
+        </w:rPr>
+        <w:t>Suite</w:t>
+      </w:r>
+      <w:proofErr w:type="spellEnd"/>
+      <w:r>
+        <w:rPr>
+          <w:b/>
+          <w:sz w:val="28"/>
+          <w:szCs w:val="28"/>
+        </w:rPr>
+        <w:t xml:space="preserve"> 9.2</w:t>
+      </w:r>
+    </w:p>
+    <w:p>
+      <w:pPr>
+        <w:rPr>
+          <w:sz w:val="28"/>
+          <w:szCs w:val="28"/>
+        </w:rPr>
+      </w:pPr>
+    </w:p>
+    <w:tbl>
+      <w:tblPr>
+        <w:tblStyle w:val="a4"/>
+        <w:tblW w:w="0" w:type="auto"/>
+        <w:tblLook w:val="04A0" w:firstRow="1" w:lastRow="0" w:firstColumn="1" w:lastColumn="0" w:noHBand="0" w:noVBand="1"/>
+      </w:tblPr>
+      <w:tblGrid>
+        <w:gridCol w:w="3608"/>
+        <w:gridCol w:w="3608"/>
+      </w:tblGrid>
+      <w:tr>
+        <w:trPr>
+          <w:trHeight w:val="433"/>
+        </w:trPr>
+        <w:tc>
+          <w:tcPr>
+            <w:tcW w:w="3608" w:type="dxa"/>
+          </w:tcPr>
+          <w:p>
+            <w:pPr>
+              <w:ind w:right="-214"/>
+              <w:rPr>
+                <w:sz w:val="28"/>
+                <w:szCs w:val="28"/>
+              </w:rPr>
+            </w:pPr>
+            <w:r>
+              <w:rPr>
+                <w:sz w:val="28"/>
+                <w:szCs w:val="28"/>
+              </w:rPr>
+              <w:t>Назва тестового набору</w:t>
+            </w:r>
+          </w:p>
+        </w:tc>
+        <w:tc>
+          <w:tcPr>
+            <w:tcW w:w="3608" w:type="dxa"/>
+          </w:tcPr>
+          <w:p>
+            <w:pPr>
+              <w:rPr>
+                <w:sz w:val="28"/>
+                <w:szCs w:val="28"/>
+                <w:lang w:val="en-US"/>
+              </w:rPr>
+            </w:pPr>
+            <w:r>
+              <w:rPr>
+                <w:sz w:val="28"/>
+                <w:szCs w:val="28"/>
+                <w:lang w:val="en-US"/>
+              </w:rPr>
+              <w:t>TS_lab9</w:t>
+            </w:r>
+          </w:p>
+        </w:tc>
+      </w:tr>
+      <w:tr>
+        <w:trPr>
+          <w:trHeight w:val="416"/>
+        </w:trPr>
+        <w:tc>
+          <w:tcPr>
+            <w:tcW w:w="3608" w:type="dxa"/>
+          </w:tcPr>
+          <w:p>
+            <w:pPr>
+              <w:ind w:right="-214"/>
+              <w:rPr>
+                <w:sz w:val="28"/>
+                <w:szCs w:val="28"/>
+              </w:rPr>
+            </w:pPr>
+            <w:r>
+              <w:rPr>
+                <w:sz w:val="28"/>
+                <w:szCs w:val="28"/>
+              </w:rPr>
+              <w:t xml:space="preserve">Назва </w:t>
+            </w:r>
+            <w:proofErr w:type="spellStart"/>
+            <w:r>
+              <w:rPr>
+                <w:sz w:val="28"/>
+                <w:szCs w:val="28"/>
+              </w:rPr>
+              <w:t>проекта</w:t>
+            </w:r>
+            <w:proofErr w:type="spellEnd"/>
+          </w:p>
+        </w:tc>
+        <w:tc>
+          <w:tcPr>
+            <w:tcW w:w="3608" w:type="dxa"/>
+          </w:tcPr>
+          <w:p>
+            <w:pPr>
+              <w:rPr>
+                <w:sz w:val="28"/>
+                <w:szCs w:val="28"/>
+                <w:lang w:val="en-US"/>
+              </w:rPr>
+            </w:pPr>
+            <w:r>
+              <w:rPr>
+                <w:sz w:val="28"/>
+                <w:szCs w:val="28"/>
+                <w:lang w:val="en-US"/>
+              </w:rPr>
+              <w:t>Primak-task_9_2</w:t>
+            </w:r>
+          </w:p>
+        </w:tc>
+      </w:tr>
+      <w:tr>
+        <w:trPr>
+          <w:trHeight w:val="433"/>
+        </w:trPr>
+        <w:tc>
+          <w:tcPr>
+            <w:tcW w:w="3608" w:type="dxa"/>
+          </w:tcPr>
+          <w:p>
+            <w:pPr>
+              <w:ind w:right="-214"/>
+              <w:rPr>
+                <w:sz w:val="28"/>
+                <w:szCs w:val="28"/>
+              </w:rPr>
+            </w:pPr>
+            <w:r>
+              <w:rPr>
+                <w:sz w:val="28"/>
+                <w:szCs w:val="28"/>
+              </w:rPr>
+              <w:t>Рівень тестування</w:t>
+            </w:r>
+          </w:p>
+        </w:tc>
+        <w:tc>
+          <w:tcPr>
+            <w:tcW w:w="3608" w:type="dxa"/>
+          </w:tcPr>
+          <w:p>
+            <w:pPr>
+              <w:rPr>
+                <w:sz w:val="28"/>
+                <w:szCs w:val="28"/>
+                <w:lang w:val="en-US"/>
+              </w:rPr>
+            </w:pPr>
+            <w:r>
+              <w:rPr>
+                <w:sz w:val="28"/>
+                <w:szCs w:val="28"/>
+              </w:rPr>
+              <w:t>системний</w:t>
+            </w:r>
+            <w:r>
+              <w:rPr>
+                <w:sz w:val="28"/>
+                <w:szCs w:val="28"/>
+                <w:lang w:val="en-US"/>
+              </w:rPr>
+              <w:t xml:space="preserve"> </w:t>
+            </w:r>
+          </w:p>
+        </w:tc>
+      </w:tr>
+      <w:tr>
+        <w:trPr>
+          <w:trHeight w:val="433"/>
+        </w:trPr>
+        <w:tc>
+          <w:tcPr>
+            <w:tcW w:w="3608" w:type="dxa"/>
+          </w:tcPr>
+          <w:p>
+            <w:pPr>
+              <w:ind w:right="-214"/>
+              <w:rPr>
+                <w:sz w:val="28"/>
+                <w:szCs w:val="28"/>
+              </w:rPr>
+            </w:pPr>
+            <w:r>
+              <w:rPr>
+                <w:sz w:val="28"/>
+                <w:szCs w:val="28"/>
+              </w:rPr>
+              <w:t>Автор тест-</w:t>
+            </w:r>
+            <w:proofErr w:type="spellStart"/>
+            <w:r>
+              <w:rPr>
+                <w:sz w:val="28"/>
+                <w:szCs w:val="28"/>
+              </w:rPr>
+              <w:t>сьюта</w:t>
+            </w:r>
+            <w:proofErr w:type="spellEnd"/>
+            <w:r>
+              <w:rPr>
+                <w:sz w:val="28"/>
+                <w:szCs w:val="28"/>
+              </w:rPr>
+              <w:t xml:space="preserve"> </w:t>
+            </w:r>
+          </w:p>
+        </w:tc>
+        <w:tc>
+          <w:tcPr>
+            <w:tcW w:w="3608" w:type="dxa"/>
+          </w:tcPr>
+          <w:p>
+            <w:pPr>
+              <w:rPr>
+                <w:sz w:val="28"/>
+                <w:szCs w:val="28"/>
+              </w:rPr>
+            </w:pPr>
+            <w:proofErr w:type="spellStart"/>
+            <w:r>
+              <w:rPr>
+                <w:sz w:val="28"/>
+                <w:szCs w:val="28"/>
+              </w:rPr>
+              <w:t>Прімак</w:t>
+            </w:r>
+            <w:proofErr w:type="spellEnd"/>
+            <w:r>
+              <w:rPr>
+                <w:sz w:val="28"/>
+                <w:szCs w:val="28"/>
+              </w:rPr>
+              <w:t xml:space="preserve"> Ярослав</w:t>
+            </w:r>
+          </w:p>
+        </w:tc>
+      </w:tr>
+      <w:tr>
+        <w:trPr>
+          <w:trHeight w:val="416"/>
+        </w:trPr>
+        <w:tc>
+          <w:tcPr>
+            <w:tcW w:w="3608" w:type="dxa"/>
+          </w:tcPr>
+          <w:p>
+            <w:pPr>
+              <w:ind w:right="-214"/>
+              <w:rPr>
+                <w:sz w:val="28"/>
+                <w:szCs w:val="28"/>
+              </w:rPr>
+            </w:pPr>
+            <w:r>
+              <w:rPr>
+                <w:sz w:val="28"/>
+                <w:szCs w:val="28"/>
+              </w:rPr>
+              <w:t xml:space="preserve">Виконавець </w:t>
+            </w:r>
+          </w:p>
+        </w:tc>
+        <w:tc>
+          <w:tcPr>
+            <w:tcW w:w="3608" w:type="dxa"/>
+          </w:tcPr>
+          <w:p>
+            <w:pPr>
+              <w:rPr>
+                <w:sz w:val="28"/>
+                <w:szCs w:val="28"/>
+                <w:lang w:val="en-US"/>
+              </w:rPr>
+            </w:pPr>
+            <w:proofErr w:type="spellStart"/>
+            <w:r>
+              <w:rPr>
+                <w:sz w:val="28"/>
+                <w:szCs w:val="28"/>
+              </w:rPr>
+              <w:t>Прімак</w:t>
+            </w:r>
+            <w:proofErr w:type="spellEnd"/>
+            <w:r>
+              <w:rPr>
+                <w:sz w:val="28"/>
+                <w:szCs w:val="28"/>
+              </w:rPr>
+              <w:t xml:space="preserve"> Ярослав</w:t>
+            </w:r>
+          </w:p>
+        </w:tc>
+      </w:tr>
+    </w:tbl>
+    <w:p>
+      <w:pPr>
+        <w:rPr>
+          <w:sz w:val="28"/>
+          <w:szCs w:val="28"/>
+        </w:rPr>
+      </w:pPr>
+    </w:p>
+    <w:tbl>
+      <w:tblPr>
+        <w:tblStyle w:val="a4"/>
+        <w:tblW w:w="0" w:type="auto"/>
+        <w:tblLook w:val="04A0" w:firstRow="1" w:lastRow="0" w:firstColumn="1" w:lastColumn="0" w:noHBand="0" w:noVBand="1"/>
+      </w:tblPr>
+      <w:tblGrid>
+        <w:gridCol w:w="2336"/>
+        <w:gridCol w:w="2336"/>
+        <w:gridCol w:w="2336"/>
+        <w:gridCol w:w="2337"/>
+      </w:tblGrid>
+      <w:tr>
+        <w:tc>
+          <w:tcPr>
+            <w:tcW w:w="2336" w:type="dxa"/>
+          </w:tcPr>
+          <w:p>
+            <w:pPr>
+              <w:jc w:val="center"/>
+              <w:rPr>
+                <w:sz w:val="28"/>
+                <w:szCs w:val="28"/>
+              </w:rPr>
+            </w:pPr>
+            <w:r>
+              <w:rPr>
+                <w:sz w:val="28"/>
+                <w:szCs w:val="28"/>
+              </w:rPr>
+              <w:t>Ід-р тест-кейса</w:t>
+            </w:r>
+          </w:p>
+        </w:tc>
+        <w:tc>
+          <w:tcPr>
+            <w:tcW w:w="2336" w:type="dxa"/>
+          </w:tcPr>
+          <w:p>
+            <w:pPr>
+              <w:jc w:val="center"/>
+              <w:rPr>
+                <w:sz w:val="28"/>
+                <w:szCs w:val="28"/>
+              </w:rPr>
+            </w:pPr>
+            <w:r>
+              <w:rPr>
+                <w:sz w:val="28"/>
+                <w:szCs w:val="28"/>
+              </w:rPr>
+              <w:t xml:space="preserve">Обхват голови </w:t>
+            </w:r>
+          </w:p>
+        </w:tc>
+        <w:tc>
+          <w:tcPr>
+            <w:tcW w:w="2336" w:type="dxa"/>
+          </w:tcPr>
+          <w:p>
+            <w:pPr>
+              <w:jc w:val="center"/>
+              <w:rPr>
+                <w:sz w:val="28"/>
+                <w:szCs w:val="28"/>
+              </w:rPr>
+            </w:pPr>
+            <w:r>
+              <w:rPr>
+                <w:sz w:val="28"/>
+                <w:szCs w:val="28"/>
+              </w:rPr>
+              <w:t>Очікуваний</w:t>
+            </w:r>
+          </w:p>
+          <w:p>
+            <w:pPr>
+              <w:jc w:val="center"/>
+              <w:rPr>
+                <w:sz w:val="28"/>
+                <w:szCs w:val="28"/>
+              </w:rPr>
+            </w:pPr>
+            <w:r>
+              <w:rPr>
+                <w:sz w:val="28"/>
+                <w:szCs w:val="28"/>
+              </w:rPr>
+              <w:t>результат</w:t>
+            </w:r>
+          </w:p>
+        </w:tc>
+        <w:tc>
+          <w:tcPr>
+            <w:tcW w:w="2337" w:type="dxa"/>
+          </w:tcPr>
+          <w:p>
+            <w:pPr>
+              <w:jc w:val="center"/>
+              <w:rPr>
+                <w:sz w:val="28"/>
+                <w:szCs w:val="28"/>
+              </w:rPr>
+            </w:pPr>
+            <w:r>
+              <w:rPr>
+                <w:sz w:val="28"/>
+                <w:szCs w:val="28"/>
+              </w:rPr>
+              <w:t>Результат тестування</w:t>
+            </w:r>
+          </w:p>
+        </w:tc>
+      </w:tr>
+      <w:tr>
+        <w:tc>
+          <w:tcPr>
+            <w:tcW w:w="2336" w:type="dxa"/>
+          </w:tcPr>
+          <w:p>
+            <w:pPr>
+              <w:jc w:val="center"/>
+              <w:rPr>
+                <w:sz w:val="28"/>
+                <w:szCs w:val="28"/>
+                <w:lang w:val="en-US"/>
+              </w:rPr>
+            </w:pPr>
+            <w:r>
+              <w:rPr>
+                <w:sz w:val="28"/>
+                <w:szCs w:val="28"/>
+              </w:rPr>
+              <w:t>ТС_1</w:t>
+            </w:r>
+          </w:p>
+        </w:tc>
+        <w:tc>
+          <w:tcPr>
+            <w:tcW w:w="2336" w:type="dxa"/>
+          </w:tcPr>
+          <w:p>
+            <w:pPr>
+              <w:jc w:val="center"/>
+              <w:rPr>
+                <w:sz w:val="28"/>
+                <w:szCs w:val="28"/>
+                <w:lang w:val="en-US"/>
+              </w:rPr>
+            </w:pPr>
+            <w:r>
+              <w:rPr>
+                <w:sz w:val="28"/>
+                <w:szCs w:val="28"/>
+                <w:lang w:val="en-US"/>
+              </w:rPr>
+              <w:t>53</w:t>
+            </w:r>
+          </w:p>
+        </w:tc>
+        <w:tc>
+          <w:tcPr>
+            <w:tcW w:w="2336" w:type="dxa"/>
+          </w:tcPr>
+          <w:p>
+            <w:pPr>
+              <w:jc w:val="center"/>
+              <w:rPr>
+                <w:sz w:val="28"/>
+                <w:szCs w:val="28"/>
+                <w:lang w:val="en-US"/>
+              </w:rPr>
+            </w:pPr>
+            <w:r>
+              <w:rPr>
+                <w:sz w:val="28"/>
+                <w:szCs w:val="28"/>
+                <w:lang w:val="en-US"/>
+              </w:rPr>
+              <w:t>XS</w:t>
+            </w:r>
+          </w:p>
+        </w:tc>
+        <w:tc>
+          <w:tcPr>
+            <w:tcW w:w="2337" w:type="dxa"/>
+          </w:tcPr>
+          <w:p>
+            <w:pPr>
+              <w:jc w:val="center"/>
+              <w:rPr>
+                <w:sz w:val="28"/>
+                <w:szCs w:val="28"/>
+              </w:rPr>
+            </w:pPr>
+            <w:r>
+              <w:rPr>
+                <w:sz w:val="28"/>
+                <w:szCs w:val="28"/>
+                <w:lang w:val="en-US"/>
+              </w:rPr>
+              <w:t>passed</w:t>
+            </w:r>
+          </w:p>
+        </w:tc>
+      </w:tr>
+      <w:tr>
+        <w:tc>
+          <w:tcPr>
+            <w:tcW w:w="2336" w:type="dxa"/>
+          </w:tcPr>
+          <w:p>
+            <w:pPr>
+              <w:jc w:val="center"/>
+              <w:rPr>
+                <w:sz w:val="28"/>
+                <w:szCs w:val="28"/>
+              </w:rPr>
+            </w:pPr>
+            <w:r>
+              <w:rPr>
+                <w:sz w:val="28"/>
+                <w:szCs w:val="28"/>
+              </w:rPr>
+              <w:t>ТС_2</w:t>
+            </w:r>
+          </w:p>
+        </w:tc>
+        <w:tc>
+          <w:tcPr>
+            <w:tcW w:w="2336" w:type="dxa"/>
+          </w:tcPr>
+          <w:p>
+            <w:pPr>
+              <w:jc w:val="center"/>
+              <w:rPr>
+                <w:sz w:val="28"/>
+                <w:szCs w:val="28"/>
+                <w:lang w:val="en-US"/>
+              </w:rPr>
+            </w:pPr>
+            <w:r>
+              <w:rPr>
+                <w:sz w:val="28"/>
+                <w:szCs w:val="28"/>
+                <w:lang w:val="en-US"/>
+              </w:rPr>
+              <w:t>56</w:t>
+            </w:r>
+          </w:p>
+        </w:tc>
+        <w:tc>
+          <w:tcPr>
+            <w:tcW w:w="2336" w:type="dxa"/>
+          </w:tcPr>
+          <w:p>
+            <w:pPr>
+              <w:jc w:val="center"/>
+              <w:rPr>
+                <w:sz w:val="28"/>
+                <w:szCs w:val="28"/>
+                <w:lang w:val="en-US"/>
+              </w:rPr>
+            </w:pPr>
+            <w:r>
+              <w:rPr>
+                <w:sz w:val="28"/>
+                <w:szCs w:val="28"/>
+                <w:lang w:val="en-US"/>
+              </w:rPr>
+              <w:t>S</w:t>
+            </w:r>
+          </w:p>
+        </w:tc>
+        <w:tc>
+          <w:tcPr>
+            <w:tcW w:w="2337" w:type="dxa"/>
+          </w:tcPr>
+          <w:p>
+            <w:pPr>
+              <w:jc w:val="center"/>
+              <w:rPr>
+                <w:sz w:val="28"/>
+                <w:szCs w:val="28"/>
+              </w:rPr>
+            </w:pPr>
+            <w:r>
+              <w:rPr>
+                <w:sz w:val="28"/>
+                <w:szCs w:val="28"/>
+                <w:lang w:val="en-US"/>
+              </w:rPr>
+              <w:t>passed</w:t>
+            </w:r>
+          </w:p>
+        </w:tc>
+      </w:tr>
+      <w:tr>
+        <w:tc>
+          <w:tcPr>
+            <w:tcW w:w="2336" w:type="dxa"/>
+          </w:tcPr>
+          <w:p>
+            <w:pPr>
+              <w:jc w:val="center"/>
+              <w:rPr>
+                <w:sz w:val="28"/>
+                <w:szCs w:val="28"/>
+              </w:rPr>
+            </w:pPr>
+            <w:r>
+              <w:rPr>
+                <w:sz w:val="28"/>
+                <w:szCs w:val="28"/>
+              </w:rPr>
+              <w:t>ТС_3</w:t>
+            </w:r>
+          </w:p>
+        </w:tc>
+        <w:tc>
+          <w:tcPr>
+            <w:tcW w:w="2336" w:type="dxa"/>
+          </w:tcPr>
+          <w:p>
+            <w:pPr>
+              <w:jc w:val="center"/>
+              <w:rPr>
+                <w:sz w:val="28"/>
+                <w:szCs w:val="28"/>
+                <w:lang w:val="en-US"/>
+              </w:rPr>
+            </w:pPr>
+            <w:r>
+              <w:rPr>
+                <w:sz w:val="28"/>
+                <w:szCs w:val="28"/>
+                <w:lang w:val="en-US"/>
+              </w:rPr>
+              <w:t>58</w:t>
+            </w:r>
+          </w:p>
+        </w:tc>
+        <w:tc>
+          <w:tcPr>
+            <w:tcW w:w="2336" w:type="dxa"/>
+          </w:tcPr>
+          <w:p>
+            <w:pPr>
+              <w:jc w:val="center"/>
+              <w:rPr>
+                <w:sz w:val="28"/>
+                <w:szCs w:val="28"/>
+                <w:lang w:val="en-US"/>
+              </w:rPr>
+            </w:pPr>
+            <w:r>
+              <w:rPr>
+                <w:sz w:val="28"/>
+                <w:szCs w:val="28"/>
+                <w:lang w:val="en-US"/>
+              </w:rPr>
+              <w:t>M</w:t>
+            </w:r>
+          </w:p>
+        </w:tc>
+        <w:tc>
+          <w:tcPr>
+            <w:tcW w:w="2337" w:type="dxa"/>
+          </w:tcPr>
+          <w:p>
+            <w:pPr>
+              <w:jc w:val="center"/>
+              <w:rPr>
+                <w:sz w:val="28"/>
+                <w:szCs w:val="28"/>
+              </w:rPr>
+            </w:pPr>
+            <w:r>
+              <w:rPr>
+                <w:sz w:val="28"/>
+                <w:szCs w:val="28"/>
+                <w:lang w:val="en-US"/>
+              </w:rPr>
+              <w:t>passed</w:t>
+            </w:r>
+          </w:p>
+        </w:tc>
+      </w:tr>
+      <w:tr>
+        <w:tc>
+          <w:tcPr>
+            <w:tcW w:w="2336" w:type="dxa"/>
+          </w:tcPr>
+          <w:p>
+            <w:pPr>
+              <w:jc w:val="center"/>
+              <w:rPr>
+                <w:sz w:val="28"/>
+                <w:szCs w:val="28"/>
+              </w:rPr>
+            </w:pPr>
+            <w:r>
+              <w:rPr>
+                <w:sz w:val="28"/>
+                <w:szCs w:val="28"/>
+              </w:rPr>
+              <w:t>ТС_4</w:t>
+            </w:r>
+          </w:p>
+        </w:tc>
+        <w:tc>
+          <w:tcPr>
+            <w:tcW w:w="2336" w:type="dxa"/>
+          </w:tcPr>
+          <w:p>
+            <w:pPr>
+              <w:jc w:val="center"/>
+              <w:rPr>
+                <w:sz w:val="28"/>
+                <w:szCs w:val="28"/>
+                <w:lang w:val="en-US"/>
+              </w:rPr>
+            </w:pPr>
+            <w:r>
+              <w:rPr>
+                <w:sz w:val="28"/>
+                <w:szCs w:val="28"/>
+              </w:rPr>
+              <w:t>60</w:t>
+            </w:r>
+          </w:p>
+        </w:tc>
+        <w:tc>
+          <w:tcPr>
+            <w:tcW w:w="2336" w:type="dxa"/>
+          </w:tcPr>
+          <w:p>
+            <w:pPr>
+              <w:jc w:val="center"/>
+              <w:rPr>
+                <w:sz w:val="28"/>
+                <w:szCs w:val="28"/>
+                <w:lang w:val="en-US"/>
+              </w:rPr>
+            </w:pPr>
+            <w:r>
+              <w:rPr>
+                <w:sz w:val="28"/>
+                <w:szCs w:val="28"/>
+                <w:lang w:val="en-US"/>
+              </w:rPr>
+              <w:t>L</w:t>
+            </w:r>
+          </w:p>
+        </w:tc>
+        <w:tc>
+          <w:tcPr>
+            <w:tcW w:w="2337" w:type="dxa"/>
+          </w:tcPr>
+          <w:p>
+            <w:pPr>
+              <w:jc w:val="center"/>
+              <w:rPr>
+                <w:sz w:val="28"/>
+                <w:szCs w:val="28"/>
+              </w:rPr>
+            </w:pPr>
+            <w:r>
+              <w:rPr>
+                <w:sz w:val="28"/>
+                <w:szCs w:val="28"/>
+                <w:lang w:val="en-US"/>
+              </w:rPr>
+              <w:t>passed</w:t>
+            </w:r>
+          </w:p>
+        </w:tc>
+      </w:tr>
+      <w:tr>
+        <w:tc>
+          <w:tcPr>
+            <w:tcW w:w="2336" w:type="dxa"/>
+          </w:tcPr>
+          <w:p>
+            <w:pPr>
+              <w:jc w:val="center"/>
+              <w:rPr>
+                <w:sz w:val="28"/>
+                <w:szCs w:val="28"/>
+              </w:rPr>
+            </w:pPr>
+            <w:r>
+              <w:rPr>
+                <w:sz w:val="28"/>
+                <w:szCs w:val="28"/>
+              </w:rPr>
+              <w:t>ТС_5</w:t>
+            </w:r>
+          </w:p>
+        </w:tc>
+        <w:tc>
+          <w:tcPr>
+            <w:tcW w:w="2336" w:type="dxa"/>
+          </w:tcPr>
+          <w:p>
+            <w:pPr>
+              <w:jc w:val="center"/>
+              <w:rPr>
+                <w:sz w:val="28"/>
+                <w:szCs w:val="28"/>
+                <w:lang w:val="en-US"/>
+              </w:rPr>
+            </w:pPr>
+            <w:r>
+              <w:rPr>
+                <w:sz w:val="28"/>
+                <w:szCs w:val="28"/>
+                <w:lang w:val="en-US"/>
+              </w:rPr>
+              <w:t>62</w:t>
+            </w:r>
+          </w:p>
+        </w:tc>
+        <w:tc>
+          <w:tcPr>
+            <w:tcW w:w="2336" w:type="dxa"/>
+          </w:tcPr>
+          <w:p>
+            <w:pPr>
+              <w:jc w:val="center"/>
+              <w:rPr>
+                <w:sz w:val="28"/>
+                <w:szCs w:val="28"/>
+                <w:lang w:val="en-US"/>
+              </w:rPr>
+            </w:pPr>
+            <w:r>
+              <w:rPr>
+                <w:sz w:val="28"/>
+                <w:szCs w:val="28"/>
+                <w:lang w:val="en-US"/>
+              </w:rPr>
+              <w:t>XL</w:t>
+            </w:r>
+          </w:p>
+        </w:tc>
+        <w:tc>
+          <w:tcPr>
+            <w:tcW w:w="2337" w:type="dxa"/>
+          </w:tcPr>
+          <w:p>
+            <w:pPr>
+              <w:jc w:val="center"/>
+              <w:rPr>
+                <w:sz w:val="28"/>
+                <w:szCs w:val="28"/>
+              </w:rPr>
+            </w:pPr>
+            <w:r>
+              <w:rPr>
+                <w:sz w:val="28"/>
+                <w:szCs w:val="28"/>
+                <w:lang w:val="en-US"/>
+              </w:rPr>
+              <w:t>passed</w:t>
+            </w:r>
+          </w:p>
+        </w:tc>
+      </w:tr>
+    </w:tbl>
+    <w:p>
+      <w:pPr>
+        <w:rPr>
+          <w:sz w:val="28"/>
+          <w:szCs w:val="28"/>
+        </w:rPr>
+      </w:pPr>
+    </w:p>
+    <w:p>
+      <w:pPr>
+        <w:rPr>
+          <w:b/>
+          <w:sz w:val="28"/>
+          <w:szCs w:val="28"/>
+        </w:rPr>
+      </w:pPr>
+      <w:bookmarkStart w:id="0" w:name="_GoBack"/>
+      <w:proofErr w:type="spellStart"/>
+      <w:r>
+        <w:rPr>
+          <w:b/>
+          <w:sz w:val="28"/>
+          <w:szCs w:val="28"/>
+        </w:rPr>
+        <w:t>Test</w:t>
+      </w:r>
+      <w:proofErr w:type="spellEnd"/>
+      <w:r>
+        <w:rPr>
+          <w:b/>
+          <w:sz w:val="28"/>
+          <w:szCs w:val="28"/>
+        </w:rPr>
+        <w:t xml:space="preserve"> </w:t>
+      </w:r>
+      <w:proofErr w:type="spellStart"/>
+      <w:r>
+        <w:rPr>
+          <w:b/>
+          <w:sz w:val="28"/>
+          <w:szCs w:val="28"/>
+        </w:rPr>
+        <w:t>Suite</w:t>
+      </w:r>
+      <w:proofErr w:type="spellEnd"/>
+      <w:r>
+        <w:rPr>
+          <w:b/>
+          <w:sz w:val="28"/>
+          <w:szCs w:val="28"/>
+        </w:rPr>
+        <w:t xml:space="preserve"> 9.3</w:t>
+      </w:r>
+    </w:p>
+    <w:bookmarkEnd w:id="0"/>
+    <w:p>
+      <w:pPr>
+        <w:rPr>
+          <w:sz w:val="28"/>
+          <w:szCs w:val="28"/>
+        </w:rPr>
+      </w:pPr>
+    </w:p>
+    <w:tbl>
+      <w:tblPr>
+        <w:tblStyle w:val="a4"/>
+        <w:tblW w:w="0" w:type="auto"/>
+        <w:tblLook w:val="04A0" w:firstRow="1" w:lastRow="0" w:firstColumn="1" w:lastColumn="0" w:noHBand="0" w:noVBand="1"/>
+      </w:tblPr>
+      <w:tblGrid>
+        <w:gridCol w:w="3608"/>
+        <w:gridCol w:w="3608"/>
+      </w:tblGrid>
+      <w:tr>
+        <w:trPr>
+          <w:trHeight w:val="433"/>
+        </w:trPr>
+        <w:tc>
+          <w:tcPr>
+            <w:tcW w:w="3608" w:type="dxa"/>
+            <w:tcBorders>
+              <w:top w:val="single" w:sz="4" w:space="0" w:color="auto"/>
+              <w:left w:val="single" w:sz="4" w:space="0" w:color="auto"/>
+              <w:bottom w:val="single" w:sz="4" w:space="0" w:color="auto"/>
+              <w:right w:val="single" w:sz="4" w:space="0" w:color="auto"/>
+            </w:tcBorders>
+            <w:hideMark/>
+          </w:tcPr>
+          <w:p>
+            <w:pPr>
+              <w:ind w:right="-214"/>
+              <w:rPr>
+                <w:sz w:val="28"/>
+                <w:szCs w:val="28"/>
+              </w:rPr>
+            </w:pPr>
+            <w:r>
+              <w:rPr>
+                <w:sz w:val="28"/>
+                <w:szCs w:val="28"/>
+              </w:rPr>
+              <w:t>Назва тестового набору</w:t>
+            </w:r>
+          </w:p>
+        </w:tc>
+        <w:tc>
+          <w:tcPr>
+            <w:tcW w:w="3608" w:type="dxa"/>
+            <w:tcBorders>
+              <w:top w:val="single" w:sz="4" w:space="0" w:color="auto"/>
+              <w:left w:val="single" w:sz="4" w:space="0" w:color="auto"/>
+              <w:bottom w:val="single" w:sz="4" w:space="0" w:color="auto"/>
+              <w:right w:val="single" w:sz="4" w:space="0" w:color="auto"/>
+            </w:tcBorders>
+            <w:hideMark/>
+          </w:tcPr>
+          <w:p>
+            <w:pPr>
+              <w:rPr>
+                <w:sz w:val="28"/>
+                <w:szCs w:val="28"/>
+                <w:lang w:val="en-US"/>
+              </w:rPr>
+            </w:pPr>
+            <w:r>
+              <w:rPr>
+                <w:sz w:val="28"/>
+                <w:szCs w:val="28"/>
+                <w:lang w:val="en-US"/>
+              </w:rPr>
+              <w:t>TS_lab9</w:t>
+            </w:r>
+          </w:p>
+        </w:tc>
+      </w:tr>
+      <w:tr>
+        <w:trPr>
+          <w:trHeight w:val="416"/>
+        </w:trPr>
+        <w:tc>
+          <w:tcPr>
+            <w:tcW w:w="3608" w:type="dxa"/>
+            <w:tcBorders>
+              <w:top w:val="single" w:sz="4" w:space="0" w:color="auto"/>
+              <w:left w:val="single" w:sz="4" w:space="0" w:color="auto"/>
+              <w:bottom w:val="single" w:sz="4" w:space="0" w:color="auto"/>
+              <w:right w:val="single" w:sz="4" w:space="0" w:color="auto"/>
+            </w:tcBorders>
+            <w:hideMark/>
+          </w:tcPr>
+          <w:p>
+            <w:pPr>
+              <w:ind w:right="-214"/>
+              <w:rPr>
+                <w:sz w:val="28"/>
+                <w:szCs w:val="28"/>
+              </w:rPr>
+            </w:pPr>
+            <w:r>
+              <w:rPr>
+                <w:sz w:val="28"/>
+                <w:szCs w:val="28"/>
+              </w:rPr>
+              <w:t xml:space="preserve">Назва </w:t>
+            </w:r>
+            <w:proofErr w:type="spellStart"/>
+            <w:r>
+              <w:rPr>
+                <w:sz w:val="28"/>
+                <w:szCs w:val="28"/>
+              </w:rPr>
+              <w:t>проекта</w:t>
+            </w:r>
+            <w:proofErr w:type="spellEnd"/>
+          </w:p>
+        </w:tc>
+        <w:tc>
+          <w:tcPr>
+            <w:tcW w:w="3608" w:type="dxa"/>
+            <w:tcBorders>
+              <w:top w:val="single" w:sz="4" w:space="0" w:color="auto"/>
+              <w:left w:val="single" w:sz="4" w:space="0" w:color="auto"/>
+              <w:bottom w:val="single" w:sz="4" w:space="0" w:color="auto"/>
+              <w:right w:val="single" w:sz="4" w:space="0" w:color="auto"/>
+            </w:tcBorders>
+            <w:hideMark/>
+          </w:tcPr>
+          <w:p>
+            <w:pPr>
+              <w:rPr>
+                <w:sz w:val="28"/>
+                <w:szCs w:val="28"/>
+                <w:lang w:val="en-US"/>
+              </w:rPr>
+            </w:pPr>
+            <w:r>
+              <w:rPr>
+                <w:sz w:val="28"/>
+                <w:szCs w:val="28"/>
+                <w:lang w:val="en-US"/>
+              </w:rPr>
+              <w:t>Primak-task_9_3</w:t>
+            </w:r>
+          </w:p>
+        </w:tc>
+      </w:tr>
+      <w:tr>
+        <w:trPr>
+          <w:trHeight w:val="433"/>
+        </w:trPr>
+        <w:tc>
+          <w:tcPr>
+            <w:tcW w:w="3608" w:type="dxa"/>
+            <w:tcBorders>
+              <w:top w:val="single" w:sz="4" w:space="0" w:color="auto"/>
+              <w:left w:val="single" w:sz="4" w:space="0" w:color="auto"/>
+              <w:bottom w:val="single" w:sz="4" w:space="0" w:color="auto"/>
+              <w:right w:val="single" w:sz="4" w:space="0" w:color="auto"/>
+            </w:tcBorders>
+            <w:hideMark/>
+          </w:tcPr>
+          <w:p>
+            <w:pPr>
+              <w:ind w:right="-214"/>
+              <w:rPr>
+                <w:sz w:val="28"/>
+                <w:szCs w:val="28"/>
+              </w:rPr>
+            </w:pPr>
+            <w:r>
+              <w:rPr>
+                <w:sz w:val="28"/>
+                <w:szCs w:val="28"/>
+              </w:rPr>
+              <w:t>Рівень тестування</w:t>
+            </w:r>
+          </w:p>
+        </w:tc>
+        <w:tc>
+          <w:tcPr>
+            <w:tcW w:w="3608" w:type="dxa"/>
+            <w:tcBorders>
+              <w:top w:val="single" w:sz="4" w:space="0" w:color="auto"/>
+              <w:left w:val="single" w:sz="4" w:space="0" w:color="auto"/>
+              <w:bottom w:val="single" w:sz="4" w:space="0" w:color="auto"/>
+              <w:right w:val="single" w:sz="4" w:space="0" w:color="auto"/>
+            </w:tcBorders>
+            <w:hideMark/>
+          </w:tcPr>
+          <w:p>
+            <w:pPr>
+              <w:rPr>
+                <w:sz w:val="28"/>
+                <w:szCs w:val="28"/>
+                <w:lang w:val="en-US"/>
+              </w:rPr>
+            </w:pPr>
+            <w:r>
+              <w:rPr>
+                <w:sz w:val="28"/>
+                <w:szCs w:val="28"/>
+              </w:rPr>
+              <w:t>системний</w:t>
+            </w:r>
+            <w:r>
+              <w:rPr>
+                <w:sz w:val="28"/>
+                <w:szCs w:val="28"/>
+                <w:lang w:val="en-US"/>
+              </w:rPr>
+              <w:t xml:space="preserve"> </w:t>
+            </w:r>
+          </w:p>
+        </w:tc>
+      </w:tr>
+      <w:tr>
+        <w:trPr>
+          <w:trHeight w:val="433"/>
+        </w:trPr>
+        <w:tc>
+          <w:tcPr>
+            <w:tcW w:w="3608" w:type="dxa"/>
+            <w:tcBorders>
+              <w:top w:val="single" w:sz="4" w:space="0" w:color="auto"/>
+              <w:left w:val="single" w:sz="4" w:space="0" w:color="auto"/>
+              <w:bottom w:val="single" w:sz="4" w:space="0" w:color="auto"/>
+              <w:right w:val="single" w:sz="4" w:space="0" w:color="auto"/>
+            </w:tcBorders>
+            <w:hideMark/>
+          </w:tcPr>
+          <w:p>
+            <w:pPr>
+              <w:ind w:right="-214"/>
+              <w:rPr>
+                <w:sz w:val="28"/>
+                <w:szCs w:val="28"/>
+              </w:rPr>
+            </w:pPr>
+            <w:r>
+              <w:rPr>
+                <w:sz w:val="28"/>
+                <w:szCs w:val="28"/>
+              </w:rPr>
+              <w:t>Автор тест-</w:t>
+            </w:r>
+            <w:proofErr w:type="spellStart"/>
+            <w:r>
+              <w:rPr>
+                <w:sz w:val="28"/>
+                <w:szCs w:val="28"/>
+              </w:rPr>
+              <w:t>сьюта</w:t>
+            </w:r>
+            <w:proofErr w:type="spellEnd"/>
+            <w:r>
+              <w:rPr>
+                <w:sz w:val="28"/>
+                <w:szCs w:val="28"/>
+              </w:rPr>
+              <w:t xml:space="preserve"> </w:t>
+            </w:r>
+          </w:p>
+        </w:tc>
+        <w:tc>
+          <w:tcPr>
+            <w:tcW w:w="3608" w:type="dxa"/>
+            <w:tcBorders>
+              <w:top w:val="single" w:sz="4" w:space="0" w:color="auto"/>
+              <w:left w:val="single" w:sz="4" w:space="0" w:color="auto"/>
+              <w:bottom w:val="single" w:sz="4" w:space="0" w:color="auto"/>
+              <w:right w:val="single" w:sz="4" w:space="0" w:color="auto"/>
+            </w:tcBorders>
+            <w:hideMark/>
+          </w:tcPr>
+          <w:p>
+            <w:pPr>
+              <w:rPr>
+                <w:sz w:val="28"/>
+                <w:szCs w:val="28"/>
+              </w:rPr>
+            </w:pPr>
+            <w:proofErr w:type="spellStart"/>
+            <w:r>
+              <w:rPr>
+                <w:sz w:val="28"/>
+                <w:szCs w:val="28"/>
+              </w:rPr>
+              <w:t>Прімак</w:t>
+            </w:r>
+            <w:proofErr w:type="spellEnd"/>
+            <w:r>
+              <w:rPr>
+                <w:sz w:val="28"/>
+                <w:szCs w:val="28"/>
+              </w:rPr>
+              <w:t xml:space="preserve"> Ярослав</w:t>
+            </w:r>
+          </w:p>
+        </w:tc>
+      </w:tr>
+      <w:tr>
+        <w:trPr>
+          <w:trHeight w:val="416"/>
+        </w:trPr>
+        <w:tc>
+          <w:tcPr>
+            <w:tcW w:w="3608" w:type="dxa"/>
+            <w:tcBorders>
+              <w:top w:val="single" w:sz="4" w:space="0" w:color="auto"/>
+              <w:left w:val="single" w:sz="4" w:space="0" w:color="auto"/>
+              <w:bottom w:val="single" w:sz="4" w:space="0" w:color="auto"/>
+              <w:right w:val="single" w:sz="4" w:space="0" w:color="auto"/>
+            </w:tcBorders>
+            <w:hideMark/>
+          </w:tcPr>
+          <w:p>
+            <w:pPr>
+              <w:ind w:right="-214"/>
+              <w:rPr>
+                <w:sz w:val="28"/>
+                <w:szCs w:val="28"/>
+              </w:rPr>
+            </w:pPr>
+            <w:r>
+              <w:rPr>
+                <w:sz w:val="28"/>
+                <w:szCs w:val="28"/>
+              </w:rPr>
+              <w:lastRenderedPageBreak/>
+              <w:t xml:space="preserve">Виконавець </w:t>
+            </w:r>
+          </w:p>
+        </w:tc>
+        <w:tc>
+          <w:tcPr>
+            <w:tcW w:w="3608" w:type="dxa"/>
+            <w:tcBorders>
+              <w:top w:val="single" w:sz="4" w:space="0" w:color="auto"/>
+              <w:left w:val="single" w:sz="4" w:space="0" w:color="auto"/>
+              <w:bottom w:val="single" w:sz="4" w:space="0" w:color="auto"/>
+              <w:right w:val="single" w:sz="4" w:space="0" w:color="auto"/>
+            </w:tcBorders>
+            <w:hideMark/>
+          </w:tcPr>
+          <w:p>
+            <w:pPr>
+              <w:rPr>
+                <w:sz w:val="28"/>
+                <w:szCs w:val="28"/>
+                <w:lang w:val="en-US"/>
+              </w:rPr>
+            </w:pPr>
+            <w:proofErr w:type="spellStart"/>
+            <w:r>
+              <w:rPr>
+                <w:sz w:val="28"/>
+                <w:szCs w:val="28"/>
+              </w:rPr>
+              <w:t>Прімак</w:t>
+            </w:r>
+            <w:proofErr w:type="spellEnd"/>
+            <w:r>
+              <w:rPr>
+                <w:sz w:val="28"/>
+                <w:szCs w:val="28"/>
+              </w:rPr>
+              <w:t xml:space="preserve"> Ярослав</w:t>
+            </w:r>
+          </w:p>
+        </w:tc>
+      </w:tr>
+    </w:tbl>
+    <w:p>
+      <w:pPr>
+        <w:rPr>
+          <w:sz w:val="28"/>
+          <w:szCs w:val="28"/>
+        </w:rPr>
+      </w:pPr>
+    </w:p>
+    <w:tbl>
+      <w:tblPr>
+        <w:tblStyle w:val="a4"/>
+        <w:tblW w:w="0" w:type="auto"/>
+        <w:tblLook w:val="04A0" w:firstRow="1" w:lastRow="0" w:firstColumn="1" w:lastColumn="0" w:noHBand="0" w:noVBand="1"/>
+      </w:tblPr>
+      <w:tblGrid>
+        <w:gridCol w:w="2336"/>
+        <w:gridCol w:w="2336"/>
+        <w:gridCol w:w="2336"/>
+        <w:gridCol w:w="2337"/>
+      </w:tblGrid>
+      <w:tr>
+        <w:tc>
+          <w:tcPr>
+            <w:tcW w:w="2336" w:type="dxa"/>
+            <w:tcBorders>
+              <w:top w:val="single" w:sz="4" w:space="0" w:color="auto"/>
+              <w:left w:val="single" w:sz="4" w:space="0" w:color="auto"/>
+              <w:bottom w:val="single" w:sz="4" w:space="0" w:color="auto"/>
+              <w:right w:val="single" w:sz="4" w:space="0" w:color="auto"/>
+            </w:tcBorders>
+            <w:hideMark/>
+          </w:tcPr>
+          <w:p>
+            <w:pPr>
+              <w:jc w:val="center"/>
+              <w:rPr>
+                <w:sz w:val="28"/>
+                <w:szCs w:val="28"/>
+              </w:rPr>
+            </w:pPr>
+            <w:r>
+              <w:rPr>
+                <w:sz w:val="28"/>
+                <w:szCs w:val="28"/>
+              </w:rPr>
+              <w:t>Ід-р тест-кейса</w:t>
+            </w:r>
+          </w:p>
+        </w:tc>
+        <w:tc>
+          <w:tcPr>
+            <w:tcW w:w="2336" w:type="dxa"/>
+            <w:tcBorders>
+              <w:top w:val="single" w:sz="4" w:space="0" w:color="auto"/>
+              <w:left w:val="single" w:sz="4" w:space="0" w:color="auto"/>
+              <w:bottom w:val="single" w:sz="4" w:space="0" w:color="auto"/>
+              <w:right w:val="single" w:sz="4" w:space="0" w:color="auto"/>
+            </w:tcBorders>
+          </w:tcPr>
+          <w:p>
+            <w:pPr>
+              <w:jc w:val="center"/>
+              <w:rPr>
+                <w:sz w:val="28"/>
+                <w:szCs w:val="28"/>
+              </w:rPr>
+            </w:pPr>
+            <w:r>
+              <w:rPr>
+                <w:sz w:val="28"/>
+                <w:szCs w:val="28"/>
+              </w:rPr>
+              <w:t xml:space="preserve">Вхідні дані </w:t>
+            </w:r>
+          </w:p>
+          <w:p>
+            <w:pPr>
+              <w:jc w:val="center"/>
+              <w:rPr>
+                <w:sz w:val="28"/>
+                <w:szCs w:val="28"/>
+              </w:rPr>
+            </w:pPr>
+          </w:p>
+        </w:tc>
+        <w:tc>
+          <w:tcPr>
+            <w:tcW w:w="2336" w:type="dxa"/>
+            <w:tcBorders>
+              <w:top w:val="single" w:sz="4" w:space="0" w:color="auto"/>
+              <w:left w:val="single" w:sz="4" w:space="0" w:color="auto"/>
+              <w:bottom w:val="single" w:sz="4" w:space="0" w:color="auto"/>
+              <w:right w:val="single" w:sz="4" w:space="0" w:color="auto"/>
+            </w:tcBorders>
+            <w:hideMark/>
+          </w:tcPr>
+          <w:p>
+            <w:pPr>
+              <w:jc w:val="center"/>
+              <w:rPr>
+                <w:sz w:val="28"/>
+                <w:szCs w:val="28"/>
+              </w:rPr>
+            </w:pPr>
+            <w:r>
+              <w:rPr>
+                <w:sz w:val="28"/>
+                <w:szCs w:val="28"/>
+              </w:rPr>
+              <w:t>Стан 15-го біта</w:t>
+            </w:r>
+          </w:p>
+        </w:tc>
+        <w:tc>
+          <w:tcPr>
+            <w:tcW w:w="2337" w:type="dxa"/>
+            <w:tcBorders>
+              <w:top w:val="single" w:sz="4" w:space="0" w:color="auto"/>
+              <w:left w:val="single" w:sz="4" w:space="0" w:color="auto"/>
+              <w:bottom w:val="single" w:sz="4" w:space="0" w:color="auto"/>
+              <w:right w:val="single" w:sz="4" w:space="0" w:color="auto"/>
+            </w:tcBorders>
+            <w:hideMark/>
+          </w:tcPr>
+          <w:p>
+            <w:pPr>
+              <w:jc w:val="center"/>
+              <w:rPr>
+                <w:sz w:val="28"/>
+                <w:szCs w:val="28"/>
+              </w:rPr>
+            </w:pPr>
+            <w:r>
+              <w:rPr>
+                <w:sz w:val="28"/>
+                <w:szCs w:val="28"/>
+              </w:rPr>
+              <w:t>Результат тестування</w:t>
+            </w:r>
+          </w:p>
+        </w:tc>
+      </w:tr>
+      <w:tr>
+        <w:tc>
+          <w:tcPr>
+            <w:tcW w:w="2336" w:type="dxa"/>
+            <w:tcBorders>
+              <w:top w:val="single" w:sz="4" w:space="0" w:color="auto"/>
+              <w:left w:val="single" w:sz="4" w:space="0" w:color="auto"/>
+              <w:bottom w:val="single" w:sz="4" w:space="0" w:color="auto"/>
+              <w:right w:val="single" w:sz="4" w:space="0" w:color="auto"/>
+            </w:tcBorders>
+            <w:hideMark/>
+          </w:tcPr>
+          <w:p>
+            <w:pPr>
+              <w:jc w:val="center"/>
+              <w:rPr>
+                <w:sz w:val="28"/>
+                <w:szCs w:val="28"/>
+                <w:lang w:val="en-US"/>
+              </w:rPr>
+            </w:pPr>
+            <w:r>
+              <w:rPr>
+                <w:sz w:val="28"/>
+                <w:szCs w:val="28"/>
+              </w:rPr>
+              <w:t>ТС_1</w:t>
+            </w:r>
+          </w:p>
+        </w:tc>
+        <w:tc>
+          <w:tcPr>
+            <w:tcW w:w="2336" w:type="dxa"/>
+            <w:tcBorders>
+              <w:top w:val="single" w:sz="4" w:space="0" w:color="auto"/>
+              <w:left w:val="single" w:sz="4" w:space="0" w:color="auto"/>
+              <w:bottom w:val="single" w:sz="4" w:space="0" w:color="auto"/>
+              <w:right w:val="single" w:sz="4" w:space="0" w:color="auto"/>
+            </w:tcBorders>
+            <w:hideMark/>
+          </w:tcPr>
+          <w:p>
+            <w:pPr>
+              <w:jc w:val="center"/>
+              <w:rPr>
+                <w:sz w:val="28"/>
+                <w:szCs w:val="28"/>
+                <w:lang w:val="en-US"/>
+              </w:rPr>
+            </w:pPr>
+            <w:r>
+              <w:rPr>
+                <w:sz w:val="28"/>
+                <w:szCs w:val="28"/>
+              </w:rPr>
+              <w:t>15</w:t>
+            </w:r>
+          </w:p>
+        </w:tc>
+        <w:tc>
+          <w:tcPr>
+            <w:tcW w:w="2336" w:type="dxa"/>
+            <w:tcBorders>
+              <w:top w:val="single" w:sz="4" w:space="0" w:color="auto"/>
+              <w:left w:val="single" w:sz="4" w:space="0" w:color="auto"/>
+              <w:bottom w:val="single" w:sz="4" w:space="0" w:color="auto"/>
+              <w:right w:val="single" w:sz="4" w:space="0" w:color="auto"/>
+            </w:tcBorders>
+            <w:hideMark/>
+          </w:tcPr>
+          <w:p>
+            <w:pPr>
+              <w:jc w:val="center"/>
+              <w:rPr>
+                <w:sz w:val="28"/>
+                <w:szCs w:val="28"/>
+              </w:rPr>
+            </w:pPr>
+            <w:r>
+              <w:rPr>
+                <w:sz w:val="28"/>
+                <w:szCs w:val="28"/>
+              </w:rPr>
+              <w:t>0</w:t>
+            </w:r>
+          </w:p>
+        </w:tc>
+        <w:tc>
+          <w:tcPr>
+            <w:tcW w:w="2337" w:type="dxa"/>
+            <w:tcBorders>
+              <w:top w:val="single" w:sz="4" w:space="0" w:color="auto"/>
+              <w:left w:val="single" w:sz="4" w:space="0" w:color="auto"/>
+              <w:bottom w:val="single" w:sz="4" w:space="0" w:color="auto"/>
+              <w:right w:val="single" w:sz="4" w:space="0" w:color="auto"/>
+            </w:tcBorders>
+            <w:hideMark/>
+          </w:tcPr>
+          <w:p>
+            <w:pPr>
+              <w:jc w:val="center"/>
+              <w:rPr>
+                <w:sz w:val="28"/>
+                <w:szCs w:val="28"/>
+              </w:rPr>
+            </w:pPr>
+            <w:r>
+              <w:rPr>
+                <w:sz w:val="28"/>
+                <w:szCs w:val="28"/>
+                <w:lang w:val="en-US"/>
+              </w:rPr>
+              <w:t>passed</w:t>
+            </w:r>
+          </w:p>
+        </w:tc>
+      </w:tr>
+      <w:tr>
+        <w:tc>
+          <w:tcPr>
+            <w:tcW w:w="2336" w:type="dxa"/>
+            <w:tcBorders>
+              <w:top w:val="single" w:sz="4" w:space="0" w:color="auto"/>
+              <w:left w:val="single" w:sz="4" w:space="0" w:color="auto"/>
+              <w:bottom w:val="single" w:sz="4" w:space="0" w:color="auto"/>
+              <w:right w:val="single" w:sz="4" w:space="0" w:color="auto"/>
+            </w:tcBorders>
+            <w:hideMark/>
+          </w:tcPr>
+          <w:p>
+            <w:pPr>
+              <w:jc w:val="center"/>
+              <w:rPr>
+                <w:sz w:val="28"/>
+                <w:szCs w:val="28"/>
+              </w:rPr>
+            </w:pPr>
+            <w:r>
+              <w:rPr>
+                <w:sz w:val="28"/>
+                <w:szCs w:val="28"/>
+              </w:rPr>
+              <w:t>ТС_2</w:t>
+            </w:r>
+          </w:p>
+        </w:tc>
+        <w:tc>
+          <w:tcPr>
+            <w:tcW w:w="2336" w:type="dxa"/>
+            <w:tcBorders>
+              <w:top w:val="single" w:sz="4" w:space="0" w:color="auto"/>
+              <w:left w:val="single" w:sz="4" w:space="0" w:color="auto"/>
+              <w:bottom w:val="single" w:sz="4" w:space="0" w:color="auto"/>
+              <w:right w:val="single" w:sz="4" w:space="0" w:color="auto"/>
+            </w:tcBorders>
+            <w:hideMark/>
+          </w:tcPr>
+          <w:p>
+            <w:pPr>
+              <w:jc w:val="center"/>
+              <w:rPr>
+                <w:sz w:val="28"/>
+                <w:szCs w:val="28"/>
+                <w:lang w:val="en-US"/>
+              </w:rPr>
+            </w:pPr>
+            <w:r>
+              <w:rPr>
+                <w:sz w:val="28"/>
+                <w:szCs w:val="28"/>
+              </w:rPr>
+              <w:t>32769</w:t>
+            </w:r>
+          </w:p>
+        </w:tc>
+        <w:tc>
+          <w:tcPr>
+            <w:tcW w:w="2336" w:type="dxa"/>
+            <w:tcBorders>
+              <w:top w:val="single" w:sz="4" w:space="0" w:color="auto"/>
+              <w:left w:val="single" w:sz="4" w:space="0" w:color="auto"/>
+              <w:bottom w:val="single" w:sz="4" w:space="0" w:color="auto"/>
+              <w:right w:val="single" w:sz="4" w:space="0" w:color="auto"/>
+            </w:tcBorders>
+            <w:hideMark/>
+          </w:tcPr>
+          <w:p>
+            <w:pPr>
+              <w:jc w:val="center"/>
+              <w:rPr>
+                <w:sz w:val="28"/>
+                <w:szCs w:val="28"/>
+              </w:rPr>
+            </w:pPr>
+            <w:r>
+              <w:rPr>
+                <w:sz w:val="28"/>
+                <w:szCs w:val="28"/>
+              </w:rPr>
+              <w:t>1</w:t>
+            </w:r>
+          </w:p>
+        </w:tc>
+        <w:tc>
+          <w:tcPr>
+            <w:tcW w:w="2337" w:type="dxa"/>
+            <w:tcBorders>
+              <w:top w:val="single" w:sz="4" w:space="0" w:color="auto"/>
+              <w:left w:val="single" w:sz="4" w:space="0" w:color="auto"/>
+              <w:bottom w:val="single" w:sz="4" w:space="0" w:color="auto"/>
+              <w:right w:val="single" w:sz="4" w:space="0" w:color="auto"/>
+            </w:tcBorders>
+            <w:hideMark/>
+          </w:tcPr>
+          <w:p>
+            <w:pPr>
+              <w:jc w:val="center"/>
+              <w:rPr>
+                <w:sz w:val="28"/>
+                <w:szCs w:val="28"/>
+              </w:rPr>
+            </w:pPr>
+            <w:r>
+              <w:rPr>
+                <w:sz w:val="28"/>
+                <w:szCs w:val="28"/>
+                <w:lang w:val="en-US"/>
+              </w:rPr>
+              <w:t>passed</w:t>
+            </w:r>
+          </w:p>
+        </w:tc>
+      </w:tr>
+      <w:tr>
+        <w:tc>
+          <w:tcPr>
+            <w:tcW w:w="2336" w:type="dxa"/>
+            <w:tcBorders>
+              <w:top w:val="single" w:sz="4" w:space="0" w:color="auto"/>
+              <w:left w:val="single" w:sz="4" w:space="0" w:color="auto"/>
+              <w:bottom w:val="single" w:sz="4" w:space="0" w:color="auto"/>
+              <w:right w:val="single" w:sz="4" w:space="0" w:color="auto"/>
+            </w:tcBorders>
+            <w:hideMark/>
+          </w:tcPr>
+          <w:p>
+            <w:pPr>
+              <w:jc w:val="center"/>
+              <w:rPr>
+                <w:sz w:val="28"/>
+                <w:szCs w:val="28"/>
+              </w:rPr>
+            </w:pPr>
+            <w:r>
+              <w:rPr>
+                <w:sz w:val="28"/>
+                <w:szCs w:val="28"/>
+              </w:rPr>
+              <w:t>ТС_3</w:t>
+            </w:r>
+          </w:p>
+        </w:tc>
+        <w:tc>
+          <w:tcPr>
+            <w:tcW w:w="2336" w:type="dxa"/>
+            <w:tcBorders>
+              <w:top w:val="single" w:sz="4" w:space="0" w:color="auto"/>
+              <w:left w:val="single" w:sz="4" w:space="0" w:color="auto"/>
+              <w:bottom w:val="single" w:sz="4" w:space="0" w:color="auto"/>
+              <w:right w:val="single" w:sz="4" w:space="0" w:color="auto"/>
+            </w:tcBorders>
+            <w:hideMark/>
+          </w:tcPr>
+          <w:p>
+            <w:pPr>
+              <w:jc w:val="center"/>
+              <w:rPr>
+                <w:sz w:val="28"/>
+                <w:szCs w:val="28"/>
+                <w:lang w:val="en-US"/>
+              </w:rPr>
+            </w:pPr>
+            <w:r>
+              <w:rPr>
+                <w:sz w:val="28"/>
+                <w:szCs w:val="28"/>
+              </w:rPr>
+              <w:t>0</w:t>
+            </w:r>
+          </w:p>
+        </w:tc>
+        <w:tc>
+          <w:tcPr>
+            <w:tcW w:w="2336" w:type="dxa"/>
+            <w:tcBorders>
+              <w:top w:val="single" w:sz="4" w:space="0" w:color="auto"/>
+              <w:left w:val="single" w:sz="4" w:space="0" w:color="auto"/>
+              <w:bottom w:val="single" w:sz="4" w:space="0" w:color="auto"/>
+              <w:right w:val="single" w:sz="4" w:space="0" w:color="auto"/>
+            </w:tcBorders>
+            <w:hideMark/>
+          </w:tcPr>
+          <w:p>
+            <w:pPr>
+              <w:jc w:val="center"/>
+              <w:rPr>
+                <w:sz w:val="28"/>
+                <w:szCs w:val="28"/>
+              </w:rPr>
+            </w:pPr>
+            <w:r>
+              <w:rPr>
+                <w:sz w:val="28"/>
+                <w:szCs w:val="28"/>
+              </w:rPr>
+              <w:t>0</w:t>
+            </w:r>
+          </w:p>
+        </w:tc>
+        <w:tc>
+          <w:tcPr>
+            <w:tcW w:w="2337" w:type="dxa"/>
+            <w:tcBorders>
+              <w:top w:val="single" w:sz="4" w:space="0" w:color="auto"/>
+              <w:left w:val="single" w:sz="4" w:space="0" w:color="auto"/>
+              <w:bottom w:val="single" w:sz="4" w:space="0" w:color="auto"/>
+              <w:right w:val="single" w:sz="4" w:space="0" w:color="auto"/>
+            </w:tcBorders>
+            <w:hideMark/>
+          </w:tcPr>
+          <w:p>
+            <w:pPr>
+              <w:jc w:val="center"/>
+              <w:rPr>
+                <w:sz w:val="28"/>
+                <w:szCs w:val="28"/>
+              </w:rPr>
+            </w:pPr>
+            <w:r>
+              <w:rPr>
+                <w:sz w:val="28"/>
+                <w:szCs w:val="28"/>
+                <w:lang w:val="en-US"/>
+              </w:rPr>
+              <w:t>passed</w:t>
+            </w:r>
+          </w:p>
+        </w:tc>
+      </w:tr>
+      <w:tr>
+        <w:tc>
+          <w:tcPr>
+            <w:tcW w:w="2336" w:type="dxa"/>
+            <w:tcBorders>
+              <w:top w:val="single" w:sz="4" w:space="0" w:color="auto"/>
+              <w:left w:val="single" w:sz="4" w:space="0" w:color="auto"/>
+              <w:bottom w:val="single" w:sz="4" w:space="0" w:color="auto"/>
+              <w:right w:val="single" w:sz="4" w:space="0" w:color="auto"/>
+            </w:tcBorders>
+            <w:hideMark/>
+          </w:tcPr>
+          <w:p>
+            <w:pPr>
+              <w:jc w:val="center"/>
+              <w:rPr>
+                <w:sz w:val="28"/>
+                <w:szCs w:val="28"/>
+              </w:rPr>
+            </w:pPr>
+            <w:r>
+              <w:rPr>
+                <w:sz w:val="28"/>
+                <w:szCs w:val="28"/>
+              </w:rPr>
+              <w:t>ТС_4</w:t>
+            </w:r>
+          </w:p>
+        </w:tc>
+        <w:tc>
+          <w:tcPr>
+            <w:tcW w:w="2336" w:type="dxa"/>
+            <w:tcBorders>
+              <w:top w:val="single" w:sz="4" w:space="0" w:color="auto"/>
+              <w:left w:val="single" w:sz="4" w:space="0" w:color="auto"/>
+              <w:bottom w:val="single" w:sz="4" w:space="0" w:color="auto"/>
+              <w:right w:val="single" w:sz="4" w:space="0" w:color="auto"/>
+            </w:tcBorders>
+            <w:hideMark/>
+          </w:tcPr>
+          <w:p>
+            <w:pPr>
+              <w:jc w:val="center"/>
+              <w:rPr>
+                <w:sz w:val="28"/>
+                <w:szCs w:val="28"/>
+                <w:lang w:val="en-US"/>
+              </w:rPr>
+            </w:pPr>
+            <w:r>
+              <w:rPr>
+                <w:sz w:val="28"/>
+                <w:szCs w:val="28"/>
+              </w:rPr>
+              <w:t>98304</w:t>
+            </w:r>
+          </w:p>
+        </w:tc>
+        <w:tc>
+          <w:tcPr>
+            <w:tcW w:w="2336" w:type="dxa"/>
+            <w:tcBorders>
+              <w:top w:val="single" w:sz="4" w:space="0" w:color="auto"/>
+              <w:left w:val="single" w:sz="4" w:space="0" w:color="auto"/>
+              <w:bottom w:val="single" w:sz="4" w:space="0" w:color="auto"/>
+              <w:right w:val="single" w:sz="4" w:space="0" w:color="auto"/>
+            </w:tcBorders>
+            <w:hideMark/>
+          </w:tcPr>
+          <w:p>
+            <w:pPr>
+              <w:jc w:val="center"/>
+              <w:rPr>
+                <w:sz w:val="28"/>
+                <w:szCs w:val="28"/>
+              </w:rPr>
+            </w:pPr>
+            <w:r>
+              <w:rPr>
+                <w:sz w:val="28"/>
+                <w:szCs w:val="28"/>
+              </w:rPr>
+              <w:t>1</w:t>
+            </w:r>
+          </w:p>
+        </w:tc>
+        <w:tc>
+          <w:tcPr>
+            <w:tcW w:w="2337" w:type="dxa"/>
+            <w:tcBorders>
+              <w:top w:val="single" w:sz="4" w:space="0" w:color="auto"/>
+              <w:left w:val="single" w:sz="4" w:space="0" w:color="auto"/>
+              <w:bottom w:val="single" w:sz="4" w:space="0" w:color="auto"/>
+              <w:right w:val="single" w:sz="4" w:space="0" w:color="auto"/>
+            </w:tcBorders>
+            <w:hideMark/>
+          </w:tcPr>
+          <w:p>
+            <w:pPr>
+              <w:jc w:val="center"/>
+              <w:rPr>
+                <w:sz w:val="28"/>
+                <w:szCs w:val="28"/>
+              </w:rPr>
+            </w:pPr>
+            <w:r>
+              <w:rPr>
+                <w:sz w:val="28"/>
+                <w:szCs w:val="28"/>
+                <w:lang w:val="en-US"/>
+              </w:rPr>
+              <w:t>passed</w:t>
+            </w:r>
+          </w:p>
+        </w:tc>
+      </w:tr>
+      <w:tr>
+        <w:tc>
+          <w:tcPr>
+            <w:tcW w:w="2336" w:type="dxa"/>
+            <w:tcBorders>
+              <w:top w:val="single" w:sz="4" w:space="0" w:color="auto"/>
+              <w:left w:val="single" w:sz="4" w:space="0" w:color="auto"/>
+              <w:bottom w:val="single" w:sz="4" w:space="0" w:color="auto"/>
+              <w:right w:val="single" w:sz="4" w:space="0" w:color="auto"/>
+            </w:tcBorders>
+            <w:hideMark/>
+          </w:tcPr>
+          <w:p>
+            <w:pPr>
+              <w:jc w:val="center"/>
+              <w:rPr>
+                <w:sz w:val="28"/>
+                <w:szCs w:val="28"/>
+              </w:rPr>
+            </w:pPr>
+            <w:r>
+              <w:rPr>
+                <w:sz w:val="28"/>
+                <w:szCs w:val="28"/>
+              </w:rPr>
+              <w:t>ТС_5</w:t>
+            </w:r>
+          </w:p>
+        </w:tc>
+        <w:tc>
+          <w:tcPr>
+            <w:tcW w:w="2336" w:type="dxa"/>
+            <w:tcBorders>
+              <w:top w:val="single" w:sz="4" w:space="0" w:color="auto"/>
+              <w:left w:val="single" w:sz="4" w:space="0" w:color="auto"/>
+              <w:bottom w:val="single" w:sz="4" w:space="0" w:color="auto"/>
+              <w:right w:val="single" w:sz="4" w:space="0" w:color="auto"/>
+            </w:tcBorders>
+            <w:hideMark/>
+          </w:tcPr>
+          <w:p>
+            <w:pPr>
+              <w:jc w:val="center"/>
+              <w:rPr>
+                <w:sz w:val="28"/>
+                <w:szCs w:val="28"/>
+                <w:lang w:val="en-US"/>
+              </w:rPr>
+            </w:pPr>
+            <w:r>
+              <w:rPr>
+                <w:sz w:val="28"/>
+                <w:szCs w:val="28"/>
+              </w:rPr>
+              <w:t>1</w:t>
+            </w:r>
+          </w:p>
+        </w:tc>
+        <w:tc>
+          <w:tcPr>
+            <w:tcW w:w="2336" w:type="dxa"/>
+            <w:tcBorders>
+              <w:top w:val="single" w:sz="4" w:space="0" w:color="auto"/>
+              <w:left w:val="single" w:sz="4" w:space="0" w:color="auto"/>
+              <w:bottom w:val="single" w:sz="4" w:space="0" w:color="auto"/>
+              <w:right w:val="single" w:sz="4" w:space="0" w:color="auto"/>
+            </w:tcBorders>
+            <w:hideMark/>
+          </w:tcPr>
+          <w:p>
+            <w:pPr>
+              <w:jc w:val="center"/>
+              <w:rPr>
+                <w:sz w:val="28"/>
+                <w:szCs w:val="28"/>
+              </w:rPr>
+            </w:pPr>
+            <w:r>
+              <w:rPr>
+                <w:sz w:val="28"/>
+                <w:szCs w:val="28"/>
+              </w:rPr>
+              <w:t>0</w:t>
+            </w:r>
+          </w:p>
+        </w:tc>
+        <w:tc>
+          <w:tcPr>
+            <w:tcW w:w="2337" w:type="dxa"/>
+            <w:tcBorders>
+              <w:top w:val="single" w:sz="4" w:space="0" w:color="auto"/>
+              <w:left w:val="single" w:sz="4" w:space="0" w:color="auto"/>
+              <w:bottom w:val="single" w:sz="4" w:space="0" w:color="auto"/>
+              <w:right w:val="single" w:sz="4" w:space="0" w:color="auto"/>
+            </w:tcBorders>
+            <w:hideMark/>
+          </w:tcPr>
+          <w:p>
+            <w:pPr>
+              <w:jc w:val="center"/>
+              <w:rPr>
+                <w:sz w:val="28"/>
+                <w:szCs w:val="28"/>
+              </w:rPr>
+            </w:pPr>
+            <w:r>
+              <w:rPr>
+                <w:sz w:val="28"/>
+                <w:szCs w:val="28"/>
+                <w:lang w:val="en-US"/>
+              </w:rPr>
+              <w:t>passed</w:t>
+            </w:r>
+          </w:p>
+        </w:tc>
+      </w:tr>
+    </w:tbl>
+    <w:p>
+      <w:pPr>
+        <w:rPr>
+          <w:sz w:val="28"/>
+          <w:szCs w:val="28"/>
+        </w:rPr>
+      </w:pPr>
+    </w:p>
+    <w:p/>
+    <w:p/>
+    <w:p/>
     <w:p/>
     <w:p>
       <w:pPr>
@@ -3011,6 +5976,25 @@
       <w:szCs w:val="20"/>
     </w:rPr>
   </w:style>
+  <w:style w:type="table" w:styleId="a4">
+    <w:name w:val="Table Grid"/>
+    <w:basedOn w:val="a1"/>
+    <w:uiPriority w:val="39"/>
+    <w:rsid w:val="00D72788"/>
+    <w:pPr>
+      <w:spacing w:after="0" w:line="240" w:lineRule="auto"/>
+    </w:pPr>
+    <w:tblPr>
+      <w:tblBorders>
+        <w:top w:val="single" w:sz="4" w:space="0" w:color="auto"/>
+        <w:left w:val="single" w:sz="4" w:space="0" w:color="auto"/>
+        <w:bottom w:val="single" w:sz="4" w:space="0" w:color="auto"/>
+        <w:right w:val="single" w:sz="4" w:space="0" w:color="auto"/>
+        <w:insideH w:val="single" w:sz="4" w:space="0" w:color="auto"/>
+        <w:insideV w:val="single" w:sz="4" w:space="0" w:color="auto"/>
+      </w:tblBorders>
+    </w:tblPr>
+  </w:style>
 </w:styles>
 </file>
 

--- a/lab09/Report/Звіт лаб. 9.docx
+++ b/lab09/Report/Звіт лаб. 9.docx
@@ -4326,7 +4326,6 @@
           <w:szCs w:val="28"/>
         </w:rPr>
       </w:pPr>
-      <w:bookmarkStart w:id="0" w:name="_GoBack"/>
       <w:proofErr w:type="spellStart"/>
       <w:r>
         <w:rPr>
@@ -4364,7 +4363,6 @@
         <w:t xml:space="preserve"> 9.3</w:t>
       </w:r>
     </w:p>
-    <w:bookmarkEnd w:id="0"/>
     <w:p>
       <w:pPr>
         <w:rPr>
@@ -5474,9 +5472,3067 @@
         </w:rPr>
       </w:pPr>
     </w:p>
-    <w:p/>
-    <w:p/>
-    <w:p/>
+    <w:p>
+      <w:pPr>
+        <w:rPr>
+          <w:b/>
+          <w:sz w:val="28"/>
+          <w:szCs w:val="28"/>
+        </w:rPr>
+      </w:pPr>
+      <w:r>
+        <w:rPr>
+          <w:b/>
+          <w:sz w:val="28"/>
+          <w:szCs w:val="28"/>
+        </w:rPr>
+        <w:t xml:space="preserve">Код </w:t>
+      </w:r>
+      <w:r>
+        <w:rPr>
+          <w:b/>
+          <w:sz w:val="28"/>
+          <w:szCs w:val="28"/>
+        </w:rPr>
+        <w:t>TestDriver</w:t>
+      </w:r>
+      <w:r>
+        <w:rPr>
+          <w:b/>
+          <w:sz w:val="28"/>
+          <w:szCs w:val="28"/>
+        </w:rPr>
+        <w:t>9</w:t>
+      </w:r>
+    </w:p>
+    <w:p>
+      <w:pPr>
+        <w:rPr>
+          <w:sz w:val="28"/>
+          <w:szCs w:val="28"/>
+        </w:rPr>
+      </w:pPr>
+      <w:r>
+        <w:rPr>
+          <w:sz w:val="28"/>
+          <w:szCs w:val="28"/>
+        </w:rPr>
+        <w:t>#</w:t>
+      </w:r>
+      <w:proofErr w:type="spellStart"/>
+      <w:r>
+        <w:rPr>
+          <w:sz w:val="28"/>
+          <w:szCs w:val="28"/>
+        </w:rPr>
+        <w:t>include</w:t>
+      </w:r>
+      <w:proofErr w:type="spellEnd"/>
+      <w:r>
+        <w:rPr>
+          <w:sz w:val="28"/>
+          <w:szCs w:val="28"/>
+        </w:rPr>
+        <w:t xml:space="preserve"> &lt;</w:t>
+      </w:r>
+      <w:proofErr w:type="spellStart"/>
+      <w:r>
+        <w:rPr>
+          <w:sz w:val="28"/>
+          <w:szCs w:val="28"/>
+        </w:rPr>
+        <w:t>iostream</w:t>
+      </w:r>
+      <w:proofErr w:type="spellEnd"/>
+      <w:r>
+        <w:rPr>
+          <w:sz w:val="28"/>
+          <w:szCs w:val="28"/>
+        </w:rPr>
+        <w:t>&gt;</w:t>
+      </w:r>
+    </w:p>
+    <w:p>
+      <w:pPr>
+        <w:rPr>
+          <w:sz w:val="28"/>
+          <w:szCs w:val="28"/>
+        </w:rPr>
+      </w:pPr>
+      <w:r>
+        <w:rPr>
+          <w:sz w:val="28"/>
+          <w:szCs w:val="28"/>
+        </w:rPr>
+        <w:t>#</w:t>
+      </w:r>
+      <w:proofErr w:type="spellStart"/>
+      <w:r>
+        <w:rPr>
+          <w:sz w:val="28"/>
+          <w:szCs w:val="28"/>
+        </w:rPr>
+        <w:t>include</w:t>
+      </w:r>
+      <w:proofErr w:type="spellEnd"/>
+      <w:r>
+        <w:rPr>
+          <w:sz w:val="28"/>
+          <w:szCs w:val="28"/>
+        </w:rPr>
+        <w:t xml:space="preserve"> &lt;</w:t>
+      </w:r>
+      <w:proofErr w:type="spellStart"/>
+      <w:r>
+        <w:rPr>
+          <w:sz w:val="28"/>
+          <w:szCs w:val="28"/>
+        </w:rPr>
+        <w:t>iomanip</w:t>
+      </w:r>
+      <w:proofErr w:type="spellEnd"/>
+      <w:r>
+        <w:rPr>
+          <w:sz w:val="28"/>
+          <w:szCs w:val="28"/>
+        </w:rPr>
+        <w:t>&gt;</w:t>
+      </w:r>
+    </w:p>
+    <w:p>
+      <w:pPr>
+        <w:rPr>
+          <w:sz w:val="28"/>
+          <w:szCs w:val="28"/>
+        </w:rPr>
+      </w:pPr>
+      <w:r>
+        <w:rPr>
+          <w:sz w:val="28"/>
+          <w:szCs w:val="28"/>
+        </w:rPr>
+        <w:t>#</w:t>
+      </w:r>
+      <w:proofErr w:type="spellStart"/>
+      <w:r>
+        <w:rPr>
+          <w:sz w:val="28"/>
+          <w:szCs w:val="28"/>
+        </w:rPr>
+        <w:t>include</w:t>
+      </w:r>
+      <w:proofErr w:type="spellEnd"/>
+      <w:r>
+        <w:rPr>
+          <w:sz w:val="28"/>
+          <w:szCs w:val="28"/>
+        </w:rPr>
+        <w:t xml:space="preserve"> &lt;</w:t>
+      </w:r>
+      <w:proofErr w:type="spellStart"/>
+      <w:r>
+        <w:rPr>
+          <w:sz w:val="28"/>
+          <w:szCs w:val="28"/>
+        </w:rPr>
+        <w:t>string</w:t>
+      </w:r>
+      <w:proofErr w:type="spellEnd"/>
+      <w:r>
+        <w:rPr>
+          <w:sz w:val="28"/>
+          <w:szCs w:val="28"/>
+        </w:rPr>
+        <w:t>&gt;</w:t>
+      </w:r>
+    </w:p>
+    <w:p>
+      <w:pPr>
+        <w:rPr>
+          <w:sz w:val="28"/>
+          <w:szCs w:val="28"/>
+        </w:rPr>
+      </w:pPr>
+      <w:r>
+        <w:rPr>
+          <w:sz w:val="28"/>
+          <w:szCs w:val="28"/>
+        </w:rPr>
+        <w:t>#</w:t>
+      </w:r>
+      <w:proofErr w:type="spellStart"/>
+      <w:r>
+        <w:rPr>
+          <w:sz w:val="28"/>
+          <w:szCs w:val="28"/>
+        </w:rPr>
+        <w:t>include</w:t>
+      </w:r>
+      <w:proofErr w:type="spellEnd"/>
+      <w:r>
+        <w:rPr>
+          <w:sz w:val="28"/>
+          <w:szCs w:val="28"/>
+        </w:rPr>
+        <w:t xml:space="preserve"> "</w:t>
+      </w:r>
+      <w:proofErr w:type="spellStart"/>
+      <w:r>
+        <w:rPr>
+          <w:sz w:val="28"/>
+          <w:szCs w:val="28"/>
+        </w:rPr>
+        <w:t>ModulesYroslav.h</w:t>
+      </w:r>
+      <w:proofErr w:type="spellEnd"/>
+      <w:r>
+        <w:rPr>
+          <w:sz w:val="28"/>
+          <w:szCs w:val="28"/>
+        </w:rPr>
+        <w:t xml:space="preserve">" </w:t>
+      </w:r>
+    </w:p>
+    <w:p>
+      <w:pPr>
+        <w:rPr>
+          <w:sz w:val="28"/>
+          <w:szCs w:val="28"/>
+        </w:rPr>
+      </w:pPr>
+    </w:p>
+    <w:p>
+      <w:pPr>
+        <w:rPr>
+          <w:sz w:val="28"/>
+          <w:szCs w:val="28"/>
+        </w:rPr>
+      </w:pPr>
+      <w:proofErr w:type="spellStart"/>
+      <w:r>
+        <w:rPr>
+          <w:sz w:val="28"/>
+          <w:szCs w:val="28"/>
+        </w:rPr>
+        <w:t>using</w:t>
+      </w:r>
+      <w:proofErr w:type="spellEnd"/>
+      <w:r>
+        <w:rPr>
+          <w:sz w:val="28"/>
+          <w:szCs w:val="28"/>
+        </w:rPr>
+        <w:t xml:space="preserve"> </w:t>
+      </w:r>
+      <w:proofErr w:type="spellStart"/>
+      <w:r>
+        <w:rPr>
+          <w:sz w:val="28"/>
+          <w:szCs w:val="28"/>
+        </w:rPr>
+        <w:t>namespace</w:t>
+      </w:r>
+      <w:proofErr w:type="spellEnd"/>
+      <w:r>
+        <w:rPr>
+          <w:sz w:val="28"/>
+          <w:szCs w:val="28"/>
+        </w:rPr>
+        <w:t xml:space="preserve"> </w:t>
+      </w:r>
+      <w:proofErr w:type="spellStart"/>
+      <w:r>
+        <w:rPr>
+          <w:sz w:val="28"/>
+          <w:szCs w:val="28"/>
+        </w:rPr>
+        <w:t>std</w:t>
+      </w:r>
+      <w:proofErr w:type="spellEnd"/>
+      <w:r>
+        <w:rPr>
+          <w:sz w:val="28"/>
+          <w:szCs w:val="28"/>
+        </w:rPr>
+        <w:t>;</w:t>
+      </w:r>
+    </w:p>
+    <w:p>
+      <w:pPr>
+        <w:rPr>
+          <w:sz w:val="28"/>
+          <w:szCs w:val="28"/>
+        </w:rPr>
+      </w:pPr>
+    </w:p>
+    <w:p>
+      <w:pPr>
+        <w:rPr>
+          <w:sz w:val="28"/>
+          <w:szCs w:val="28"/>
+        </w:rPr>
+      </w:pPr>
+      <w:proofErr w:type="spellStart"/>
+      <w:r>
+        <w:rPr>
+          <w:sz w:val="28"/>
+          <w:szCs w:val="28"/>
+        </w:rPr>
+        <w:t>void</w:t>
+      </w:r>
+      <w:proofErr w:type="spellEnd"/>
+      <w:r>
+        <w:rPr>
+          <w:sz w:val="28"/>
+          <w:szCs w:val="28"/>
+        </w:rPr>
+        <w:t xml:space="preserve"> test_task9_1() {</w:t>
+      </w:r>
+    </w:p>
+    <w:p>
+      <w:pPr>
+        <w:rPr>
+          <w:sz w:val="28"/>
+          <w:szCs w:val="28"/>
+        </w:rPr>
+      </w:pPr>
+      <w:r>
+        <w:rPr>
+          <w:sz w:val="28"/>
+          <w:szCs w:val="28"/>
+        </w:rPr>
+        <w:t xml:space="preserve">    </w:t>
+      </w:r>
+      <w:proofErr w:type="spellStart"/>
+      <w:r>
+        <w:rPr>
+          <w:sz w:val="28"/>
+          <w:szCs w:val="28"/>
+        </w:rPr>
+        <w:t>cout</w:t>
+      </w:r>
+      <w:proofErr w:type="spellEnd"/>
+      <w:r>
+        <w:rPr>
+          <w:sz w:val="28"/>
+          <w:szCs w:val="28"/>
+        </w:rPr>
+        <w:t xml:space="preserve"> &lt;&lt; "Тестування Задачі 9.1" &lt;&lt; </w:t>
+      </w:r>
+      <w:proofErr w:type="spellStart"/>
+      <w:r>
+        <w:rPr>
+          <w:sz w:val="28"/>
+          <w:szCs w:val="28"/>
+        </w:rPr>
+        <w:t>endl</w:t>
+      </w:r>
+      <w:proofErr w:type="spellEnd"/>
+      <w:r>
+        <w:rPr>
+          <w:sz w:val="28"/>
+          <w:szCs w:val="28"/>
+        </w:rPr>
+        <w:t>;</w:t>
+      </w:r>
+    </w:p>
+    <w:p>
+      <w:pPr>
+        <w:rPr>
+          <w:sz w:val="28"/>
+          <w:szCs w:val="28"/>
+        </w:rPr>
+      </w:pPr>
+      <w:r>
+        <w:rPr>
+          <w:sz w:val="28"/>
+          <w:szCs w:val="28"/>
+        </w:rPr>
+        <w:t xml:space="preserve">    // Масиви з тестовими даними (3 перевірки)</w:t>
+      </w:r>
+    </w:p>
+    <w:p>
+      <w:pPr>
+        <w:rPr>
+          <w:sz w:val="28"/>
+          <w:szCs w:val="28"/>
+        </w:rPr>
+      </w:pPr>
+      <w:r>
+        <w:rPr>
+          <w:sz w:val="28"/>
+          <w:szCs w:val="28"/>
+        </w:rPr>
+        <w:t xml:space="preserve">    </w:t>
+      </w:r>
+      <w:proofErr w:type="spellStart"/>
+      <w:r>
+        <w:rPr>
+          <w:sz w:val="28"/>
+          <w:szCs w:val="28"/>
+        </w:rPr>
+        <w:t>float</w:t>
+      </w:r>
+      <w:proofErr w:type="spellEnd"/>
+      <w:r>
+        <w:rPr>
+          <w:sz w:val="28"/>
+          <w:szCs w:val="28"/>
+        </w:rPr>
+        <w:t xml:space="preserve"> </w:t>
+      </w:r>
+      <w:proofErr w:type="spellStart"/>
+      <w:r>
+        <w:rPr>
+          <w:sz w:val="28"/>
+          <w:szCs w:val="28"/>
+        </w:rPr>
+        <w:t>salaries</w:t>
+      </w:r>
+      <w:proofErr w:type="spellEnd"/>
+      <w:r>
+        <w:rPr>
+          <w:sz w:val="28"/>
+          <w:szCs w:val="28"/>
+        </w:rPr>
+        <w:t>[] = {10000.0f, 10000.0f, 20000.0f};</w:t>
+      </w:r>
+    </w:p>
+    <w:p>
+      <w:pPr>
+        <w:rPr>
+          <w:sz w:val="28"/>
+          <w:szCs w:val="28"/>
+        </w:rPr>
+      </w:pPr>
+      <w:r>
+        <w:rPr>
+          <w:sz w:val="28"/>
+          <w:szCs w:val="28"/>
+        </w:rPr>
+        <w:t xml:space="preserve">    </w:t>
+      </w:r>
+      <w:proofErr w:type="spellStart"/>
+      <w:r>
+        <w:rPr>
+          <w:sz w:val="28"/>
+          <w:szCs w:val="28"/>
+        </w:rPr>
+        <w:t>float</w:t>
+      </w:r>
+      <w:proofErr w:type="spellEnd"/>
+      <w:r>
+        <w:rPr>
+          <w:sz w:val="28"/>
+          <w:szCs w:val="28"/>
+        </w:rPr>
+        <w:t xml:space="preserve"> </w:t>
+      </w:r>
+      <w:proofErr w:type="spellStart"/>
+      <w:r>
+        <w:rPr>
+          <w:sz w:val="28"/>
+          <w:szCs w:val="28"/>
+        </w:rPr>
+        <w:t>experiences</w:t>
+      </w:r>
+      <w:proofErr w:type="spellEnd"/>
+      <w:r>
+        <w:rPr>
+          <w:sz w:val="28"/>
+          <w:szCs w:val="28"/>
+        </w:rPr>
+        <w:t>[] = {1.5f, 5.0f, 15.0f};</w:t>
+      </w:r>
+    </w:p>
+    <w:p>
+      <w:pPr>
+        <w:rPr>
+          <w:sz w:val="28"/>
+          <w:szCs w:val="28"/>
+        </w:rPr>
+      </w:pPr>
+      <w:r>
+        <w:rPr>
+          <w:sz w:val="28"/>
+          <w:szCs w:val="28"/>
+        </w:rPr>
+        <w:t xml:space="preserve">    </w:t>
+      </w:r>
+      <w:proofErr w:type="spellStart"/>
+      <w:r>
+        <w:rPr>
+          <w:sz w:val="28"/>
+          <w:szCs w:val="28"/>
+        </w:rPr>
+        <w:t>int</w:t>
+      </w:r>
+      <w:proofErr w:type="spellEnd"/>
+      <w:r>
+        <w:rPr>
+          <w:sz w:val="28"/>
+          <w:szCs w:val="28"/>
+        </w:rPr>
+        <w:t xml:space="preserve"> </w:t>
+      </w:r>
+      <w:proofErr w:type="spellStart"/>
+      <w:r>
+        <w:rPr>
+          <w:sz w:val="28"/>
+          <w:szCs w:val="28"/>
+        </w:rPr>
+        <w:t>expected_bonuses</w:t>
+      </w:r>
+      <w:proofErr w:type="spellEnd"/>
+      <w:r>
+        <w:rPr>
+          <w:sz w:val="28"/>
+          <w:szCs w:val="28"/>
+        </w:rPr>
+        <w:t>[] = {0, 10, 25};</w:t>
+      </w:r>
+    </w:p>
+    <w:p>
+      <w:pPr>
+        <w:rPr>
+          <w:sz w:val="28"/>
+          <w:szCs w:val="28"/>
+        </w:rPr>
+      </w:pPr>
+      <w:r>
+        <w:rPr>
+          <w:sz w:val="28"/>
+          <w:szCs w:val="28"/>
+        </w:rPr>
+        <w:t xml:space="preserve">    </w:t>
+      </w:r>
+      <w:proofErr w:type="spellStart"/>
+      <w:r>
+        <w:rPr>
+          <w:sz w:val="28"/>
+          <w:szCs w:val="28"/>
+        </w:rPr>
+        <w:t>float</w:t>
+      </w:r>
+      <w:proofErr w:type="spellEnd"/>
+      <w:r>
+        <w:rPr>
+          <w:sz w:val="28"/>
+          <w:szCs w:val="28"/>
+        </w:rPr>
+        <w:t xml:space="preserve"> </w:t>
+      </w:r>
+      <w:proofErr w:type="spellStart"/>
+      <w:r>
+        <w:rPr>
+          <w:sz w:val="28"/>
+          <w:szCs w:val="28"/>
+        </w:rPr>
+        <w:t>expected_totals</w:t>
+      </w:r>
+      <w:proofErr w:type="spellEnd"/>
+      <w:r>
+        <w:rPr>
+          <w:sz w:val="28"/>
+          <w:szCs w:val="28"/>
+        </w:rPr>
+        <w:t>[] = {10000.0f, 11000.0f, 25000.0f};</w:t>
+      </w:r>
+    </w:p>
+    <w:p>
+      <w:pPr>
+        <w:rPr>
+          <w:sz w:val="28"/>
+          <w:szCs w:val="28"/>
+        </w:rPr>
+      </w:pPr>
+    </w:p>
+    <w:p>
+      <w:pPr>
+        <w:rPr>
+          <w:sz w:val="28"/>
+          <w:szCs w:val="28"/>
+        </w:rPr>
+      </w:pPr>
+      <w:r>
+        <w:rPr>
+          <w:sz w:val="28"/>
+          <w:szCs w:val="28"/>
+        </w:rPr>
+        <w:t xml:space="preserve">    </w:t>
+      </w:r>
+      <w:proofErr w:type="spellStart"/>
+      <w:r>
+        <w:rPr>
+          <w:sz w:val="28"/>
+          <w:szCs w:val="28"/>
+        </w:rPr>
+        <w:t>for</w:t>
+      </w:r>
+      <w:proofErr w:type="spellEnd"/>
+      <w:r>
+        <w:rPr>
+          <w:sz w:val="28"/>
+          <w:szCs w:val="28"/>
+        </w:rPr>
+        <w:t xml:space="preserve"> (</w:t>
+      </w:r>
+      <w:proofErr w:type="spellStart"/>
+      <w:r>
+        <w:rPr>
+          <w:sz w:val="28"/>
+          <w:szCs w:val="28"/>
+        </w:rPr>
+        <w:t>int</w:t>
+      </w:r>
+      <w:proofErr w:type="spellEnd"/>
+      <w:r>
+        <w:rPr>
+          <w:sz w:val="28"/>
+          <w:szCs w:val="28"/>
+        </w:rPr>
+        <w:t xml:space="preserve"> i = 0; i &lt; 3; i++) {</w:t>
+      </w:r>
+    </w:p>
+    <w:p>
+      <w:pPr>
+        <w:rPr>
+          <w:sz w:val="28"/>
+          <w:szCs w:val="28"/>
+        </w:rPr>
+      </w:pPr>
+      <w:r>
+        <w:rPr>
+          <w:sz w:val="28"/>
+          <w:szCs w:val="28"/>
+        </w:rPr>
+        <w:t xml:space="preserve">        </w:t>
+      </w:r>
+      <w:proofErr w:type="spellStart"/>
+      <w:r>
+        <w:rPr>
+          <w:sz w:val="28"/>
+          <w:szCs w:val="28"/>
+        </w:rPr>
+        <w:t>int</w:t>
+      </w:r>
+      <w:proofErr w:type="spellEnd"/>
+      <w:r>
+        <w:rPr>
+          <w:sz w:val="28"/>
+          <w:szCs w:val="28"/>
+        </w:rPr>
+        <w:t xml:space="preserve"> </w:t>
+      </w:r>
+      <w:proofErr w:type="spellStart"/>
+      <w:r>
+        <w:rPr>
+          <w:sz w:val="28"/>
+          <w:szCs w:val="28"/>
+        </w:rPr>
+        <w:t>actual_bonus</w:t>
+      </w:r>
+      <w:proofErr w:type="spellEnd"/>
+      <w:r>
+        <w:rPr>
+          <w:sz w:val="28"/>
+          <w:szCs w:val="28"/>
+        </w:rPr>
+        <w:t xml:space="preserve"> = 0;</w:t>
+      </w:r>
+    </w:p>
+    <w:p>
+      <w:pPr>
+        <w:rPr>
+          <w:sz w:val="28"/>
+          <w:szCs w:val="28"/>
+        </w:rPr>
+      </w:pPr>
+      <w:r>
+        <w:rPr>
+          <w:sz w:val="28"/>
+          <w:szCs w:val="28"/>
+        </w:rPr>
+        <w:t xml:space="preserve">        </w:t>
+      </w:r>
+      <w:proofErr w:type="spellStart"/>
+      <w:r>
+        <w:rPr>
+          <w:sz w:val="28"/>
+          <w:szCs w:val="28"/>
+        </w:rPr>
+        <w:t>float</w:t>
+      </w:r>
+      <w:proofErr w:type="spellEnd"/>
+      <w:r>
+        <w:rPr>
+          <w:sz w:val="28"/>
+          <w:szCs w:val="28"/>
+        </w:rPr>
+        <w:t xml:space="preserve"> </w:t>
+      </w:r>
+      <w:proofErr w:type="spellStart"/>
+      <w:r>
+        <w:rPr>
+          <w:sz w:val="28"/>
+          <w:szCs w:val="28"/>
+        </w:rPr>
+        <w:t>actual_total</w:t>
+      </w:r>
+      <w:proofErr w:type="spellEnd"/>
+      <w:r>
+        <w:rPr>
+          <w:sz w:val="28"/>
+          <w:szCs w:val="28"/>
+        </w:rPr>
+        <w:t xml:space="preserve"> = 0.0f;</w:t>
+      </w:r>
+    </w:p>
+    <w:p>
+      <w:pPr>
+        <w:rPr>
+          <w:sz w:val="28"/>
+          <w:szCs w:val="28"/>
+        </w:rPr>
+      </w:pPr>
+    </w:p>
+    <w:p>
+      <w:pPr>
+        <w:rPr>
+          <w:sz w:val="28"/>
+          <w:szCs w:val="28"/>
+        </w:rPr>
+      </w:pPr>
+      <w:r>
+        <w:rPr>
+          <w:sz w:val="28"/>
+          <w:szCs w:val="28"/>
+        </w:rPr>
+        <w:t xml:space="preserve">        // Виклик функції з бібліотеки</w:t>
+      </w:r>
+    </w:p>
+    <w:p>
+      <w:pPr>
+        <w:rPr>
+          <w:sz w:val="28"/>
+          <w:szCs w:val="28"/>
+        </w:rPr>
+      </w:pPr>
+      <w:r>
+        <w:rPr>
+          <w:sz w:val="28"/>
+          <w:szCs w:val="28"/>
+        </w:rPr>
+        <w:t xml:space="preserve">        task9_1(</w:t>
+      </w:r>
+      <w:proofErr w:type="spellStart"/>
+      <w:r>
+        <w:rPr>
+          <w:sz w:val="28"/>
+          <w:szCs w:val="28"/>
+        </w:rPr>
+        <w:t>salaries</w:t>
+      </w:r>
+      <w:proofErr w:type="spellEnd"/>
+      <w:r>
+        <w:rPr>
+          <w:sz w:val="28"/>
+          <w:szCs w:val="28"/>
+        </w:rPr>
+        <w:t xml:space="preserve">[i], </w:t>
+      </w:r>
+      <w:proofErr w:type="spellStart"/>
+      <w:r>
+        <w:rPr>
+          <w:sz w:val="28"/>
+          <w:szCs w:val="28"/>
+        </w:rPr>
+        <w:t>experiences</w:t>
+      </w:r>
+      <w:proofErr w:type="spellEnd"/>
+      <w:r>
+        <w:rPr>
+          <w:sz w:val="28"/>
+          <w:szCs w:val="28"/>
+        </w:rPr>
+        <w:t xml:space="preserve">[i], </w:t>
+      </w:r>
+      <w:proofErr w:type="spellStart"/>
+      <w:r>
+        <w:rPr>
+          <w:sz w:val="28"/>
+          <w:szCs w:val="28"/>
+        </w:rPr>
+        <w:t>actual_bonus</w:t>
+      </w:r>
+      <w:proofErr w:type="spellEnd"/>
+      <w:r>
+        <w:rPr>
+          <w:sz w:val="28"/>
+          <w:szCs w:val="28"/>
+        </w:rPr>
+        <w:t xml:space="preserve">, </w:t>
+      </w:r>
+      <w:proofErr w:type="spellStart"/>
+      <w:r>
+        <w:rPr>
+          <w:sz w:val="28"/>
+          <w:szCs w:val="28"/>
+        </w:rPr>
+        <w:t>actual_total</w:t>
+      </w:r>
+      <w:proofErr w:type="spellEnd"/>
+      <w:r>
+        <w:rPr>
+          <w:sz w:val="28"/>
+          <w:szCs w:val="28"/>
+        </w:rPr>
+        <w:t>);</w:t>
+      </w:r>
+    </w:p>
+    <w:p>
+      <w:pPr>
+        <w:rPr>
+          <w:sz w:val="28"/>
+          <w:szCs w:val="28"/>
+        </w:rPr>
+      </w:pPr>
+    </w:p>
+    <w:p>
+      <w:pPr>
+        <w:rPr>
+          <w:sz w:val="28"/>
+          <w:szCs w:val="28"/>
+        </w:rPr>
+      </w:pPr>
+      <w:r>
+        <w:rPr>
+          <w:sz w:val="28"/>
+          <w:szCs w:val="28"/>
+        </w:rPr>
+        <w:t xml:space="preserve">        </w:t>
+      </w:r>
+      <w:proofErr w:type="spellStart"/>
+      <w:r>
+        <w:rPr>
+          <w:sz w:val="28"/>
+          <w:szCs w:val="28"/>
+        </w:rPr>
+        <w:t>cout</w:t>
+      </w:r>
+      <w:proofErr w:type="spellEnd"/>
+      <w:r>
+        <w:rPr>
+          <w:sz w:val="28"/>
+          <w:szCs w:val="28"/>
+        </w:rPr>
+        <w:t xml:space="preserve"> &lt;&lt; "Тест " &lt;&lt; i + 1 &lt;&lt; " (Стаж: " &lt;&lt; </w:t>
+      </w:r>
+      <w:proofErr w:type="spellStart"/>
+      <w:r>
+        <w:rPr>
+          <w:sz w:val="28"/>
+          <w:szCs w:val="28"/>
+        </w:rPr>
+        <w:t>experiences</w:t>
+      </w:r>
+      <w:proofErr w:type="spellEnd"/>
+      <w:r>
+        <w:rPr>
+          <w:sz w:val="28"/>
+          <w:szCs w:val="28"/>
+        </w:rPr>
+        <w:t>[i] &lt;&lt; " р.): ";</w:t>
+      </w:r>
+    </w:p>
+    <w:p>
+      <w:pPr>
+        <w:rPr>
+          <w:sz w:val="28"/>
+          <w:szCs w:val="28"/>
+        </w:rPr>
+      </w:pPr>
+      <w:r>
+        <w:rPr>
+          <w:sz w:val="28"/>
+          <w:szCs w:val="28"/>
+        </w:rPr>
+        <w:t xml:space="preserve">        </w:t>
+      </w:r>
+      <w:proofErr w:type="spellStart"/>
+      <w:r>
+        <w:rPr>
+          <w:sz w:val="28"/>
+          <w:szCs w:val="28"/>
+        </w:rPr>
+        <w:t>if</w:t>
+      </w:r>
+      <w:proofErr w:type="spellEnd"/>
+      <w:r>
+        <w:rPr>
+          <w:sz w:val="28"/>
+          <w:szCs w:val="28"/>
+        </w:rPr>
+        <w:t xml:space="preserve"> (</w:t>
+      </w:r>
+      <w:proofErr w:type="spellStart"/>
+      <w:r>
+        <w:rPr>
+          <w:sz w:val="28"/>
+          <w:szCs w:val="28"/>
+        </w:rPr>
+        <w:t>actual_bonus</w:t>
+      </w:r>
+      <w:proofErr w:type="spellEnd"/>
+      <w:r>
+        <w:rPr>
+          <w:sz w:val="28"/>
+          <w:szCs w:val="28"/>
+        </w:rPr>
+        <w:t xml:space="preserve"> == </w:t>
+      </w:r>
+      <w:proofErr w:type="spellStart"/>
+      <w:r>
+        <w:rPr>
+          <w:sz w:val="28"/>
+          <w:szCs w:val="28"/>
+        </w:rPr>
+        <w:t>expected_bonuses</w:t>
+      </w:r>
+      <w:proofErr w:type="spellEnd"/>
+      <w:r>
+        <w:rPr>
+          <w:sz w:val="28"/>
+          <w:szCs w:val="28"/>
+        </w:rPr>
+        <w:t xml:space="preserve">[i] &amp;&amp; </w:t>
+      </w:r>
+      <w:proofErr w:type="spellStart"/>
+      <w:r>
+        <w:rPr>
+          <w:sz w:val="28"/>
+          <w:szCs w:val="28"/>
+        </w:rPr>
+        <w:t>actual_total</w:t>
+      </w:r>
+      <w:proofErr w:type="spellEnd"/>
+      <w:r>
+        <w:rPr>
+          <w:sz w:val="28"/>
+          <w:szCs w:val="28"/>
+        </w:rPr>
+        <w:t xml:space="preserve"> == </w:t>
+      </w:r>
+      <w:proofErr w:type="spellStart"/>
+      <w:r>
+        <w:rPr>
+          <w:sz w:val="28"/>
+          <w:szCs w:val="28"/>
+        </w:rPr>
+        <w:t>expected_totals</w:t>
+      </w:r>
+      <w:proofErr w:type="spellEnd"/>
+      <w:r>
+        <w:rPr>
+          <w:sz w:val="28"/>
+          <w:szCs w:val="28"/>
+        </w:rPr>
+        <w:t>[i]) {</w:t>
+      </w:r>
+    </w:p>
+    <w:p>
+      <w:pPr>
+        <w:rPr>
+          <w:sz w:val="28"/>
+          <w:szCs w:val="28"/>
+        </w:rPr>
+      </w:pPr>
+      <w:r>
+        <w:rPr>
+          <w:sz w:val="28"/>
+          <w:szCs w:val="28"/>
+        </w:rPr>
+        <w:t xml:space="preserve">            </w:t>
+      </w:r>
+      <w:proofErr w:type="spellStart"/>
+      <w:r>
+        <w:rPr>
+          <w:sz w:val="28"/>
+          <w:szCs w:val="28"/>
+        </w:rPr>
+        <w:t>cout</w:t>
+      </w:r>
+      <w:proofErr w:type="spellEnd"/>
+      <w:r>
+        <w:rPr>
+          <w:sz w:val="28"/>
+          <w:szCs w:val="28"/>
+        </w:rPr>
+        <w:t xml:space="preserve"> &lt;&lt; "PASSED" &lt;&lt; </w:t>
+      </w:r>
+      <w:proofErr w:type="spellStart"/>
+      <w:r>
+        <w:rPr>
+          <w:sz w:val="28"/>
+          <w:szCs w:val="28"/>
+        </w:rPr>
+        <w:t>endl</w:t>
+      </w:r>
+      <w:proofErr w:type="spellEnd"/>
+      <w:r>
+        <w:rPr>
+          <w:sz w:val="28"/>
+          <w:szCs w:val="28"/>
+        </w:rPr>
+        <w:t>;</w:t>
+      </w:r>
+    </w:p>
+    <w:p>
+      <w:pPr>
+        <w:rPr>
+          <w:sz w:val="28"/>
+          <w:szCs w:val="28"/>
+        </w:rPr>
+      </w:pPr>
+      <w:r>
+        <w:rPr>
+          <w:sz w:val="28"/>
+          <w:szCs w:val="28"/>
+        </w:rPr>
+        <w:t xml:space="preserve">        } </w:t>
+      </w:r>
+      <w:proofErr w:type="spellStart"/>
+      <w:r>
+        <w:rPr>
+          <w:sz w:val="28"/>
+          <w:szCs w:val="28"/>
+        </w:rPr>
+        <w:t>else</w:t>
+      </w:r>
+      <w:proofErr w:type="spellEnd"/>
+      <w:r>
+        <w:rPr>
+          <w:sz w:val="28"/>
+          <w:szCs w:val="28"/>
+        </w:rPr>
+        <w:t xml:space="preserve"> {</w:t>
+      </w:r>
+    </w:p>
+    <w:p>
+      <w:pPr>
+        <w:rPr>
+          <w:sz w:val="28"/>
+          <w:szCs w:val="28"/>
+        </w:rPr>
+      </w:pPr>
+      <w:r>
+        <w:rPr>
+          <w:sz w:val="28"/>
+          <w:szCs w:val="28"/>
+        </w:rPr>
+        <w:t xml:space="preserve">            </w:t>
+      </w:r>
+      <w:proofErr w:type="spellStart"/>
+      <w:r>
+        <w:rPr>
+          <w:sz w:val="28"/>
+          <w:szCs w:val="28"/>
+        </w:rPr>
+        <w:t>cout</w:t>
+      </w:r>
+      <w:proofErr w:type="spellEnd"/>
+      <w:r>
+        <w:rPr>
+          <w:sz w:val="28"/>
+          <w:szCs w:val="28"/>
+        </w:rPr>
+        <w:t xml:space="preserve"> &lt;&lt; "FAILED! Очікувано: " &lt;&lt; </w:t>
+      </w:r>
+      <w:proofErr w:type="spellStart"/>
+      <w:r>
+        <w:rPr>
+          <w:sz w:val="28"/>
+          <w:szCs w:val="28"/>
+        </w:rPr>
+        <w:t>expected_bonuses</w:t>
+      </w:r>
+      <w:proofErr w:type="spellEnd"/>
+      <w:r>
+        <w:rPr>
+          <w:sz w:val="28"/>
+          <w:szCs w:val="28"/>
+        </w:rPr>
+        <w:t xml:space="preserve">[i] &lt;&lt; "%, " &lt;&lt; </w:t>
+      </w:r>
+      <w:proofErr w:type="spellStart"/>
+      <w:r>
+        <w:rPr>
+          <w:sz w:val="28"/>
+          <w:szCs w:val="28"/>
+        </w:rPr>
+        <w:t>expected_totals</w:t>
+      </w:r>
+      <w:proofErr w:type="spellEnd"/>
+      <w:r>
+        <w:rPr>
+          <w:sz w:val="28"/>
+          <w:szCs w:val="28"/>
+        </w:rPr>
+        <w:t>[i]</w:t>
+      </w:r>
+    </w:p>
+    <w:p>
+      <w:pPr>
+        <w:rPr>
+          <w:sz w:val="28"/>
+          <w:szCs w:val="28"/>
+        </w:rPr>
+      </w:pPr>
+      <w:r>
+        <w:rPr>
+          <w:sz w:val="28"/>
+          <w:szCs w:val="28"/>
+        </w:rPr>
+        <w:t xml:space="preserve">                 &lt;&lt; " | Фактично: " &lt;&lt; </w:t>
+      </w:r>
+      <w:proofErr w:type="spellStart"/>
+      <w:r>
+        <w:rPr>
+          <w:sz w:val="28"/>
+          <w:szCs w:val="28"/>
+        </w:rPr>
+        <w:t>actual_bonus</w:t>
+      </w:r>
+      <w:proofErr w:type="spellEnd"/>
+      <w:r>
+        <w:rPr>
+          <w:sz w:val="28"/>
+          <w:szCs w:val="28"/>
+        </w:rPr>
+        <w:t xml:space="preserve"> &lt;&lt; "%, " &lt;&lt; </w:t>
+      </w:r>
+      <w:proofErr w:type="spellStart"/>
+      <w:r>
+        <w:rPr>
+          <w:sz w:val="28"/>
+          <w:szCs w:val="28"/>
+        </w:rPr>
+        <w:t>actual_total</w:t>
+      </w:r>
+      <w:proofErr w:type="spellEnd"/>
+      <w:r>
+        <w:rPr>
+          <w:sz w:val="28"/>
+          <w:szCs w:val="28"/>
+        </w:rPr>
+        <w:t xml:space="preserve"> &lt;&lt; </w:t>
+      </w:r>
+      <w:proofErr w:type="spellStart"/>
+      <w:r>
+        <w:rPr>
+          <w:sz w:val="28"/>
+          <w:szCs w:val="28"/>
+        </w:rPr>
+        <w:t>endl</w:t>
+      </w:r>
+      <w:proofErr w:type="spellEnd"/>
+      <w:r>
+        <w:rPr>
+          <w:sz w:val="28"/>
+          <w:szCs w:val="28"/>
+        </w:rPr>
+        <w:t>;</w:t>
+      </w:r>
+    </w:p>
+    <w:p>
+      <w:pPr>
+        <w:rPr>
+          <w:sz w:val="28"/>
+          <w:szCs w:val="28"/>
+        </w:rPr>
+      </w:pPr>
+      <w:r>
+        <w:rPr>
+          <w:sz w:val="28"/>
+          <w:szCs w:val="28"/>
+        </w:rPr>
+        <w:t xml:space="preserve">        }</w:t>
+      </w:r>
+    </w:p>
+    <w:p>
+      <w:pPr>
+        <w:rPr>
+          <w:sz w:val="28"/>
+          <w:szCs w:val="28"/>
+        </w:rPr>
+      </w:pPr>
+      <w:r>
+        <w:rPr>
+          <w:sz w:val="28"/>
+          <w:szCs w:val="28"/>
+        </w:rPr>
+        <w:t xml:space="preserve">    }</w:t>
+      </w:r>
+    </w:p>
+    <w:p>
+      <w:pPr>
+        <w:rPr>
+          <w:sz w:val="28"/>
+          <w:szCs w:val="28"/>
+        </w:rPr>
+      </w:pPr>
+      <w:r>
+        <w:rPr>
+          <w:sz w:val="28"/>
+          <w:szCs w:val="28"/>
+        </w:rPr>
+        <w:t xml:space="preserve">    </w:t>
+      </w:r>
+      <w:proofErr w:type="spellStart"/>
+      <w:r>
+        <w:rPr>
+          <w:sz w:val="28"/>
+          <w:szCs w:val="28"/>
+        </w:rPr>
+        <w:t>cout</w:t>
+      </w:r>
+      <w:proofErr w:type="spellEnd"/>
+      <w:r>
+        <w:rPr>
+          <w:sz w:val="28"/>
+          <w:szCs w:val="28"/>
+        </w:rPr>
+        <w:t xml:space="preserve"> &lt;&lt; </w:t>
+      </w:r>
+      <w:proofErr w:type="spellStart"/>
+      <w:r>
+        <w:rPr>
+          <w:sz w:val="28"/>
+          <w:szCs w:val="28"/>
+        </w:rPr>
+        <w:t>endl</w:t>
+      </w:r>
+      <w:proofErr w:type="spellEnd"/>
+      <w:r>
+        <w:rPr>
+          <w:sz w:val="28"/>
+          <w:szCs w:val="28"/>
+        </w:rPr>
+        <w:t>;</w:t>
+      </w:r>
+    </w:p>
+    <w:p>
+      <w:pPr>
+        <w:rPr>
+          <w:sz w:val="28"/>
+          <w:szCs w:val="28"/>
+        </w:rPr>
+      </w:pPr>
+      <w:r>
+        <w:rPr>
+          <w:sz w:val="28"/>
+          <w:szCs w:val="28"/>
+        </w:rPr>
+        <w:lastRenderedPageBreak/>
+        <w:t>}</w:t>
+      </w:r>
+    </w:p>
+    <w:p>
+      <w:pPr>
+        <w:rPr>
+          <w:sz w:val="28"/>
+          <w:szCs w:val="28"/>
+        </w:rPr>
+      </w:pPr>
+    </w:p>
+    <w:p>
+      <w:pPr>
+        <w:rPr>
+          <w:sz w:val="28"/>
+          <w:szCs w:val="28"/>
+        </w:rPr>
+      </w:pPr>
+      <w:proofErr w:type="spellStart"/>
+      <w:r>
+        <w:rPr>
+          <w:sz w:val="28"/>
+          <w:szCs w:val="28"/>
+        </w:rPr>
+        <w:t>void</w:t>
+      </w:r>
+      <w:proofErr w:type="spellEnd"/>
+      <w:r>
+        <w:rPr>
+          <w:sz w:val="28"/>
+          <w:szCs w:val="28"/>
+        </w:rPr>
+        <w:t xml:space="preserve"> test_task9_2() {</w:t>
+      </w:r>
+    </w:p>
+    <w:p>
+      <w:pPr>
+        <w:rPr>
+          <w:sz w:val="28"/>
+          <w:szCs w:val="28"/>
+        </w:rPr>
+      </w:pPr>
+      <w:r>
+        <w:rPr>
+          <w:sz w:val="28"/>
+          <w:szCs w:val="28"/>
+        </w:rPr>
+        <w:t xml:space="preserve">    </w:t>
+      </w:r>
+      <w:proofErr w:type="spellStart"/>
+      <w:r>
+        <w:rPr>
+          <w:sz w:val="28"/>
+          <w:szCs w:val="28"/>
+        </w:rPr>
+        <w:t>cout</w:t>
+      </w:r>
+      <w:proofErr w:type="spellEnd"/>
+      <w:r>
+        <w:rPr>
+          <w:sz w:val="28"/>
+          <w:szCs w:val="28"/>
+        </w:rPr>
+        <w:t xml:space="preserve"> &lt;&lt; "Тестування Задачі 9.2 (Розмір шолома)" &lt;&lt; </w:t>
+      </w:r>
+      <w:proofErr w:type="spellStart"/>
+      <w:r>
+        <w:rPr>
+          <w:sz w:val="28"/>
+          <w:szCs w:val="28"/>
+        </w:rPr>
+        <w:t>endl</w:t>
+      </w:r>
+      <w:proofErr w:type="spellEnd"/>
+      <w:r>
+        <w:rPr>
+          <w:sz w:val="28"/>
+          <w:szCs w:val="28"/>
+        </w:rPr>
+        <w:t>;</w:t>
+      </w:r>
+    </w:p>
+    <w:p>
+      <w:pPr>
+        <w:rPr>
+          <w:sz w:val="28"/>
+          <w:szCs w:val="28"/>
+        </w:rPr>
+      </w:pPr>
+      <w:r>
+        <w:rPr>
+          <w:sz w:val="28"/>
+          <w:szCs w:val="28"/>
+        </w:rPr>
+        <w:t xml:space="preserve">    // Тестові дані: межі діапазону та середина</w:t>
+      </w:r>
+    </w:p>
+    <w:p>
+      <w:pPr>
+        <w:rPr>
+          <w:sz w:val="28"/>
+          <w:szCs w:val="28"/>
+        </w:rPr>
+      </w:pPr>
+      <w:r>
+        <w:rPr>
+          <w:sz w:val="28"/>
+          <w:szCs w:val="28"/>
+        </w:rPr>
+        <w:t xml:space="preserve">    </w:t>
+      </w:r>
+      <w:proofErr w:type="spellStart"/>
+      <w:r>
+        <w:rPr>
+          <w:sz w:val="28"/>
+          <w:szCs w:val="28"/>
+        </w:rPr>
+        <w:t>int</w:t>
+      </w:r>
+      <w:proofErr w:type="spellEnd"/>
+      <w:r>
+        <w:rPr>
+          <w:sz w:val="28"/>
+          <w:szCs w:val="28"/>
+        </w:rPr>
+        <w:t xml:space="preserve"> </w:t>
+      </w:r>
+      <w:proofErr w:type="spellStart"/>
+      <w:r>
+        <w:rPr>
+          <w:sz w:val="28"/>
+          <w:szCs w:val="28"/>
+        </w:rPr>
+        <w:t>head_sizes</w:t>
+      </w:r>
+      <w:proofErr w:type="spellEnd"/>
+      <w:r>
+        <w:rPr>
+          <w:sz w:val="28"/>
+          <w:szCs w:val="28"/>
+        </w:rPr>
+        <w:t>[] = {53, 57, 62, 100};</w:t>
+      </w:r>
+    </w:p>
+    <w:p>
+      <w:pPr>
+        <w:rPr>
+          <w:sz w:val="28"/>
+          <w:szCs w:val="28"/>
+        </w:rPr>
+      </w:pPr>
+      <w:r>
+        <w:rPr>
+          <w:sz w:val="28"/>
+          <w:szCs w:val="28"/>
+        </w:rPr>
+        <w:t xml:space="preserve">    </w:t>
+      </w:r>
+      <w:proofErr w:type="spellStart"/>
+      <w:r>
+        <w:rPr>
+          <w:sz w:val="28"/>
+          <w:szCs w:val="28"/>
+        </w:rPr>
+        <w:t>string</w:t>
+      </w:r>
+      <w:proofErr w:type="spellEnd"/>
+      <w:r>
+        <w:rPr>
+          <w:sz w:val="28"/>
+          <w:szCs w:val="28"/>
+        </w:rPr>
+        <w:t xml:space="preserve"> </w:t>
+      </w:r>
+      <w:proofErr w:type="spellStart"/>
+      <w:r>
+        <w:rPr>
+          <w:sz w:val="28"/>
+          <w:szCs w:val="28"/>
+        </w:rPr>
+        <w:t>expected_sizes</w:t>
+      </w:r>
+      <w:proofErr w:type="spellEnd"/>
+      <w:r>
+        <w:rPr>
+          <w:sz w:val="28"/>
+          <w:szCs w:val="28"/>
+        </w:rPr>
+        <w:t>[] = {"XS", "M", "XL", "Помилка: Поза діапазоном"};</w:t>
+      </w:r>
+    </w:p>
+    <w:p>
+      <w:pPr>
+        <w:rPr>
+          <w:sz w:val="28"/>
+          <w:szCs w:val="28"/>
+        </w:rPr>
+      </w:pPr>
+    </w:p>
+    <w:p>
+      <w:pPr>
+        <w:rPr>
+          <w:sz w:val="28"/>
+          <w:szCs w:val="28"/>
+        </w:rPr>
+      </w:pPr>
+      <w:r>
+        <w:rPr>
+          <w:sz w:val="28"/>
+          <w:szCs w:val="28"/>
+        </w:rPr>
+        <w:t xml:space="preserve">    </w:t>
+      </w:r>
+      <w:proofErr w:type="spellStart"/>
+      <w:r>
+        <w:rPr>
+          <w:sz w:val="28"/>
+          <w:szCs w:val="28"/>
+        </w:rPr>
+        <w:t>for</w:t>
+      </w:r>
+      <w:proofErr w:type="spellEnd"/>
+      <w:r>
+        <w:rPr>
+          <w:sz w:val="28"/>
+          <w:szCs w:val="28"/>
+        </w:rPr>
+        <w:t xml:space="preserve"> (</w:t>
+      </w:r>
+      <w:proofErr w:type="spellStart"/>
+      <w:r>
+        <w:rPr>
+          <w:sz w:val="28"/>
+          <w:szCs w:val="28"/>
+        </w:rPr>
+        <w:t>int</w:t>
+      </w:r>
+      <w:proofErr w:type="spellEnd"/>
+      <w:r>
+        <w:rPr>
+          <w:sz w:val="28"/>
+          <w:szCs w:val="28"/>
+        </w:rPr>
+        <w:t xml:space="preserve"> i = 0; i &lt; 4; i++) {</w:t>
+      </w:r>
+    </w:p>
+    <w:p>
+      <w:pPr>
+        <w:rPr>
+          <w:sz w:val="28"/>
+          <w:szCs w:val="28"/>
+        </w:rPr>
+      </w:pPr>
+      <w:r>
+        <w:rPr>
+          <w:sz w:val="28"/>
+          <w:szCs w:val="28"/>
+        </w:rPr>
+        <w:t xml:space="preserve">        </w:t>
+      </w:r>
+      <w:proofErr w:type="spellStart"/>
+      <w:r>
+        <w:rPr>
+          <w:sz w:val="28"/>
+          <w:szCs w:val="28"/>
+        </w:rPr>
+        <w:t>string</w:t>
+      </w:r>
+      <w:proofErr w:type="spellEnd"/>
+      <w:r>
+        <w:rPr>
+          <w:sz w:val="28"/>
+          <w:szCs w:val="28"/>
+        </w:rPr>
+        <w:t xml:space="preserve"> </w:t>
+      </w:r>
+      <w:proofErr w:type="spellStart"/>
+      <w:r>
+        <w:rPr>
+          <w:sz w:val="28"/>
+          <w:szCs w:val="28"/>
+        </w:rPr>
+        <w:t>actual_size</w:t>
+      </w:r>
+      <w:proofErr w:type="spellEnd"/>
+      <w:r>
+        <w:rPr>
+          <w:sz w:val="28"/>
+          <w:szCs w:val="28"/>
+        </w:rPr>
+        <w:t xml:space="preserve"> = task9_2(</w:t>
+      </w:r>
+      <w:proofErr w:type="spellStart"/>
+      <w:r>
+        <w:rPr>
+          <w:sz w:val="28"/>
+          <w:szCs w:val="28"/>
+        </w:rPr>
+        <w:t>head_sizes</w:t>
+      </w:r>
+      <w:proofErr w:type="spellEnd"/>
+      <w:r>
+        <w:rPr>
+          <w:sz w:val="28"/>
+          <w:szCs w:val="28"/>
+        </w:rPr>
+        <w:t>[i]); // Виклик функції</w:t>
+      </w:r>
+    </w:p>
+    <w:p>
+      <w:pPr>
+        <w:rPr>
+          <w:sz w:val="28"/>
+          <w:szCs w:val="28"/>
+        </w:rPr>
+      </w:pPr>
+    </w:p>
+    <w:p>
+      <w:pPr>
+        <w:rPr>
+          <w:sz w:val="28"/>
+          <w:szCs w:val="28"/>
+        </w:rPr>
+      </w:pPr>
+      <w:r>
+        <w:rPr>
+          <w:sz w:val="28"/>
+          <w:szCs w:val="28"/>
+        </w:rPr>
+        <w:t xml:space="preserve">        </w:t>
+      </w:r>
+      <w:proofErr w:type="spellStart"/>
+      <w:r>
+        <w:rPr>
+          <w:sz w:val="28"/>
+          <w:szCs w:val="28"/>
+        </w:rPr>
+        <w:t>cout</w:t>
+      </w:r>
+      <w:proofErr w:type="spellEnd"/>
+      <w:r>
+        <w:rPr>
+          <w:sz w:val="28"/>
+          <w:szCs w:val="28"/>
+        </w:rPr>
+        <w:t xml:space="preserve"> &lt;&lt; "Тест " &lt;&lt; i + 1 &lt;&lt; " (Обхват: " &lt;&lt; </w:t>
+      </w:r>
+      <w:proofErr w:type="spellStart"/>
+      <w:r>
+        <w:rPr>
+          <w:sz w:val="28"/>
+          <w:szCs w:val="28"/>
+        </w:rPr>
+        <w:t>head_sizes</w:t>
+      </w:r>
+      <w:proofErr w:type="spellEnd"/>
+      <w:r>
+        <w:rPr>
+          <w:sz w:val="28"/>
+          <w:szCs w:val="28"/>
+        </w:rPr>
+        <w:t>[i] &lt;&lt; " см): ";</w:t>
+      </w:r>
+    </w:p>
+    <w:p>
+      <w:pPr>
+        <w:rPr>
+          <w:sz w:val="28"/>
+          <w:szCs w:val="28"/>
+        </w:rPr>
+      </w:pPr>
+      <w:r>
+        <w:rPr>
+          <w:sz w:val="28"/>
+          <w:szCs w:val="28"/>
+        </w:rPr>
+        <w:t xml:space="preserve">        </w:t>
+      </w:r>
+      <w:proofErr w:type="spellStart"/>
+      <w:r>
+        <w:rPr>
+          <w:sz w:val="28"/>
+          <w:szCs w:val="28"/>
+        </w:rPr>
+        <w:t>if</w:t>
+      </w:r>
+      <w:proofErr w:type="spellEnd"/>
+      <w:r>
+        <w:rPr>
+          <w:sz w:val="28"/>
+          <w:szCs w:val="28"/>
+        </w:rPr>
+        <w:t xml:space="preserve"> (</w:t>
+      </w:r>
+      <w:proofErr w:type="spellStart"/>
+      <w:r>
+        <w:rPr>
+          <w:sz w:val="28"/>
+          <w:szCs w:val="28"/>
+        </w:rPr>
+        <w:t>actual_size</w:t>
+      </w:r>
+      <w:proofErr w:type="spellEnd"/>
+      <w:r>
+        <w:rPr>
+          <w:sz w:val="28"/>
+          <w:szCs w:val="28"/>
+        </w:rPr>
+        <w:t xml:space="preserve"> == </w:t>
+      </w:r>
+      <w:proofErr w:type="spellStart"/>
+      <w:r>
+        <w:rPr>
+          <w:sz w:val="28"/>
+          <w:szCs w:val="28"/>
+        </w:rPr>
+        <w:t>expected_sizes</w:t>
+      </w:r>
+      <w:proofErr w:type="spellEnd"/>
+      <w:r>
+        <w:rPr>
+          <w:sz w:val="28"/>
+          <w:szCs w:val="28"/>
+        </w:rPr>
+        <w:t>[i]) {</w:t>
+      </w:r>
+    </w:p>
+    <w:p>
+      <w:pPr>
+        <w:rPr>
+          <w:sz w:val="28"/>
+          <w:szCs w:val="28"/>
+        </w:rPr>
+      </w:pPr>
+      <w:r>
+        <w:rPr>
+          <w:sz w:val="28"/>
+          <w:szCs w:val="28"/>
+        </w:rPr>
+        <w:t xml:space="preserve">            </w:t>
+      </w:r>
+      <w:proofErr w:type="spellStart"/>
+      <w:r>
+        <w:rPr>
+          <w:sz w:val="28"/>
+          <w:szCs w:val="28"/>
+        </w:rPr>
+        <w:t>cout</w:t>
+      </w:r>
+      <w:proofErr w:type="spellEnd"/>
+      <w:r>
+        <w:rPr>
+          <w:sz w:val="28"/>
+          <w:szCs w:val="28"/>
+        </w:rPr>
+        <w:t xml:space="preserve"> &lt;&lt; "PASSED" &lt;&lt; </w:t>
+      </w:r>
+      <w:proofErr w:type="spellStart"/>
+      <w:r>
+        <w:rPr>
+          <w:sz w:val="28"/>
+          <w:szCs w:val="28"/>
+        </w:rPr>
+        <w:t>endl</w:t>
+      </w:r>
+      <w:proofErr w:type="spellEnd"/>
+      <w:r>
+        <w:rPr>
+          <w:sz w:val="28"/>
+          <w:szCs w:val="28"/>
+        </w:rPr>
+        <w:t>;</w:t>
+      </w:r>
+    </w:p>
+    <w:p>
+      <w:pPr>
+        <w:rPr>
+          <w:sz w:val="28"/>
+          <w:szCs w:val="28"/>
+        </w:rPr>
+      </w:pPr>
+      <w:r>
+        <w:rPr>
+          <w:sz w:val="28"/>
+          <w:szCs w:val="28"/>
+        </w:rPr>
+        <w:t xml:space="preserve">        } </w:t>
+      </w:r>
+      <w:proofErr w:type="spellStart"/>
+      <w:r>
+        <w:rPr>
+          <w:sz w:val="28"/>
+          <w:szCs w:val="28"/>
+        </w:rPr>
+        <w:t>else</w:t>
+      </w:r>
+      <w:proofErr w:type="spellEnd"/>
+      <w:r>
+        <w:rPr>
+          <w:sz w:val="28"/>
+          <w:szCs w:val="28"/>
+        </w:rPr>
+        <w:t xml:space="preserve"> {</w:t>
+      </w:r>
+    </w:p>
+    <w:p>
+      <w:pPr>
+        <w:rPr>
+          <w:sz w:val="28"/>
+          <w:szCs w:val="28"/>
+        </w:rPr>
+      </w:pPr>
+      <w:r>
+        <w:rPr>
+          <w:sz w:val="28"/>
+          <w:szCs w:val="28"/>
+        </w:rPr>
+        <w:t xml:space="preserve">            </w:t>
+      </w:r>
+      <w:proofErr w:type="spellStart"/>
+      <w:r>
+        <w:rPr>
+          <w:sz w:val="28"/>
+          <w:szCs w:val="28"/>
+        </w:rPr>
+        <w:t>cout</w:t>
+      </w:r>
+      <w:proofErr w:type="spellEnd"/>
+      <w:r>
+        <w:rPr>
+          <w:sz w:val="28"/>
+          <w:szCs w:val="28"/>
+        </w:rPr>
+        <w:t xml:space="preserve"> &lt;&lt; "FAILED! Очікувано: " &lt;&lt; </w:t>
+      </w:r>
+      <w:proofErr w:type="spellStart"/>
+      <w:r>
+        <w:rPr>
+          <w:sz w:val="28"/>
+          <w:szCs w:val="28"/>
+        </w:rPr>
+        <w:t>expected_sizes</w:t>
+      </w:r>
+      <w:proofErr w:type="spellEnd"/>
+      <w:r>
+        <w:rPr>
+          <w:sz w:val="28"/>
+          <w:szCs w:val="28"/>
+        </w:rPr>
+        <w:t xml:space="preserve">[i] &lt;&lt; " | Фактично: " &lt;&lt; </w:t>
+      </w:r>
+      <w:proofErr w:type="spellStart"/>
+      <w:r>
+        <w:rPr>
+          <w:sz w:val="28"/>
+          <w:szCs w:val="28"/>
+        </w:rPr>
+        <w:t>actual_size</w:t>
+      </w:r>
+      <w:proofErr w:type="spellEnd"/>
+      <w:r>
+        <w:rPr>
+          <w:sz w:val="28"/>
+          <w:szCs w:val="28"/>
+        </w:rPr>
+        <w:t xml:space="preserve"> &lt;&lt; </w:t>
+      </w:r>
+      <w:proofErr w:type="spellStart"/>
+      <w:r>
+        <w:rPr>
+          <w:sz w:val="28"/>
+          <w:szCs w:val="28"/>
+        </w:rPr>
+        <w:t>endl</w:t>
+      </w:r>
+      <w:proofErr w:type="spellEnd"/>
+      <w:r>
+        <w:rPr>
+          <w:sz w:val="28"/>
+          <w:szCs w:val="28"/>
+        </w:rPr>
+        <w:t>;</w:t>
+      </w:r>
+    </w:p>
+    <w:p>
+      <w:pPr>
+        <w:rPr>
+          <w:sz w:val="28"/>
+          <w:szCs w:val="28"/>
+        </w:rPr>
+      </w:pPr>
+      <w:r>
+        <w:rPr>
+          <w:sz w:val="28"/>
+          <w:szCs w:val="28"/>
+        </w:rPr>
+        <w:t xml:space="preserve">        }</w:t>
+      </w:r>
+    </w:p>
+    <w:p>
+      <w:pPr>
+        <w:rPr>
+          <w:sz w:val="28"/>
+          <w:szCs w:val="28"/>
+        </w:rPr>
+      </w:pPr>
+      <w:r>
+        <w:rPr>
+          <w:sz w:val="28"/>
+          <w:szCs w:val="28"/>
+        </w:rPr>
+        <w:t xml:space="preserve">    }</w:t>
+      </w:r>
+    </w:p>
+    <w:p>
+      <w:pPr>
+        <w:rPr>
+          <w:sz w:val="28"/>
+          <w:szCs w:val="28"/>
+        </w:rPr>
+      </w:pPr>
+      <w:r>
+        <w:rPr>
+          <w:sz w:val="28"/>
+          <w:szCs w:val="28"/>
+        </w:rPr>
+        <w:t xml:space="preserve">    </w:t>
+      </w:r>
+      <w:proofErr w:type="spellStart"/>
+      <w:r>
+        <w:rPr>
+          <w:sz w:val="28"/>
+          <w:szCs w:val="28"/>
+        </w:rPr>
+        <w:t>cout</w:t>
+      </w:r>
+      <w:proofErr w:type="spellEnd"/>
+      <w:r>
+        <w:rPr>
+          <w:sz w:val="28"/>
+          <w:szCs w:val="28"/>
+        </w:rPr>
+        <w:t xml:space="preserve"> &lt;&lt; </w:t>
+      </w:r>
+      <w:proofErr w:type="spellStart"/>
+      <w:r>
+        <w:rPr>
+          <w:sz w:val="28"/>
+          <w:szCs w:val="28"/>
+        </w:rPr>
+        <w:t>endl</w:t>
+      </w:r>
+      <w:proofErr w:type="spellEnd"/>
+      <w:r>
+        <w:rPr>
+          <w:sz w:val="28"/>
+          <w:szCs w:val="28"/>
+        </w:rPr>
+        <w:t>;</w:t>
+      </w:r>
+    </w:p>
+    <w:p>
+      <w:pPr>
+        <w:rPr>
+          <w:sz w:val="28"/>
+          <w:szCs w:val="28"/>
+        </w:rPr>
+      </w:pPr>
+      <w:r>
+        <w:rPr>
+          <w:sz w:val="28"/>
+          <w:szCs w:val="28"/>
+        </w:rPr>
+        <w:t>}</w:t>
+      </w:r>
+    </w:p>
+    <w:p>
+      <w:pPr>
+        <w:rPr>
+          <w:sz w:val="28"/>
+          <w:szCs w:val="28"/>
+        </w:rPr>
+      </w:pPr>
+    </w:p>
+    <w:p>
+      <w:pPr>
+        <w:rPr>
+          <w:sz w:val="28"/>
+          <w:szCs w:val="28"/>
+        </w:rPr>
+      </w:pPr>
+      <w:proofErr w:type="spellStart"/>
+      <w:r>
+        <w:rPr>
+          <w:sz w:val="28"/>
+          <w:szCs w:val="28"/>
+        </w:rPr>
+        <w:t>void</w:t>
+      </w:r>
+      <w:proofErr w:type="spellEnd"/>
+      <w:r>
+        <w:rPr>
+          <w:sz w:val="28"/>
+          <w:szCs w:val="28"/>
+        </w:rPr>
+        <w:t xml:space="preserve"> test_task9_3() {</w:t>
+      </w:r>
+    </w:p>
+    <w:p>
+      <w:pPr>
+        <w:rPr>
+          <w:sz w:val="28"/>
+          <w:szCs w:val="28"/>
+        </w:rPr>
+      </w:pPr>
+      <w:r>
+        <w:rPr>
+          <w:sz w:val="28"/>
+          <w:szCs w:val="28"/>
+        </w:rPr>
+        <w:t xml:space="preserve">    </w:t>
+      </w:r>
+      <w:proofErr w:type="spellStart"/>
+      <w:r>
+        <w:rPr>
+          <w:sz w:val="28"/>
+          <w:szCs w:val="28"/>
+        </w:rPr>
+        <w:t>cout</w:t>
+      </w:r>
+      <w:proofErr w:type="spellEnd"/>
+      <w:r>
+        <w:rPr>
+          <w:sz w:val="28"/>
+          <w:szCs w:val="28"/>
+        </w:rPr>
+        <w:t xml:space="preserve"> &lt;&lt; "Тестування Задачі 9.3 (Підрахунок бітів)" &lt;&lt; </w:t>
+      </w:r>
+      <w:proofErr w:type="spellStart"/>
+      <w:r>
+        <w:rPr>
+          <w:sz w:val="28"/>
+          <w:szCs w:val="28"/>
+        </w:rPr>
+        <w:t>endl</w:t>
+      </w:r>
+      <w:proofErr w:type="spellEnd"/>
+      <w:r>
+        <w:rPr>
+          <w:sz w:val="28"/>
+          <w:szCs w:val="28"/>
+        </w:rPr>
+        <w:t>;</w:t>
+      </w:r>
+    </w:p>
+    <w:p>
+      <w:pPr>
+        <w:rPr>
+          <w:sz w:val="28"/>
+          <w:szCs w:val="28"/>
+        </w:rPr>
+      </w:pPr>
+      <w:r>
+        <w:rPr>
+          <w:sz w:val="28"/>
+          <w:szCs w:val="28"/>
+        </w:rPr>
+        <w:t xml:space="preserve">    // Тестові дані</w:t>
+      </w:r>
+    </w:p>
+    <w:p>
+      <w:pPr>
+        <w:rPr>
+          <w:sz w:val="28"/>
+          <w:szCs w:val="28"/>
+        </w:rPr>
+      </w:pPr>
+      <w:r>
+        <w:rPr>
+          <w:sz w:val="28"/>
+          <w:szCs w:val="28"/>
+        </w:rPr>
+        <w:t xml:space="preserve">    </w:t>
+      </w:r>
+      <w:proofErr w:type="spellStart"/>
+      <w:r>
+        <w:rPr>
+          <w:sz w:val="28"/>
+          <w:szCs w:val="28"/>
+        </w:rPr>
+        <w:t>unsigned</w:t>
+      </w:r>
+      <w:proofErr w:type="spellEnd"/>
+      <w:r>
+        <w:rPr>
+          <w:sz w:val="28"/>
+          <w:szCs w:val="28"/>
+        </w:rPr>
+        <w:t xml:space="preserve"> </w:t>
+      </w:r>
+      <w:proofErr w:type="spellStart"/>
+      <w:r>
+        <w:rPr>
+          <w:sz w:val="28"/>
+          <w:szCs w:val="28"/>
+        </w:rPr>
+        <w:t>int</w:t>
+      </w:r>
+      <w:proofErr w:type="spellEnd"/>
+      <w:r>
+        <w:rPr>
+          <w:sz w:val="28"/>
+          <w:szCs w:val="28"/>
+        </w:rPr>
+        <w:t xml:space="preserve"> </w:t>
+      </w:r>
+      <w:proofErr w:type="spellStart"/>
+      <w:r>
+        <w:rPr>
+          <w:sz w:val="28"/>
+          <w:szCs w:val="28"/>
+        </w:rPr>
+        <w:t>n_values</w:t>
+      </w:r>
+      <w:proofErr w:type="spellEnd"/>
+      <w:r>
+        <w:rPr>
+          <w:sz w:val="28"/>
+          <w:szCs w:val="28"/>
+        </w:rPr>
+        <w:t>[] = {7, 32768, 32771};</w:t>
+      </w:r>
+    </w:p>
+    <w:p>
+      <w:pPr>
+        <w:rPr>
+          <w:sz w:val="28"/>
+          <w:szCs w:val="28"/>
+        </w:rPr>
+      </w:pPr>
+      <w:r>
+        <w:rPr>
+          <w:sz w:val="28"/>
+          <w:szCs w:val="28"/>
+        </w:rPr>
+        <w:t xml:space="preserve">    </w:t>
+      </w:r>
+      <w:proofErr w:type="spellStart"/>
+      <w:r>
+        <w:rPr>
+          <w:sz w:val="28"/>
+          <w:szCs w:val="28"/>
+        </w:rPr>
+        <w:t>int</w:t>
+      </w:r>
+      <w:proofErr w:type="spellEnd"/>
+      <w:r>
+        <w:rPr>
+          <w:sz w:val="28"/>
+          <w:szCs w:val="28"/>
+        </w:rPr>
+        <w:t xml:space="preserve"> </w:t>
+      </w:r>
+      <w:proofErr w:type="spellStart"/>
+      <w:r>
+        <w:rPr>
+          <w:sz w:val="28"/>
+          <w:szCs w:val="28"/>
+        </w:rPr>
+        <w:t>expected_counts</w:t>
+      </w:r>
+      <w:proofErr w:type="spellEnd"/>
+      <w:r>
+        <w:rPr>
+          <w:sz w:val="28"/>
+          <w:szCs w:val="28"/>
+        </w:rPr>
+        <w:t>[] = {3, 31, 29}; // Очікувані результати з нашої таблиці</w:t>
+      </w:r>
+    </w:p>
+    <w:p>
+      <w:pPr>
+        <w:rPr>
+          <w:sz w:val="28"/>
+          <w:szCs w:val="28"/>
+        </w:rPr>
+      </w:pPr>
+    </w:p>
+    <w:p>
+      <w:pPr>
+        <w:rPr>
+          <w:sz w:val="28"/>
+          <w:szCs w:val="28"/>
+        </w:rPr>
+      </w:pPr>
+      <w:r>
+        <w:rPr>
+          <w:sz w:val="28"/>
+          <w:szCs w:val="28"/>
+        </w:rPr>
+        <w:t xml:space="preserve">    </w:t>
+      </w:r>
+      <w:proofErr w:type="spellStart"/>
+      <w:r>
+        <w:rPr>
+          <w:sz w:val="28"/>
+          <w:szCs w:val="28"/>
+        </w:rPr>
+        <w:t>for</w:t>
+      </w:r>
+      <w:proofErr w:type="spellEnd"/>
+      <w:r>
+        <w:rPr>
+          <w:sz w:val="28"/>
+          <w:szCs w:val="28"/>
+        </w:rPr>
+        <w:t xml:space="preserve"> (</w:t>
+      </w:r>
+      <w:proofErr w:type="spellStart"/>
+      <w:r>
+        <w:rPr>
+          <w:sz w:val="28"/>
+          <w:szCs w:val="28"/>
+        </w:rPr>
+        <w:t>int</w:t>
+      </w:r>
+      <w:proofErr w:type="spellEnd"/>
+      <w:r>
+        <w:rPr>
+          <w:sz w:val="28"/>
+          <w:szCs w:val="28"/>
+        </w:rPr>
+        <w:t xml:space="preserve"> i = 0; i &lt; 3; i++) {</w:t>
+      </w:r>
+    </w:p>
+    <w:p>
+      <w:pPr>
+        <w:rPr>
+          <w:sz w:val="28"/>
+          <w:szCs w:val="28"/>
+        </w:rPr>
+      </w:pPr>
+      <w:r>
+        <w:rPr>
+          <w:sz w:val="28"/>
+          <w:szCs w:val="28"/>
+        </w:rPr>
+        <w:t xml:space="preserve">        </w:t>
+      </w:r>
+      <w:proofErr w:type="spellStart"/>
+      <w:r>
+        <w:rPr>
+          <w:sz w:val="28"/>
+          <w:szCs w:val="28"/>
+        </w:rPr>
+        <w:t>int</w:t>
+      </w:r>
+      <w:proofErr w:type="spellEnd"/>
+      <w:r>
+        <w:rPr>
+          <w:sz w:val="28"/>
+          <w:szCs w:val="28"/>
+        </w:rPr>
+        <w:t xml:space="preserve"> </w:t>
+      </w:r>
+      <w:proofErr w:type="spellStart"/>
+      <w:r>
+        <w:rPr>
+          <w:sz w:val="28"/>
+          <w:szCs w:val="28"/>
+        </w:rPr>
+        <w:t>actual_count</w:t>
+      </w:r>
+      <w:proofErr w:type="spellEnd"/>
+      <w:r>
+        <w:rPr>
+          <w:sz w:val="28"/>
+          <w:szCs w:val="28"/>
+        </w:rPr>
+        <w:t xml:space="preserve"> = task9_3(</w:t>
+      </w:r>
+      <w:proofErr w:type="spellStart"/>
+      <w:r>
+        <w:rPr>
+          <w:sz w:val="28"/>
+          <w:szCs w:val="28"/>
+        </w:rPr>
+        <w:t>n_values</w:t>
+      </w:r>
+      <w:proofErr w:type="spellEnd"/>
+      <w:r>
+        <w:rPr>
+          <w:sz w:val="28"/>
+          <w:szCs w:val="28"/>
+        </w:rPr>
+        <w:t>[i]); // Виклик функції</w:t>
+      </w:r>
+    </w:p>
+    <w:p>
+      <w:pPr>
+        <w:rPr>
+          <w:sz w:val="28"/>
+          <w:szCs w:val="28"/>
+        </w:rPr>
+      </w:pPr>
+    </w:p>
+    <w:p>
+      <w:pPr>
+        <w:rPr>
+          <w:sz w:val="28"/>
+          <w:szCs w:val="28"/>
+        </w:rPr>
+      </w:pPr>
+      <w:r>
+        <w:rPr>
+          <w:sz w:val="28"/>
+          <w:szCs w:val="28"/>
+        </w:rPr>
+        <w:t xml:space="preserve">        </w:t>
+      </w:r>
+      <w:proofErr w:type="spellStart"/>
+      <w:r>
+        <w:rPr>
+          <w:sz w:val="28"/>
+          <w:szCs w:val="28"/>
+        </w:rPr>
+        <w:t>cout</w:t>
+      </w:r>
+      <w:proofErr w:type="spellEnd"/>
+      <w:r>
+        <w:rPr>
+          <w:sz w:val="28"/>
+          <w:szCs w:val="28"/>
+        </w:rPr>
+        <w:t xml:space="preserve"> &lt;&lt; "Тест " &lt;&lt; i + 1 &lt;&lt; " (Число: " &lt;&lt; </w:t>
+      </w:r>
+      <w:proofErr w:type="spellStart"/>
+      <w:r>
+        <w:rPr>
+          <w:sz w:val="28"/>
+          <w:szCs w:val="28"/>
+        </w:rPr>
+        <w:t>n_values</w:t>
+      </w:r>
+      <w:proofErr w:type="spellEnd"/>
+      <w:r>
+        <w:rPr>
+          <w:sz w:val="28"/>
+          <w:szCs w:val="28"/>
+        </w:rPr>
+        <w:t>[i] &lt;&lt; "): ";</w:t>
+      </w:r>
+    </w:p>
+    <w:p>
+      <w:pPr>
+        <w:rPr>
+          <w:sz w:val="28"/>
+          <w:szCs w:val="28"/>
+        </w:rPr>
+      </w:pPr>
+      <w:r>
+        <w:rPr>
+          <w:sz w:val="28"/>
+          <w:szCs w:val="28"/>
+        </w:rPr>
+        <w:t xml:space="preserve">        </w:t>
+      </w:r>
+      <w:proofErr w:type="spellStart"/>
+      <w:r>
+        <w:rPr>
+          <w:sz w:val="28"/>
+          <w:szCs w:val="28"/>
+        </w:rPr>
+        <w:t>if</w:t>
+      </w:r>
+      <w:proofErr w:type="spellEnd"/>
+      <w:r>
+        <w:rPr>
+          <w:sz w:val="28"/>
+          <w:szCs w:val="28"/>
+        </w:rPr>
+        <w:t xml:space="preserve"> (</w:t>
+      </w:r>
+      <w:proofErr w:type="spellStart"/>
+      <w:r>
+        <w:rPr>
+          <w:sz w:val="28"/>
+          <w:szCs w:val="28"/>
+        </w:rPr>
+        <w:t>actual_count</w:t>
+      </w:r>
+      <w:proofErr w:type="spellEnd"/>
+      <w:r>
+        <w:rPr>
+          <w:sz w:val="28"/>
+          <w:szCs w:val="28"/>
+        </w:rPr>
+        <w:t xml:space="preserve"> == </w:t>
+      </w:r>
+      <w:proofErr w:type="spellStart"/>
+      <w:r>
+        <w:rPr>
+          <w:sz w:val="28"/>
+          <w:szCs w:val="28"/>
+        </w:rPr>
+        <w:t>expected_counts</w:t>
+      </w:r>
+      <w:proofErr w:type="spellEnd"/>
+      <w:r>
+        <w:rPr>
+          <w:sz w:val="28"/>
+          <w:szCs w:val="28"/>
+        </w:rPr>
+        <w:t>[i]) {</w:t>
+      </w:r>
+    </w:p>
+    <w:p>
+      <w:pPr>
+        <w:rPr>
+          <w:sz w:val="28"/>
+          <w:szCs w:val="28"/>
+        </w:rPr>
+      </w:pPr>
+      <w:r>
+        <w:rPr>
+          <w:sz w:val="28"/>
+          <w:szCs w:val="28"/>
+        </w:rPr>
+        <w:t xml:space="preserve">            </w:t>
+      </w:r>
+      <w:proofErr w:type="spellStart"/>
+      <w:r>
+        <w:rPr>
+          <w:sz w:val="28"/>
+          <w:szCs w:val="28"/>
+        </w:rPr>
+        <w:t>cout</w:t>
+      </w:r>
+      <w:proofErr w:type="spellEnd"/>
+      <w:r>
+        <w:rPr>
+          <w:sz w:val="28"/>
+          <w:szCs w:val="28"/>
+        </w:rPr>
+        <w:t xml:space="preserve"> &lt;&lt; "PASSED" &lt;&lt; </w:t>
+      </w:r>
+      <w:proofErr w:type="spellStart"/>
+      <w:r>
+        <w:rPr>
+          <w:sz w:val="28"/>
+          <w:szCs w:val="28"/>
+        </w:rPr>
+        <w:t>endl</w:t>
+      </w:r>
+      <w:proofErr w:type="spellEnd"/>
+      <w:r>
+        <w:rPr>
+          <w:sz w:val="28"/>
+          <w:szCs w:val="28"/>
+        </w:rPr>
+        <w:t>;</w:t>
+      </w:r>
+    </w:p>
+    <w:p>
+      <w:pPr>
+        <w:rPr>
+          <w:sz w:val="28"/>
+          <w:szCs w:val="28"/>
+        </w:rPr>
+      </w:pPr>
+      <w:r>
+        <w:rPr>
+          <w:sz w:val="28"/>
+          <w:szCs w:val="28"/>
+        </w:rPr>
+        <w:t xml:space="preserve">        } </w:t>
+      </w:r>
+      <w:proofErr w:type="spellStart"/>
+      <w:r>
+        <w:rPr>
+          <w:sz w:val="28"/>
+          <w:szCs w:val="28"/>
+        </w:rPr>
+        <w:t>else</w:t>
+      </w:r>
+      <w:proofErr w:type="spellEnd"/>
+      <w:r>
+        <w:rPr>
+          <w:sz w:val="28"/>
+          <w:szCs w:val="28"/>
+        </w:rPr>
+        <w:t xml:space="preserve"> {</w:t>
+      </w:r>
+    </w:p>
+    <w:p>
+      <w:pPr>
+        <w:rPr>
+          <w:sz w:val="28"/>
+          <w:szCs w:val="28"/>
+        </w:rPr>
+      </w:pPr>
+      <w:r>
+        <w:rPr>
+          <w:sz w:val="28"/>
+          <w:szCs w:val="28"/>
+        </w:rPr>
+        <w:t xml:space="preserve">            </w:t>
+      </w:r>
+      <w:proofErr w:type="spellStart"/>
+      <w:r>
+        <w:rPr>
+          <w:sz w:val="28"/>
+          <w:szCs w:val="28"/>
+        </w:rPr>
+        <w:t>cout</w:t>
+      </w:r>
+      <w:proofErr w:type="spellEnd"/>
+      <w:r>
+        <w:rPr>
+          <w:sz w:val="28"/>
+          <w:szCs w:val="28"/>
+        </w:rPr>
+        <w:t xml:space="preserve"> &lt;&lt; "FAILED! Очікувано: " &lt;&lt; </w:t>
+      </w:r>
+      <w:proofErr w:type="spellStart"/>
+      <w:r>
+        <w:rPr>
+          <w:sz w:val="28"/>
+          <w:szCs w:val="28"/>
+        </w:rPr>
+        <w:t>expected_counts</w:t>
+      </w:r>
+      <w:proofErr w:type="spellEnd"/>
+      <w:r>
+        <w:rPr>
+          <w:sz w:val="28"/>
+          <w:szCs w:val="28"/>
+        </w:rPr>
+        <w:t xml:space="preserve">[i] &lt;&lt; " | Фактично: " &lt;&lt; </w:t>
+      </w:r>
+      <w:proofErr w:type="spellStart"/>
+      <w:r>
+        <w:rPr>
+          <w:sz w:val="28"/>
+          <w:szCs w:val="28"/>
+        </w:rPr>
+        <w:t>actual_count</w:t>
+      </w:r>
+      <w:proofErr w:type="spellEnd"/>
+      <w:r>
+        <w:rPr>
+          <w:sz w:val="28"/>
+          <w:szCs w:val="28"/>
+        </w:rPr>
+        <w:t xml:space="preserve"> &lt;&lt; </w:t>
+      </w:r>
+      <w:proofErr w:type="spellStart"/>
+      <w:r>
+        <w:rPr>
+          <w:sz w:val="28"/>
+          <w:szCs w:val="28"/>
+        </w:rPr>
+        <w:t>endl</w:t>
+      </w:r>
+      <w:proofErr w:type="spellEnd"/>
+      <w:r>
+        <w:rPr>
+          <w:sz w:val="28"/>
+          <w:szCs w:val="28"/>
+        </w:rPr>
+        <w:t>;</w:t>
+      </w:r>
+    </w:p>
+    <w:p>
+      <w:pPr>
+        <w:rPr>
+          <w:sz w:val="28"/>
+          <w:szCs w:val="28"/>
+        </w:rPr>
+      </w:pPr>
+      <w:r>
+        <w:rPr>
+          <w:sz w:val="28"/>
+          <w:szCs w:val="28"/>
+        </w:rPr>
+        <w:t xml:space="preserve">        }</w:t>
+      </w:r>
+    </w:p>
+    <w:p>
+      <w:pPr>
+        <w:rPr>
+          <w:sz w:val="28"/>
+          <w:szCs w:val="28"/>
+        </w:rPr>
+      </w:pPr>
+      <w:r>
+        <w:rPr>
+          <w:sz w:val="28"/>
+          <w:szCs w:val="28"/>
+        </w:rPr>
+        <w:t xml:space="preserve">    }</w:t>
+      </w:r>
+    </w:p>
+    <w:p>
+      <w:pPr>
+        <w:rPr>
+          <w:sz w:val="28"/>
+          <w:szCs w:val="28"/>
+        </w:rPr>
+      </w:pPr>
+      <w:r>
+        <w:rPr>
+          <w:sz w:val="28"/>
+          <w:szCs w:val="28"/>
+        </w:rPr>
+        <w:t xml:space="preserve">    </w:t>
+      </w:r>
+      <w:proofErr w:type="spellStart"/>
+      <w:r>
+        <w:rPr>
+          <w:sz w:val="28"/>
+          <w:szCs w:val="28"/>
+        </w:rPr>
+        <w:t>cout</w:t>
+      </w:r>
+      <w:proofErr w:type="spellEnd"/>
+      <w:r>
+        <w:rPr>
+          <w:sz w:val="28"/>
+          <w:szCs w:val="28"/>
+        </w:rPr>
+        <w:t xml:space="preserve"> &lt;&lt; </w:t>
+      </w:r>
+      <w:proofErr w:type="spellStart"/>
+      <w:r>
+        <w:rPr>
+          <w:sz w:val="28"/>
+          <w:szCs w:val="28"/>
+        </w:rPr>
+        <w:t>endl</w:t>
+      </w:r>
+      <w:proofErr w:type="spellEnd"/>
+      <w:r>
+        <w:rPr>
+          <w:sz w:val="28"/>
+          <w:szCs w:val="28"/>
+        </w:rPr>
+        <w:t>;</w:t>
+      </w:r>
+    </w:p>
+    <w:p>
+      <w:pPr>
+        <w:rPr>
+          <w:sz w:val="28"/>
+          <w:szCs w:val="28"/>
+        </w:rPr>
+      </w:pPr>
+      <w:r>
+        <w:rPr>
+          <w:sz w:val="28"/>
+          <w:szCs w:val="28"/>
+        </w:rPr>
+        <w:t>}</w:t>
+      </w:r>
+    </w:p>
+    <w:p>
+      <w:pPr>
+        <w:rPr>
+          <w:sz w:val="28"/>
+          <w:szCs w:val="28"/>
+        </w:rPr>
+      </w:pPr>
+    </w:p>
+    <w:p>
+      <w:pPr>
+        <w:rPr>
+          <w:sz w:val="28"/>
+          <w:szCs w:val="28"/>
+        </w:rPr>
+      </w:pPr>
+      <w:proofErr w:type="spellStart"/>
+      <w:r>
+        <w:rPr>
+          <w:sz w:val="28"/>
+          <w:szCs w:val="28"/>
+        </w:rPr>
+        <w:t>int</w:t>
+      </w:r>
+      <w:proofErr w:type="spellEnd"/>
+      <w:r>
+        <w:rPr>
+          <w:sz w:val="28"/>
+          <w:szCs w:val="28"/>
+        </w:rPr>
+        <w:t xml:space="preserve"> </w:t>
+      </w:r>
+      <w:proofErr w:type="spellStart"/>
+      <w:r>
+        <w:rPr>
+          <w:sz w:val="28"/>
+          <w:szCs w:val="28"/>
+        </w:rPr>
+        <w:t>main</w:t>
+      </w:r>
+      <w:proofErr w:type="spellEnd"/>
+      <w:r>
+        <w:rPr>
+          <w:sz w:val="28"/>
+          <w:szCs w:val="28"/>
+        </w:rPr>
+        <w:t>() {</w:t>
+      </w:r>
+    </w:p>
+    <w:p>
+      <w:pPr>
+        <w:rPr>
+          <w:sz w:val="28"/>
+          <w:szCs w:val="28"/>
+        </w:rPr>
+      </w:pPr>
+      <w:r>
+        <w:rPr>
+          <w:sz w:val="28"/>
+          <w:szCs w:val="28"/>
+        </w:rPr>
+        <w:t xml:space="preserve">    // Встановлюємо українську мову для консолі</w:t>
+      </w:r>
+    </w:p>
+    <w:p>
+      <w:pPr>
+        <w:rPr>
+          <w:sz w:val="28"/>
+          <w:szCs w:val="28"/>
+        </w:rPr>
+      </w:pPr>
+      <w:r>
+        <w:rPr>
+          <w:sz w:val="28"/>
+          <w:szCs w:val="28"/>
+        </w:rPr>
+        <w:t xml:space="preserve">    </w:t>
+      </w:r>
+      <w:proofErr w:type="spellStart"/>
+      <w:r>
+        <w:rPr>
+          <w:sz w:val="28"/>
+          <w:szCs w:val="28"/>
+        </w:rPr>
+        <w:t>setlocale</w:t>
+      </w:r>
+      <w:proofErr w:type="spellEnd"/>
+      <w:r>
+        <w:rPr>
+          <w:sz w:val="28"/>
+          <w:szCs w:val="28"/>
+        </w:rPr>
+        <w:t>(LC_ALL, "</w:t>
+      </w:r>
+      <w:proofErr w:type="spellStart"/>
+      <w:r>
+        <w:rPr>
+          <w:sz w:val="28"/>
+          <w:szCs w:val="28"/>
+        </w:rPr>
+        <w:t>ukr</w:t>
+      </w:r>
+      <w:proofErr w:type="spellEnd"/>
+      <w:r>
+        <w:rPr>
+          <w:sz w:val="28"/>
+          <w:szCs w:val="28"/>
+        </w:rPr>
+        <w:t>");</w:t>
+      </w:r>
+    </w:p>
+    <w:p>
+      <w:pPr>
+        <w:rPr>
+          <w:sz w:val="28"/>
+          <w:szCs w:val="28"/>
+        </w:rPr>
+      </w:pPr>
+    </w:p>
+    <w:p>
+      <w:pPr>
+        <w:rPr>
+          <w:sz w:val="28"/>
+          <w:szCs w:val="28"/>
+        </w:rPr>
+      </w:pPr>
+      <w:r>
+        <w:rPr>
+          <w:sz w:val="28"/>
+          <w:szCs w:val="28"/>
+        </w:rPr>
+        <w:t xml:space="preserve">    </w:t>
+      </w:r>
+      <w:proofErr w:type="spellStart"/>
+      <w:r>
+        <w:rPr>
+          <w:sz w:val="28"/>
+          <w:szCs w:val="28"/>
+        </w:rPr>
+        <w:t>cout</w:t>
+      </w:r>
+      <w:proofErr w:type="spellEnd"/>
+      <w:r>
+        <w:rPr>
+          <w:sz w:val="28"/>
+          <w:szCs w:val="28"/>
+        </w:rPr>
+        <w:t xml:space="preserve"> &lt;&lt; "Запуск модульного тестування функцій..." &lt;&lt; </w:t>
+      </w:r>
+      <w:proofErr w:type="spellStart"/>
+      <w:r>
+        <w:rPr>
+          <w:sz w:val="28"/>
+          <w:szCs w:val="28"/>
+        </w:rPr>
+        <w:t>endl</w:t>
+      </w:r>
+      <w:proofErr w:type="spellEnd"/>
+      <w:r>
+        <w:rPr>
+          <w:sz w:val="28"/>
+          <w:szCs w:val="28"/>
+        </w:rPr>
+        <w:t xml:space="preserve"> &lt;&lt; </w:t>
+      </w:r>
+      <w:proofErr w:type="spellStart"/>
+      <w:r>
+        <w:rPr>
+          <w:sz w:val="28"/>
+          <w:szCs w:val="28"/>
+        </w:rPr>
+        <w:t>endl</w:t>
+      </w:r>
+      <w:proofErr w:type="spellEnd"/>
+      <w:r>
+        <w:rPr>
+          <w:sz w:val="28"/>
+          <w:szCs w:val="28"/>
+        </w:rPr>
+        <w:t>;</w:t>
+      </w:r>
+    </w:p>
+    <w:p>
+      <w:pPr>
+        <w:rPr>
+          <w:sz w:val="28"/>
+          <w:szCs w:val="28"/>
+        </w:rPr>
+      </w:pPr>
+    </w:p>
+    <w:p>
+      <w:pPr>
+        <w:rPr>
+          <w:sz w:val="28"/>
+          <w:szCs w:val="28"/>
+        </w:rPr>
+      </w:pPr>
+      <w:r>
+        <w:rPr>
+          <w:sz w:val="28"/>
+          <w:szCs w:val="28"/>
+        </w:rPr>
+        <w:t xml:space="preserve">    // Запускаємо тестування кожної функції</w:t>
+      </w:r>
+    </w:p>
+    <w:p>
+      <w:pPr>
+        <w:rPr>
+          <w:sz w:val="28"/>
+          <w:szCs w:val="28"/>
+        </w:rPr>
+      </w:pPr>
+      <w:r>
+        <w:rPr>
+          <w:sz w:val="28"/>
+          <w:szCs w:val="28"/>
+        </w:rPr>
+        <w:t xml:space="preserve">    test_task9_1();</w:t>
+      </w:r>
+    </w:p>
+    <w:p>
+      <w:pPr>
+        <w:rPr>
+          <w:sz w:val="28"/>
+          <w:szCs w:val="28"/>
+        </w:rPr>
+      </w:pPr>
+      <w:r>
+        <w:rPr>
+          <w:sz w:val="28"/>
+          <w:szCs w:val="28"/>
+        </w:rPr>
+        <w:t xml:space="preserve">    test_task9_2();</w:t>
+      </w:r>
+    </w:p>
+    <w:p>
+      <w:pPr>
+        <w:rPr>
+          <w:sz w:val="28"/>
+          <w:szCs w:val="28"/>
+        </w:rPr>
+      </w:pPr>
+      <w:r>
+        <w:rPr>
+          <w:sz w:val="28"/>
+          <w:szCs w:val="28"/>
+        </w:rPr>
+        <w:t xml:space="preserve">    test_task9_3();</w:t>
+      </w:r>
+    </w:p>
+    <w:p>
+      <w:pPr>
+        <w:rPr>
+          <w:sz w:val="28"/>
+          <w:szCs w:val="28"/>
+        </w:rPr>
+      </w:pPr>
+    </w:p>
+    <w:p>
+      <w:pPr>
+        <w:rPr>
+          <w:sz w:val="28"/>
+          <w:szCs w:val="28"/>
+        </w:rPr>
+      </w:pPr>
+      <w:r>
+        <w:rPr>
+          <w:sz w:val="28"/>
+          <w:szCs w:val="28"/>
+        </w:rPr>
+        <w:t xml:space="preserve">    </w:t>
+      </w:r>
+      <w:proofErr w:type="spellStart"/>
+      <w:r>
+        <w:rPr>
+          <w:sz w:val="28"/>
+          <w:szCs w:val="28"/>
+        </w:rPr>
+        <w:t>cout</w:t>
+      </w:r>
+      <w:proofErr w:type="spellEnd"/>
+      <w:r>
+        <w:rPr>
+          <w:sz w:val="28"/>
+          <w:szCs w:val="28"/>
+        </w:rPr>
+        <w:t xml:space="preserve"> &lt;&lt; "Тестування завершено." &lt;&lt; </w:t>
+      </w:r>
+      <w:proofErr w:type="spellStart"/>
+      <w:r>
+        <w:rPr>
+          <w:sz w:val="28"/>
+          <w:szCs w:val="28"/>
+        </w:rPr>
+        <w:t>endl</w:t>
+      </w:r>
+      <w:proofErr w:type="spellEnd"/>
+      <w:r>
+        <w:rPr>
+          <w:sz w:val="28"/>
+          <w:szCs w:val="28"/>
+        </w:rPr>
+        <w:t>;</w:t>
+      </w:r>
+    </w:p>
+    <w:p>
+      <w:pPr>
+        <w:rPr>
+          <w:sz w:val="28"/>
+          <w:szCs w:val="28"/>
+        </w:rPr>
+      </w:pPr>
+      <w:r>
+        <w:rPr>
+          <w:sz w:val="28"/>
+          <w:szCs w:val="28"/>
+        </w:rPr>
+        <w:t xml:space="preserve">    </w:t>
+      </w:r>
+      <w:proofErr w:type="spellStart"/>
+      <w:r>
+        <w:rPr>
+          <w:sz w:val="28"/>
+          <w:szCs w:val="28"/>
+        </w:rPr>
+        <w:t>return</w:t>
+      </w:r>
+      <w:proofErr w:type="spellEnd"/>
+      <w:r>
+        <w:rPr>
+          <w:sz w:val="28"/>
+          <w:szCs w:val="28"/>
+        </w:rPr>
+        <w:t xml:space="preserve"> 0;</w:t>
+      </w:r>
+    </w:p>
+    <w:p>
+      <w:pPr>
+        <w:rPr>
+          <w:sz w:val="28"/>
+          <w:szCs w:val="28"/>
+        </w:rPr>
+      </w:pPr>
+      <w:r>
+        <w:rPr>
+          <w:sz w:val="28"/>
+          <w:szCs w:val="28"/>
+        </w:rPr>
+        <w:t>}</w:t>
+      </w:r>
+    </w:p>
+    <w:p>
+      <w:pPr>
+        <w:rPr>
+          <w:b/>
+          <w:sz w:val="28"/>
+          <w:szCs w:val="28"/>
+        </w:rPr>
+      </w:pPr>
+    </w:p>
+    <w:p>
+      <w:pPr>
+        <w:rPr>
+          <w:b/>
+          <w:sz w:val="28"/>
+          <w:szCs w:val="28"/>
+        </w:rPr>
+      </w:pPr>
+      <w:r>
+        <w:rPr>
+          <w:b/>
+          <w:sz w:val="28"/>
+          <w:szCs w:val="28"/>
+        </w:rPr>
+        <w:t xml:space="preserve">Приклад роботи </w:t>
+      </w:r>
+    </w:p>
+    <w:p>
+      <w:r>
+        <w:rPr>
+          <w:noProof/>
+          <w:lang w:val="ru-RU" w:eastAsia="ru-RU"/>
+        </w:rPr>
+        <w:drawing>
+          <wp:inline distT="0" distB="0" distL="0" distR="0">
+            <wp:extent cx="5940425" cy="3395148"/>
+            <wp:effectExtent l="0" t="0" r="3175" b="0"/>
+            <wp:docPr id="1" name="Рисунок 1" descr="C:\Users\0608a\Desktop\Снимок экрана (60).png"/>
+            <wp:cNvGraphicFramePr>
+              <a:graphicFrameLocks xmlns:a="http://schemas.openxmlformats.org/drawingml/2006/main" noChangeAspect="1"/>
+            </wp:cNvGraphicFramePr>
+            <a:graphic xmlns:a="http://schemas.openxmlformats.org/drawingml/2006/main">
+              <a:graphicData uri="http://schemas.openxmlformats.org/drawingml/2006/picture">
+                <pic:pic xmlns:pic="http://schemas.openxmlformats.org/drawingml/2006/picture">
+                  <pic:nvPicPr>
+                    <pic:cNvPr id="0" name="Picture 1" descr="C:\Users\0608a\Desktop\Снимок экрана (60).png"/>
+                    <pic:cNvPicPr>
+                      <a:picLocks noChangeAspect="1" noChangeArrowheads="1"/>
+                    </pic:cNvPicPr>
+                  </pic:nvPicPr>
+                  <pic:blipFill>
+                    <a:blip r:embed="rId5">
+                      <a:extLst>
+                        <a:ext uri="{28A0092B-C50C-407E-A947-70E740481C1C}">
+                          <a14:useLocalDpi xmlns:a14="http://schemas.microsoft.com/office/drawing/2010/main" val="0"/>
+                        </a:ext>
+                      </a:extLst>
+                    </a:blip>
+                    <a:srcRect/>
+                    <a:stretch>
+                      <a:fillRect/>
+                    </a:stretch>
+                  </pic:blipFill>
+                  <pic:spPr bwMode="auto">
+                    <a:xfrm>
+                      <a:off x="0" y="0"/>
+                      <a:ext cx="5940425" cy="3395148"/>
+                    </a:xfrm>
+                    <a:prstGeom prst="rect">
+                      <a:avLst/>
+                    </a:prstGeom>
+                    <a:noFill/>
+                    <a:ln>
+                      <a:noFill/>
+                    </a:ln>
+                  </pic:spPr>
+                </pic:pic>
+              </a:graphicData>
+            </a:graphic>
+          </wp:inline>
+        </w:drawing>
+      </w:r>
+      <w:bookmarkStart w:id="0" w:name="_GoBack"/>
+      <w:bookmarkEnd w:id="0"/>
+    </w:p>
     <w:p/>
     <w:p>
       <w:pPr>

--- a/lab09/Report/Звіт лаб. 9.docx
+++ b/lab09/Report/Звіт лаб. 9.docx
@@ -5486,23 +5486,7 @@
           <w:sz w:val="28"/>
           <w:szCs w:val="28"/>
         </w:rPr>
-        <w:t xml:space="preserve">Код </w:t>
-      </w:r>
-      <w:r>
-        <w:rPr>
-          <w:b/>
-          <w:sz w:val="28"/>
-          <w:szCs w:val="28"/>
-        </w:rPr>
-        <w:t>TestDriver</w:t>
-      </w:r>
-      <w:r>
-        <w:rPr>
-          <w:b/>
-          <w:sz w:val="28"/>
-          <w:szCs w:val="28"/>
-        </w:rPr>
-        <w:t>9</w:t>
+        <w:t>Код TestDriver9</w:t>
       </w:r>
     </w:p>
     <w:p>
@@ -8530,26 +8514,1519 @@
           </wp:inline>
         </w:drawing>
       </w:r>
-      <w:bookmarkStart w:id="0" w:name="_GoBack"/>
-      <w:bookmarkEnd w:id="0"/>
-    </w:p>
-    <w:p/>
-    <w:p>
-      <w:pPr>
-        <w:rPr>
+    </w:p>
+    <w:p>
+      <w:pPr>
+        <w:rPr>
+          <w:b/>
+          <w:sz w:val="28"/>
+          <w:szCs w:val="28"/>
+        </w:rPr>
+      </w:pPr>
+    </w:p>
+    <w:p>
+      <w:pPr>
+        <w:rPr>
+          <w:b/>
+          <w:sz w:val="28"/>
+          <w:szCs w:val="28"/>
           <w:lang w:eastAsia="ru-RU"/>
         </w:rPr>
       </w:pPr>
-    </w:p>
-    <w:p>
-      <w:pPr>
+      <w:r>
         <w:rPr>
           <w:b/>
           <w:sz w:val="28"/>
           <w:szCs w:val="28"/>
         </w:rPr>
-      </w:pPr>
-    </w:p>
+        <w:t>Аналіз та</w:t>
+      </w:r>
+      <w:r>
+        <w:rPr>
+          <w:b/>
+          <w:sz w:val="28"/>
+          <w:szCs w:val="28"/>
+        </w:rPr>
+        <w:t xml:space="preserve"> постановка задачі 9.4</w:t>
+      </w:r>
+    </w:p>
+    <w:p>
+      <w:pPr>
+        <w:rPr>
+          <w:bCs/>
+          <w:sz w:val="28"/>
+          <w:szCs w:val="28"/>
+        </w:rPr>
+      </w:pPr>
+      <w:r>
+        <w:rPr>
+          <w:sz w:val="28"/>
+          <w:szCs w:val="28"/>
+        </w:rPr>
+        <w:t>1.</w:t>
+      </w:r>
+      <w:r>
+        <w:rPr>
+          <w:bCs/>
+          <w:sz w:val="28"/>
+          <w:szCs w:val="28"/>
+        </w:rPr>
+        <w:t xml:space="preserve"> Суть задачі</w:t>
+      </w:r>
+    </w:p>
+    <w:p>
+      <w:pPr>
+        <w:rPr>
+          <w:sz w:val="28"/>
+          <w:szCs w:val="28"/>
+        </w:rPr>
+      </w:pPr>
+      <w:r>
+        <w:rPr>
+          <w:sz w:val="28"/>
+          <w:szCs w:val="28"/>
+        </w:rPr>
+        <w:t>Розробити консольний застосунок, який виконує роль головного меню та інтегрує функції, створені в попередніх задачах</w:t>
+      </w:r>
+      <w:r>
+        <w:rPr>
+          <w:sz w:val="28"/>
+          <w:szCs w:val="28"/>
+        </w:rPr>
+        <w:t>.</w:t>
+      </w:r>
+    </w:p>
+    <w:p>
+      <w:pPr>
+        <w:rPr>
+          <w:bCs/>
+          <w:sz w:val="28"/>
+          <w:szCs w:val="28"/>
+        </w:rPr>
+      </w:pPr>
+      <w:r>
+        <w:rPr>
+          <w:bCs/>
+          <w:sz w:val="28"/>
+          <w:szCs w:val="28"/>
+          <w:lang w:val="en-US"/>
+        </w:rPr>
+        <w:t>2.</w:t>
+      </w:r>
+      <w:r>
+        <w:rPr>
+          <w:bCs/>
+          <w:sz w:val="28"/>
+          <w:szCs w:val="28"/>
+        </w:rPr>
+        <w:t>Постановка задачі</w:t>
+      </w:r>
+    </w:p>
+    <w:p>
+      <w:pPr>
+        <w:rPr>
+          <w:b/>
+          <w:sz w:val="28"/>
+          <w:szCs w:val="28"/>
+        </w:rPr>
+      </w:pPr>
+      <w:r>
+        <w:rPr>
+          <w:sz w:val="28"/>
+          <w:szCs w:val="28"/>
+        </w:rPr>
+        <w:t xml:space="preserve">Програма повинна в нескінченному циклі приймати від користувача символ-команду. Залежно від введеного символу ("e", "r", "f", "t"), програма має запитувати необхідні вхідні дані, викликати відповідну функцію зі статичної бібліотеки </w:t>
+      </w:r>
+      <w:proofErr w:type="spellStart"/>
+      <w:r>
+        <w:rPr>
+          <w:rStyle w:val="HTML"/>
+          <w:rFonts w:ascii="Times New Roman" w:hAnsi="Times New Roman" w:cs="Times New Roman"/>
+          <w:sz w:val="28"/>
+          <w:szCs w:val="28"/>
+        </w:rPr>
+        <w:t>libModules</w:t>
+      </w:r>
+      <w:r>
+        <w:rPr>
+          <w:rStyle w:val="HTML"/>
+          <w:rFonts w:ascii="Times New Roman" w:hAnsi="Times New Roman" w:cs="Times New Roman"/>
+          <w:sz w:val="28"/>
+          <w:szCs w:val="28"/>
+          <w:lang w:val="en-US"/>
+        </w:rPr>
+        <w:t>Yroslav</w:t>
+      </w:r>
+      <w:proofErr w:type="spellEnd"/>
+      <w:r>
+        <w:rPr>
+          <w:rStyle w:val="HTML"/>
+          <w:rFonts w:ascii="Times New Roman" w:hAnsi="Times New Roman" w:cs="Times New Roman"/>
+          <w:sz w:val="28"/>
+          <w:szCs w:val="28"/>
+        </w:rPr>
+        <w:t>.a</w:t>
+      </w:r>
+      <w:r>
+        <w:rPr>
+          <w:sz w:val="28"/>
+          <w:szCs w:val="28"/>
+        </w:rPr>
+        <w:t xml:space="preserve"> та виводити результат.</w:t>
+      </w:r>
+      <w:r>
+        <w:rPr>
+          <w:sz w:val="28"/>
+          <w:szCs w:val="28"/>
+        </w:rPr>
+        <w:t xml:space="preserve"> </w:t>
+      </w:r>
+      <w:r>
+        <w:rPr>
+          <w:sz w:val="28"/>
+          <w:szCs w:val="28"/>
+        </w:rPr>
+        <w:t>При введенні некоректного символу програма повинна ігнорувати його і видавати звуковий сигнал. Після кожної дії програма має запитувати користувача про бажання завершити роботу. Якщо введено "g", "G" або "o", програма завершується, інакше — цикл повторюється.</w:t>
+      </w:r>
+    </w:p>
+    <w:p>
+      <w:pPr>
+        <w:rPr>
+          <w:lang w:eastAsia="ru-RU"/>
+        </w:rPr>
+      </w:pPr>
+    </w:p>
+    <w:p>
+      <w:pPr>
+        <w:rPr>
+          <w:sz w:val="28"/>
+          <w:szCs w:val="28"/>
+        </w:rPr>
+      </w:pPr>
+      <w:r>
+        <w:rPr>
+          <w:sz w:val="28"/>
+          <w:szCs w:val="28"/>
+          <w:lang w:eastAsia="ru-RU"/>
+        </w:rPr>
+        <w:lastRenderedPageBreak/>
+        <w:t xml:space="preserve">3. </w:t>
+      </w:r>
+      <w:r>
+        <w:rPr>
+          <w:sz w:val="28"/>
+          <w:szCs w:val="28"/>
+        </w:rPr>
+        <w:t>Аналіз вимог до ПЗ</w:t>
+      </w:r>
+    </w:p>
+    <w:p>
+      <w:pPr>
+        <w:rPr>
+          <w:sz w:val="28"/>
+          <w:szCs w:val="28"/>
+        </w:rPr>
+      </w:pPr>
+      <w:r>
+        <w:rPr>
+          <w:sz w:val="28"/>
+          <w:szCs w:val="28"/>
+        </w:rPr>
+        <w:t>Вхід</w:t>
+      </w:r>
+      <w:r>
+        <w:rPr>
+          <w:sz w:val="28"/>
+          <w:szCs w:val="28"/>
+        </w:rPr>
+        <w:t>:</w:t>
+      </w:r>
+    </w:p>
+    <w:p>
+      <w:pPr>
+        <w:rPr>
+          <w:sz w:val="28"/>
+          <w:szCs w:val="28"/>
+        </w:rPr>
+      </w:pPr>
+      <w:r>
+        <w:rPr>
+          <w:sz w:val="28"/>
+          <w:szCs w:val="28"/>
+        </w:rPr>
+        <w:t>3.1 Символи вибору дії в меню</w:t>
+      </w:r>
+    </w:p>
+    <w:p>
+      <w:pPr>
+        <w:rPr>
+          <w:sz w:val="28"/>
+          <w:szCs w:val="28"/>
+        </w:rPr>
+      </w:pPr>
+      <w:r>
+        <w:rPr>
+          <w:sz w:val="28"/>
+          <w:szCs w:val="28"/>
+        </w:rPr>
+        <w:t xml:space="preserve">3.2 </w:t>
+      </w:r>
+      <w:r>
+        <w:rPr>
+          <w:sz w:val="28"/>
+          <w:szCs w:val="28"/>
+        </w:rPr>
+        <w:t>Вхідні аргументи для задач</w:t>
+      </w:r>
+    </w:p>
+    <w:p>
+      <w:pPr>
+        <w:rPr>
+          <w:sz w:val="28"/>
+          <w:szCs w:val="28"/>
+        </w:rPr>
+      </w:pPr>
+      <w:r>
+        <w:rPr>
+          <w:sz w:val="28"/>
+          <w:szCs w:val="28"/>
+        </w:rPr>
+        <w:t xml:space="preserve">3.3 </w:t>
+      </w:r>
+      <w:r>
+        <w:rPr>
+          <w:sz w:val="28"/>
+          <w:szCs w:val="28"/>
+        </w:rPr>
+        <w:t>Символ підтвердження виходу</w:t>
+      </w:r>
+    </w:p>
+    <w:p>
+      <w:pPr>
+        <w:rPr>
+          <w:sz w:val="28"/>
+          <w:szCs w:val="28"/>
+          <w:lang w:val="en-US"/>
+        </w:rPr>
+      </w:pPr>
+      <w:r>
+        <w:rPr>
+          <w:sz w:val="28"/>
+          <w:szCs w:val="28"/>
+        </w:rPr>
+        <w:t>Виходи</w:t>
+      </w:r>
+      <w:r>
+        <w:rPr>
+          <w:sz w:val="28"/>
+          <w:szCs w:val="28"/>
+          <w:lang w:val="en-US"/>
+        </w:rPr>
+        <w:t>:</w:t>
+      </w:r>
+    </w:p>
+    <w:p>
+      <w:pPr>
+        <w:rPr>
+          <w:sz w:val="28"/>
+          <w:szCs w:val="28"/>
+        </w:rPr>
+      </w:pPr>
+      <w:r>
+        <w:rPr>
+          <w:sz w:val="28"/>
+          <w:szCs w:val="28"/>
+        </w:rPr>
+        <w:t xml:space="preserve">3.1 </w:t>
+      </w:r>
+      <w:r>
+        <w:rPr>
+          <w:sz w:val="28"/>
+          <w:szCs w:val="28"/>
+        </w:rPr>
+        <w:t>Текстові підказки в консолі.</w:t>
+      </w:r>
+    </w:p>
+    <w:p>
+      <w:pPr>
+        <w:rPr>
+          <w:sz w:val="28"/>
+          <w:szCs w:val="28"/>
+        </w:rPr>
+      </w:pPr>
+      <w:r>
+        <w:rPr>
+          <w:sz w:val="28"/>
+          <w:szCs w:val="28"/>
+        </w:rPr>
+        <w:t>3.2 Результати обчислень функцій</w:t>
+      </w:r>
+    </w:p>
+    <w:p>
+      <w:pPr>
+        <w:rPr>
+          <w:sz w:val="28"/>
+          <w:szCs w:val="28"/>
+        </w:rPr>
+      </w:pPr>
+      <w:r>
+        <w:rPr>
+          <w:sz w:val="28"/>
+          <w:szCs w:val="28"/>
+        </w:rPr>
+        <w:t xml:space="preserve">3.3 </w:t>
+      </w:r>
+      <w:r>
+        <w:rPr>
+          <w:sz w:val="28"/>
+          <w:szCs w:val="28"/>
+        </w:rPr>
+        <w:t>Звуковий сигнал</w:t>
+      </w:r>
+    </w:p>
+    <w:p>
+      <w:pPr>
+        <w:rPr>
+          <w:sz w:val="28"/>
+          <w:szCs w:val="28"/>
+        </w:rPr>
+      </w:pPr>
+    </w:p>
+    <w:p>
+      <w:pPr>
+        <w:rPr>
+          <w:sz w:val="28"/>
+          <w:szCs w:val="28"/>
+        </w:rPr>
+      </w:pPr>
+      <w:proofErr w:type="spellStart"/>
+      <w:r>
+        <w:rPr>
+          <w:sz w:val="28"/>
+          <w:szCs w:val="28"/>
+        </w:rPr>
+        <w:t>Test</w:t>
+      </w:r>
+      <w:proofErr w:type="spellEnd"/>
+      <w:r>
+        <w:rPr>
+          <w:sz w:val="28"/>
+          <w:szCs w:val="28"/>
+        </w:rPr>
+        <w:t xml:space="preserve"> </w:t>
+      </w:r>
+      <w:proofErr w:type="spellStart"/>
+      <w:r>
+        <w:rPr>
+          <w:sz w:val="28"/>
+          <w:szCs w:val="28"/>
+        </w:rPr>
+        <w:t>Suite</w:t>
+      </w:r>
+      <w:proofErr w:type="spellEnd"/>
+      <w:r>
+        <w:rPr>
+          <w:sz w:val="28"/>
+          <w:szCs w:val="28"/>
+        </w:rPr>
+        <w:t xml:space="preserve"> 9.4</w:t>
+      </w:r>
+    </w:p>
+    <w:p>
+      <w:pPr>
+        <w:rPr>
+          <w:sz w:val="28"/>
+          <w:szCs w:val="28"/>
+        </w:rPr>
+      </w:pPr>
+    </w:p>
+    <w:tbl>
+      <w:tblPr>
+        <w:tblStyle w:val="a4"/>
+        <w:tblW w:w="0" w:type="auto"/>
+        <w:tblLook w:val="04A0" w:firstRow="1" w:lastRow="0" w:firstColumn="1" w:lastColumn="0" w:noHBand="0" w:noVBand="1"/>
+      </w:tblPr>
+      <w:tblGrid>
+        <w:gridCol w:w="3608"/>
+        <w:gridCol w:w="3608"/>
+      </w:tblGrid>
+      <w:tr>
+        <w:trPr>
+          <w:trHeight w:val="433"/>
+        </w:trPr>
+        <w:tc>
+          <w:tcPr>
+            <w:tcW w:w="3608" w:type="dxa"/>
+          </w:tcPr>
+          <w:p>
+            <w:pPr>
+              <w:ind w:right="-214"/>
+              <w:rPr>
+                <w:sz w:val="28"/>
+                <w:szCs w:val="28"/>
+              </w:rPr>
+            </w:pPr>
+            <w:r>
+              <w:rPr>
+                <w:sz w:val="28"/>
+                <w:szCs w:val="28"/>
+              </w:rPr>
+              <w:t>Назва тестового набору</w:t>
+            </w:r>
+          </w:p>
+        </w:tc>
+        <w:tc>
+          <w:tcPr>
+            <w:tcW w:w="3608" w:type="dxa"/>
+          </w:tcPr>
+          <w:p>
+            <w:pPr>
+              <w:rPr>
+                <w:sz w:val="28"/>
+                <w:szCs w:val="28"/>
+                <w:lang w:val="en-US"/>
+              </w:rPr>
+            </w:pPr>
+            <w:r>
+              <w:rPr>
+                <w:sz w:val="28"/>
+                <w:szCs w:val="28"/>
+                <w:lang w:val="en-US"/>
+              </w:rPr>
+              <w:t>TS_lab9</w:t>
+            </w:r>
+          </w:p>
+        </w:tc>
+      </w:tr>
+      <w:tr>
+        <w:trPr>
+          <w:trHeight w:val="416"/>
+        </w:trPr>
+        <w:tc>
+          <w:tcPr>
+            <w:tcW w:w="3608" w:type="dxa"/>
+          </w:tcPr>
+          <w:p>
+            <w:pPr>
+              <w:ind w:right="-214"/>
+              <w:rPr>
+                <w:sz w:val="28"/>
+                <w:szCs w:val="28"/>
+              </w:rPr>
+            </w:pPr>
+            <w:r>
+              <w:rPr>
+                <w:sz w:val="28"/>
+                <w:szCs w:val="28"/>
+              </w:rPr>
+              <w:t xml:space="preserve">Назва </w:t>
+            </w:r>
+            <w:proofErr w:type="spellStart"/>
+            <w:r>
+              <w:rPr>
+                <w:sz w:val="28"/>
+                <w:szCs w:val="28"/>
+              </w:rPr>
+              <w:t>проекта</w:t>
+            </w:r>
+            <w:proofErr w:type="spellEnd"/>
+          </w:p>
+        </w:tc>
+        <w:tc>
+          <w:tcPr>
+            <w:tcW w:w="3608" w:type="dxa"/>
+          </w:tcPr>
+          <w:p>
+            <w:pPr>
+              <w:rPr>
+                <w:sz w:val="28"/>
+                <w:szCs w:val="28"/>
+                <w:lang w:val="en-US"/>
+              </w:rPr>
+            </w:pPr>
+            <w:r>
+              <w:rPr>
+                <w:sz w:val="28"/>
+                <w:szCs w:val="28"/>
+                <w:lang w:val="en-US"/>
+              </w:rPr>
+              <w:t>Primak-task_9_4</w:t>
+            </w:r>
+          </w:p>
+        </w:tc>
+      </w:tr>
+      <w:tr>
+        <w:trPr>
+          <w:trHeight w:val="433"/>
+        </w:trPr>
+        <w:tc>
+          <w:tcPr>
+            <w:tcW w:w="3608" w:type="dxa"/>
+          </w:tcPr>
+          <w:p>
+            <w:pPr>
+              <w:ind w:right="-214"/>
+              <w:rPr>
+                <w:sz w:val="28"/>
+                <w:szCs w:val="28"/>
+              </w:rPr>
+            </w:pPr>
+            <w:r>
+              <w:rPr>
+                <w:sz w:val="28"/>
+                <w:szCs w:val="28"/>
+              </w:rPr>
+              <w:t>Рівень тестування</w:t>
+            </w:r>
+          </w:p>
+        </w:tc>
+        <w:tc>
+          <w:tcPr>
+            <w:tcW w:w="3608" w:type="dxa"/>
+          </w:tcPr>
+          <w:p>
+            <w:pPr>
+              <w:rPr>
+                <w:sz w:val="28"/>
+                <w:szCs w:val="28"/>
+                <w:lang w:val="en-US"/>
+              </w:rPr>
+            </w:pPr>
+            <w:r>
+              <w:rPr>
+                <w:sz w:val="28"/>
+                <w:szCs w:val="28"/>
+              </w:rPr>
+              <w:t>системний</w:t>
+            </w:r>
+            <w:r>
+              <w:rPr>
+                <w:sz w:val="28"/>
+                <w:szCs w:val="28"/>
+                <w:lang w:val="en-US"/>
+              </w:rPr>
+              <w:t xml:space="preserve"> </w:t>
+            </w:r>
+          </w:p>
+        </w:tc>
+      </w:tr>
+      <w:tr>
+        <w:trPr>
+          <w:trHeight w:val="433"/>
+        </w:trPr>
+        <w:tc>
+          <w:tcPr>
+            <w:tcW w:w="3608" w:type="dxa"/>
+          </w:tcPr>
+          <w:p>
+            <w:pPr>
+              <w:ind w:right="-214"/>
+              <w:rPr>
+                <w:sz w:val="28"/>
+                <w:szCs w:val="28"/>
+              </w:rPr>
+            </w:pPr>
+            <w:r>
+              <w:rPr>
+                <w:sz w:val="28"/>
+                <w:szCs w:val="28"/>
+              </w:rPr>
+              <w:t>Автор тест-</w:t>
+            </w:r>
+            <w:proofErr w:type="spellStart"/>
+            <w:r>
+              <w:rPr>
+                <w:sz w:val="28"/>
+                <w:szCs w:val="28"/>
+              </w:rPr>
+              <w:t>сьюта</w:t>
+            </w:r>
+            <w:proofErr w:type="spellEnd"/>
+            <w:r>
+              <w:rPr>
+                <w:sz w:val="28"/>
+                <w:szCs w:val="28"/>
+              </w:rPr>
+              <w:t xml:space="preserve"> </w:t>
+            </w:r>
+          </w:p>
+        </w:tc>
+        <w:tc>
+          <w:tcPr>
+            <w:tcW w:w="3608" w:type="dxa"/>
+          </w:tcPr>
+          <w:p>
+            <w:pPr>
+              <w:rPr>
+                <w:sz w:val="28"/>
+                <w:szCs w:val="28"/>
+              </w:rPr>
+            </w:pPr>
+            <w:proofErr w:type="spellStart"/>
+            <w:r>
+              <w:rPr>
+                <w:sz w:val="28"/>
+                <w:szCs w:val="28"/>
+              </w:rPr>
+              <w:t>Прімак</w:t>
+            </w:r>
+            <w:proofErr w:type="spellEnd"/>
+            <w:r>
+              <w:rPr>
+                <w:sz w:val="28"/>
+                <w:szCs w:val="28"/>
+              </w:rPr>
+              <w:t xml:space="preserve"> Ярослав</w:t>
+            </w:r>
+          </w:p>
+        </w:tc>
+      </w:tr>
+      <w:tr>
+        <w:trPr>
+          <w:trHeight w:val="416"/>
+        </w:trPr>
+        <w:tc>
+          <w:tcPr>
+            <w:tcW w:w="3608" w:type="dxa"/>
+          </w:tcPr>
+          <w:p>
+            <w:pPr>
+              <w:ind w:right="-214"/>
+              <w:rPr>
+                <w:sz w:val="28"/>
+                <w:szCs w:val="28"/>
+              </w:rPr>
+            </w:pPr>
+            <w:r>
+              <w:rPr>
+                <w:sz w:val="28"/>
+                <w:szCs w:val="28"/>
+              </w:rPr>
+              <w:t xml:space="preserve">Виконавець </w:t>
+            </w:r>
+          </w:p>
+        </w:tc>
+        <w:tc>
+          <w:tcPr>
+            <w:tcW w:w="3608" w:type="dxa"/>
+          </w:tcPr>
+          <w:p>
+            <w:pPr>
+              <w:rPr>
+                <w:sz w:val="28"/>
+                <w:szCs w:val="28"/>
+                <w:lang w:val="en-US"/>
+              </w:rPr>
+            </w:pPr>
+            <w:proofErr w:type="spellStart"/>
+            <w:r>
+              <w:rPr>
+                <w:sz w:val="28"/>
+                <w:szCs w:val="28"/>
+              </w:rPr>
+              <w:t>Прімак</w:t>
+            </w:r>
+            <w:proofErr w:type="spellEnd"/>
+            <w:r>
+              <w:rPr>
+                <w:sz w:val="28"/>
+                <w:szCs w:val="28"/>
+              </w:rPr>
+              <w:t xml:space="preserve"> Ярослав</w:t>
+            </w:r>
+          </w:p>
+        </w:tc>
+      </w:tr>
+    </w:tbl>
+    <w:p>
+      <w:pPr>
+        <w:rPr>
+          <w:sz w:val="28"/>
+          <w:szCs w:val="28"/>
+        </w:rPr>
+      </w:pPr>
+    </w:p>
+    <w:tbl>
+      <w:tblPr>
+        <w:tblStyle w:val="a4"/>
+        <w:tblW w:w="0" w:type="auto"/>
+        <w:tblLook w:val="04A0" w:firstRow="1" w:lastRow="0" w:firstColumn="1" w:lastColumn="0" w:noHBand="0" w:noVBand="1"/>
+      </w:tblPr>
+      <w:tblGrid>
+        <w:gridCol w:w="2336"/>
+        <w:gridCol w:w="2336"/>
+        <w:gridCol w:w="2336"/>
+        <w:gridCol w:w="2337"/>
+      </w:tblGrid>
+      <w:tr>
+        <w:tc>
+          <w:tcPr>
+            <w:tcW w:w="2336" w:type="dxa"/>
+          </w:tcPr>
+          <w:p>
+            <w:pPr>
+              <w:jc w:val="center"/>
+              <w:rPr>
+                <w:sz w:val="28"/>
+                <w:szCs w:val="28"/>
+              </w:rPr>
+            </w:pPr>
+            <w:r>
+              <w:rPr>
+                <w:sz w:val="28"/>
+                <w:szCs w:val="28"/>
+              </w:rPr>
+              <w:t>Ід-р тест-кейса</w:t>
+            </w:r>
+          </w:p>
+        </w:tc>
+        <w:tc>
+          <w:tcPr>
+            <w:tcW w:w="2336" w:type="dxa"/>
+          </w:tcPr>
+          <w:p>
+            <w:pPr>
+              <w:jc w:val="center"/>
+              <w:rPr>
+                <w:sz w:val="28"/>
+                <w:szCs w:val="28"/>
+              </w:rPr>
+            </w:pPr>
+            <w:r>
+              <w:rPr>
+                <w:sz w:val="28"/>
+                <w:szCs w:val="28"/>
+              </w:rPr>
+              <w:t>Дії (кроки)</w:t>
+            </w:r>
+          </w:p>
+          <w:p>
+            <w:pPr>
+              <w:jc w:val="center"/>
+              <w:rPr>
+                <w:sz w:val="28"/>
+                <w:szCs w:val="28"/>
+              </w:rPr>
+            </w:pPr>
+          </w:p>
+        </w:tc>
+        <w:tc>
+          <w:tcPr>
+            <w:tcW w:w="2336" w:type="dxa"/>
+          </w:tcPr>
+          <w:p>
+            <w:pPr>
+              <w:jc w:val="center"/>
+              <w:rPr>
+                <w:sz w:val="28"/>
+                <w:szCs w:val="28"/>
+              </w:rPr>
+            </w:pPr>
+            <w:r>
+              <w:rPr>
+                <w:sz w:val="28"/>
+                <w:szCs w:val="28"/>
+              </w:rPr>
+              <w:t>Очікуваний</w:t>
+            </w:r>
+          </w:p>
+          <w:p>
+            <w:pPr>
+              <w:jc w:val="center"/>
+              <w:rPr>
+                <w:sz w:val="28"/>
+                <w:szCs w:val="28"/>
+              </w:rPr>
+            </w:pPr>
+            <w:r>
+              <w:rPr>
+                <w:sz w:val="28"/>
+                <w:szCs w:val="28"/>
+              </w:rPr>
+              <w:t>результат</w:t>
+            </w:r>
+          </w:p>
+        </w:tc>
+        <w:tc>
+          <w:tcPr>
+            <w:tcW w:w="2337" w:type="dxa"/>
+          </w:tcPr>
+          <w:p>
+            <w:pPr>
+              <w:jc w:val="center"/>
+              <w:rPr>
+                <w:sz w:val="28"/>
+                <w:szCs w:val="28"/>
+              </w:rPr>
+            </w:pPr>
+            <w:r>
+              <w:rPr>
+                <w:sz w:val="28"/>
+                <w:szCs w:val="28"/>
+              </w:rPr>
+              <w:t>Результат тестування</w:t>
+            </w:r>
+          </w:p>
+        </w:tc>
+      </w:tr>
+      <w:tr>
+        <w:tc>
+          <w:tcPr>
+            <w:tcW w:w="2336" w:type="dxa"/>
+          </w:tcPr>
+          <w:p>
+            <w:pPr>
+              <w:jc w:val="center"/>
+              <w:rPr>
+                <w:sz w:val="28"/>
+                <w:szCs w:val="28"/>
+              </w:rPr>
+            </w:pPr>
+            <w:r>
+              <w:rPr>
+                <w:sz w:val="28"/>
+                <w:szCs w:val="28"/>
+              </w:rPr>
+              <w:t>ТС_1</w:t>
+            </w:r>
+          </w:p>
+        </w:tc>
+        <w:tc>
+          <w:tcPr>
+            <w:tcW w:w="2336" w:type="dxa"/>
+          </w:tcPr>
+          <w:p>
+            <w:pPr>
+              <w:pStyle w:val="a5"/>
+              <w:jc w:val="center"/>
+              <w:rPr>
+                <w:sz w:val="28"/>
+                <w:szCs w:val="28"/>
+              </w:rPr>
+            </w:pPr>
+            <w:r>
+              <w:rPr>
+                <w:sz w:val="28"/>
+                <w:szCs w:val="28"/>
+              </w:rPr>
+              <w:t xml:space="preserve">1. В головному меню ввести </w:t>
+            </w:r>
+            <w:r>
+              <w:rPr>
+                <w:rStyle w:val="HTML"/>
+                <w:rFonts w:ascii="Times New Roman" w:hAnsi="Times New Roman" w:cs="Times New Roman"/>
+                <w:sz w:val="28"/>
+                <w:szCs w:val="28"/>
+              </w:rPr>
+              <w:t>r</w:t>
+            </w:r>
+            <w:r>
+              <w:rPr>
+                <w:sz w:val="28"/>
+                <w:szCs w:val="28"/>
+              </w:rPr>
+              <w:t>.</w:t>
+            </w:r>
+          </w:p>
+          <w:p>
+            <w:pPr>
+              <w:pStyle w:val="a5"/>
+              <w:jc w:val="center"/>
+              <w:rPr>
+                <w:sz w:val="28"/>
+                <w:szCs w:val="28"/>
+              </w:rPr>
+            </w:pPr>
+            <w:r>
+              <w:rPr>
+                <w:sz w:val="28"/>
+                <w:szCs w:val="28"/>
+              </w:rPr>
+              <w:t>2. Ввести зарплату 10000 і стаж 5.</w:t>
+            </w:r>
+          </w:p>
+          <w:p>
+            <w:pPr>
+              <w:jc w:val="center"/>
+              <w:rPr>
+                <w:sz w:val="28"/>
+                <w:szCs w:val="28"/>
+              </w:rPr>
+            </w:pPr>
+          </w:p>
+        </w:tc>
+        <w:tc>
+          <w:tcPr>
+            <w:tcW w:w="2336" w:type="dxa"/>
+          </w:tcPr>
+          <w:p>
+            <w:pPr>
+              <w:jc w:val="center"/>
+              <w:rPr>
+                <w:sz w:val="28"/>
+                <w:szCs w:val="28"/>
+              </w:rPr>
+            </w:pPr>
+            <w:r>
+              <w:rPr>
+                <w:sz w:val="28"/>
+                <w:szCs w:val="28"/>
+              </w:rPr>
+              <w:t>Програма викликає задачу 9.1 і виводить надбавку 10% та суму 11000.</w:t>
+            </w:r>
+          </w:p>
+        </w:tc>
+        <w:tc>
+          <w:tcPr>
+            <w:tcW w:w="2337" w:type="dxa"/>
+          </w:tcPr>
+          <w:p>
+            <w:pPr>
+              <w:jc w:val="center"/>
+              <w:rPr>
+                <w:sz w:val="28"/>
+                <w:szCs w:val="28"/>
+              </w:rPr>
+            </w:pPr>
+            <w:r>
+              <w:rPr>
+                <w:sz w:val="28"/>
+                <w:szCs w:val="28"/>
+                <w:lang w:val="en-US"/>
+              </w:rPr>
+              <w:t>passed</w:t>
+            </w:r>
+          </w:p>
+        </w:tc>
+        <w:bookmarkStart w:id="0" w:name="_GoBack"/>
+        <w:bookmarkEnd w:id="0"/>
+      </w:tr>
+      <w:tr>
+        <w:tc>
+          <w:tcPr>
+            <w:tcW w:w="2336" w:type="dxa"/>
+          </w:tcPr>
+          <w:p>
+            <w:pPr>
+              <w:jc w:val="center"/>
+              <w:rPr>
+                <w:sz w:val="28"/>
+                <w:szCs w:val="28"/>
+              </w:rPr>
+            </w:pPr>
+            <w:r>
+              <w:rPr>
+                <w:sz w:val="28"/>
+                <w:szCs w:val="28"/>
+              </w:rPr>
+              <w:t>ТС_2</w:t>
+            </w:r>
+          </w:p>
+        </w:tc>
+        <w:tc>
+          <w:tcPr>
+            <w:tcW w:w="2336" w:type="dxa"/>
+          </w:tcPr>
+          <w:p>
+            <w:pPr>
+              <w:pStyle w:val="a5"/>
+              <w:jc w:val="center"/>
+              <w:rPr>
+                <w:sz w:val="28"/>
+                <w:szCs w:val="28"/>
+              </w:rPr>
+            </w:pPr>
+            <w:r>
+              <w:rPr>
+                <w:sz w:val="28"/>
+                <w:szCs w:val="28"/>
+              </w:rPr>
+              <w:t xml:space="preserve">1. В головному меню ввести </w:t>
+            </w:r>
+            <w:r>
+              <w:rPr>
+                <w:rStyle w:val="HTML"/>
+                <w:rFonts w:ascii="Times New Roman" w:hAnsi="Times New Roman" w:cs="Times New Roman"/>
+                <w:sz w:val="28"/>
+                <w:szCs w:val="28"/>
+              </w:rPr>
+              <w:t>f</w:t>
+            </w:r>
+            <w:r>
+              <w:rPr>
+                <w:sz w:val="28"/>
+                <w:szCs w:val="28"/>
+              </w:rPr>
+              <w:t>.</w:t>
+            </w:r>
+          </w:p>
+          <w:p>
+            <w:pPr>
+              <w:pStyle w:val="a5"/>
+              <w:jc w:val="center"/>
+              <w:rPr>
+                <w:sz w:val="28"/>
+                <w:szCs w:val="28"/>
+              </w:rPr>
+            </w:pPr>
+            <w:r>
+              <w:rPr>
+                <w:sz w:val="28"/>
+                <w:szCs w:val="28"/>
+              </w:rPr>
+              <w:t xml:space="preserve">2. Ввести обхват </w:t>
+            </w:r>
+            <w:proofErr w:type="spellStart"/>
+            <w:r>
+              <w:rPr>
+                <w:sz w:val="28"/>
+                <w:szCs w:val="28"/>
+              </w:rPr>
+              <w:t>голови</w:t>
+            </w:r>
+            <w:proofErr w:type="spellEnd"/>
+            <w:r>
+              <w:rPr>
+                <w:sz w:val="28"/>
+                <w:szCs w:val="28"/>
+              </w:rPr>
+              <w:t xml:space="preserve"> 57</w:t>
+            </w:r>
+          </w:p>
+          <w:p>
+            <w:pPr>
+              <w:jc w:val="center"/>
+              <w:rPr>
+                <w:sz w:val="28"/>
+                <w:szCs w:val="28"/>
+              </w:rPr>
+            </w:pPr>
+          </w:p>
+        </w:tc>
+        <w:tc>
+          <w:tcPr>
+            <w:tcW w:w="2336" w:type="dxa"/>
+          </w:tcPr>
+          <w:p>
+            <w:pPr>
+              <w:jc w:val="center"/>
+              <w:rPr>
+                <w:sz w:val="28"/>
+                <w:szCs w:val="28"/>
+              </w:rPr>
+            </w:pPr>
+            <w:r>
+              <w:rPr>
+                <w:sz w:val="28"/>
+                <w:szCs w:val="28"/>
+              </w:rPr>
+              <w:t xml:space="preserve">Програма викликає задачу 9.2 і виводить розмір </w:t>
+            </w:r>
+            <w:r>
+              <w:rPr>
+                <w:rStyle w:val="HTML"/>
+                <w:rFonts w:ascii="Times New Roman" w:hAnsi="Times New Roman" w:cs="Times New Roman"/>
+                <w:sz w:val="28"/>
+                <w:szCs w:val="28"/>
+              </w:rPr>
+              <w:t>M</w:t>
+            </w:r>
+            <w:r>
+              <w:rPr>
+                <w:sz w:val="28"/>
+                <w:szCs w:val="28"/>
+              </w:rPr>
+              <w:t>.</w:t>
+            </w:r>
+          </w:p>
+        </w:tc>
+        <w:tc>
+          <w:tcPr>
+            <w:tcW w:w="2337" w:type="dxa"/>
+          </w:tcPr>
+          <w:p>
+            <w:pPr>
+              <w:jc w:val="center"/>
+              <w:rPr>
+                <w:sz w:val="28"/>
+                <w:szCs w:val="28"/>
+              </w:rPr>
+            </w:pPr>
+            <w:r>
+              <w:rPr>
+                <w:sz w:val="28"/>
+                <w:szCs w:val="28"/>
+                <w:lang w:val="en-US"/>
+              </w:rPr>
+              <w:t>passed</w:t>
+            </w:r>
+          </w:p>
+        </w:tc>
+      </w:tr>
+      <w:tr>
+        <w:tc>
+          <w:tcPr>
+            <w:tcW w:w="2336" w:type="dxa"/>
+          </w:tcPr>
+          <w:p>
+            <w:pPr>
+              <w:jc w:val="center"/>
+              <w:rPr>
+                <w:sz w:val="28"/>
+                <w:szCs w:val="28"/>
+              </w:rPr>
+            </w:pPr>
+            <w:r>
+              <w:rPr>
+                <w:sz w:val="28"/>
+                <w:szCs w:val="28"/>
+              </w:rPr>
+              <w:t>ТС_3</w:t>
+            </w:r>
+          </w:p>
+        </w:tc>
+        <w:tc>
+          <w:tcPr>
+            <w:tcW w:w="2336" w:type="dxa"/>
+          </w:tcPr>
+          <w:p>
+            <w:pPr>
+              <w:pStyle w:val="a5"/>
+              <w:jc w:val="center"/>
+              <w:rPr>
+                <w:sz w:val="28"/>
+                <w:szCs w:val="28"/>
+              </w:rPr>
+            </w:pPr>
+            <w:r>
+              <w:rPr>
+                <w:sz w:val="28"/>
+                <w:szCs w:val="28"/>
+              </w:rPr>
+              <w:t xml:space="preserve">1. В головному меню ввести </w:t>
+            </w:r>
+            <w:r>
+              <w:rPr>
+                <w:rStyle w:val="HTML"/>
+                <w:rFonts w:ascii="Times New Roman" w:hAnsi="Times New Roman" w:cs="Times New Roman"/>
+                <w:sz w:val="28"/>
+                <w:szCs w:val="28"/>
+              </w:rPr>
+              <w:t>t</w:t>
+            </w:r>
+            <w:r>
+              <w:rPr>
+                <w:sz w:val="28"/>
+                <w:szCs w:val="28"/>
+              </w:rPr>
+              <w:t>.</w:t>
+            </w:r>
+          </w:p>
+          <w:p>
+            <w:pPr>
+              <w:pStyle w:val="a5"/>
+              <w:jc w:val="center"/>
+              <w:rPr>
+                <w:sz w:val="28"/>
+                <w:szCs w:val="28"/>
+              </w:rPr>
+            </w:pPr>
+            <w:r>
+              <w:rPr>
+                <w:sz w:val="28"/>
+                <w:szCs w:val="28"/>
+              </w:rPr>
+              <w:t>2. Ввести число 7.</w:t>
+            </w:r>
+          </w:p>
+          <w:p>
+            <w:pPr>
+              <w:jc w:val="center"/>
+              <w:rPr>
+                <w:sz w:val="28"/>
+                <w:szCs w:val="28"/>
+              </w:rPr>
+            </w:pPr>
+          </w:p>
+        </w:tc>
+        <w:tc>
+          <w:tcPr>
+            <w:tcW w:w="2336" w:type="dxa"/>
+          </w:tcPr>
+          <w:p>
+            <w:pPr>
+              <w:jc w:val="center"/>
+              <w:rPr>
+                <w:sz w:val="28"/>
+                <w:szCs w:val="28"/>
+              </w:rPr>
+            </w:pPr>
+            <w:r>
+              <w:rPr>
+                <w:sz w:val="28"/>
+                <w:szCs w:val="28"/>
+              </w:rPr>
+              <w:t>Програма викликає задачу 9.3 і виводить "Кількість одиниць: 3".</w:t>
+            </w:r>
+          </w:p>
+        </w:tc>
+        <w:tc>
+          <w:tcPr>
+            <w:tcW w:w="2337" w:type="dxa"/>
+          </w:tcPr>
+          <w:p>
+            <w:pPr>
+              <w:jc w:val="center"/>
+              <w:rPr>
+                <w:sz w:val="28"/>
+                <w:szCs w:val="28"/>
+              </w:rPr>
+            </w:pPr>
+            <w:r>
+              <w:rPr>
+                <w:sz w:val="28"/>
+                <w:szCs w:val="28"/>
+                <w:lang w:val="en-US"/>
+              </w:rPr>
+              <w:t>passed</w:t>
+            </w:r>
+          </w:p>
+        </w:tc>
+      </w:tr>
+      <w:tr>
+        <w:tc>
+          <w:tcPr>
+            <w:tcW w:w="2336" w:type="dxa"/>
+          </w:tcPr>
+          <w:p>
+            <w:pPr>
+              <w:jc w:val="center"/>
+              <w:rPr>
+                <w:sz w:val="28"/>
+                <w:szCs w:val="28"/>
+              </w:rPr>
+            </w:pPr>
+            <w:r>
+              <w:rPr>
+                <w:sz w:val="28"/>
+                <w:szCs w:val="28"/>
+              </w:rPr>
+              <w:t>ТС_4</w:t>
+            </w:r>
+          </w:p>
+        </w:tc>
+        <w:tc>
+          <w:tcPr>
+            <w:tcW w:w="2336" w:type="dxa"/>
+          </w:tcPr>
+          <w:p>
+            <w:pPr>
+              <w:jc w:val="center"/>
+              <w:rPr>
+                <w:sz w:val="28"/>
+                <w:szCs w:val="28"/>
+              </w:rPr>
+            </w:pPr>
+            <w:r>
+              <w:rPr>
+                <w:sz w:val="28"/>
+                <w:szCs w:val="28"/>
+              </w:rPr>
+              <w:t xml:space="preserve">1. В головному меню ввести </w:t>
+            </w:r>
+            <w:r>
+              <w:rPr>
+                <w:sz w:val="28"/>
+                <w:szCs w:val="28"/>
+              </w:rPr>
+              <w:lastRenderedPageBreak/>
+              <w:t xml:space="preserve">невірний символ (наприклад, </w:t>
+            </w:r>
+            <w:r>
+              <w:rPr>
+                <w:rStyle w:val="HTML"/>
+                <w:rFonts w:ascii="Times New Roman" w:hAnsi="Times New Roman" w:cs="Times New Roman"/>
+                <w:sz w:val="28"/>
+                <w:szCs w:val="28"/>
+              </w:rPr>
+              <w:t>k</w:t>
+            </w:r>
+            <w:r>
+              <w:rPr>
+                <w:sz w:val="28"/>
+                <w:szCs w:val="28"/>
+              </w:rPr>
+              <w:t>).</w:t>
+            </w:r>
+          </w:p>
+        </w:tc>
+        <w:tc>
+          <w:tcPr>
+            <w:tcW w:w="2336" w:type="dxa"/>
+          </w:tcPr>
+          <w:p>
+            <w:pPr>
+              <w:jc w:val="center"/>
+              <w:rPr>
+                <w:sz w:val="28"/>
+                <w:szCs w:val="28"/>
+              </w:rPr>
+            </w:pPr>
+            <w:r>
+              <w:rPr>
+                <w:sz w:val="28"/>
+                <w:szCs w:val="28"/>
+              </w:rPr>
+              <w:lastRenderedPageBreak/>
+              <w:t xml:space="preserve">Програма ігнорує виклик функцій, </w:t>
+            </w:r>
+            <w:r>
+              <w:rPr>
+                <w:sz w:val="28"/>
+                <w:szCs w:val="28"/>
+              </w:rPr>
+              <w:lastRenderedPageBreak/>
+              <w:t xml:space="preserve">виводить повідомлення про помилку та </w:t>
+            </w:r>
+            <w:r>
+              <w:rPr>
+                <w:bCs/>
+                <w:sz w:val="28"/>
+                <w:szCs w:val="28"/>
+              </w:rPr>
+              <w:t>видає системний звуковий сигнал</w:t>
+            </w:r>
+          </w:p>
+        </w:tc>
+        <w:tc>
+          <w:tcPr>
+            <w:tcW w:w="2337" w:type="dxa"/>
+          </w:tcPr>
+          <w:p>
+            <w:pPr>
+              <w:jc w:val="center"/>
+              <w:rPr>
+                <w:sz w:val="28"/>
+                <w:szCs w:val="28"/>
+              </w:rPr>
+            </w:pPr>
+            <w:r>
+              <w:rPr>
+                <w:sz w:val="28"/>
+                <w:szCs w:val="28"/>
+                <w:lang w:val="en-US"/>
+              </w:rPr>
+              <w:lastRenderedPageBreak/>
+              <w:t>passed</w:t>
+            </w:r>
+          </w:p>
+        </w:tc>
+      </w:tr>
+      <w:tr>
+        <w:tc>
+          <w:tcPr>
+            <w:tcW w:w="2336" w:type="dxa"/>
+          </w:tcPr>
+          <w:p>
+            <w:pPr>
+              <w:jc w:val="center"/>
+              <w:rPr>
+                <w:sz w:val="28"/>
+                <w:szCs w:val="28"/>
+              </w:rPr>
+            </w:pPr>
+            <w:r>
+              <w:rPr>
+                <w:sz w:val="28"/>
+                <w:szCs w:val="28"/>
+              </w:rPr>
+              <w:lastRenderedPageBreak/>
+              <w:t>ТС_5</w:t>
+            </w:r>
+          </w:p>
+        </w:tc>
+        <w:tc>
+          <w:tcPr>
+            <w:tcW w:w="2336" w:type="dxa"/>
+          </w:tcPr>
+          <w:p>
+            <w:pPr>
+              <w:jc w:val="center"/>
+              <w:rPr>
+                <w:sz w:val="28"/>
+                <w:szCs w:val="28"/>
+              </w:rPr>
+            </w:pPr>
+            <w:r>
+              <w:rPr>
+                <w:sz w:val="28"/>
+                <w:szCs w:val="28"/>
+              </w:rPr>
+              <w:t xml:space="preserve">1. На запит про завершення програми ввести символ </w:t>
+            </w:r>
+            <w:r>
+              <w:rPr>
+                <w:rStyle w:val="HTML"/>
+                <w:rFonts w:ascii="Times New Roman" w:hAnsi="Times New Roman" w:cs="Times New Roman"/>
+                <w:sz w:val="28"/>
+                <w:szCs w:val="28"/>
+              </w:rPr>
+              <w:t>g</w:t>
+            </w:r>
+            <w:r>
+              <w:rPr>
+                <w:sz w:val="28"/>
+                <w:szCs w:val="28"/>
+              </w:rPr>
+              <w:t>.</w:t>
+            </w:r>
+          </w:p>
+        </w:tc>
+        <w:tc>
+          <w:tcPr>
+            <w:tcW w:w="2336" w:type="dxa"/>
+          </w:tcPr>
+          <w:p>
+            <w:pPr>
+              <w:jc w:val="center"/>
+              <w:rPr>
+                <w:sz w:val="28"/>
+                <w:szCs w:val="28"/>
+              </w:rPr>
+            </w:pPr>
+            <w:r>
+              <w:rPr>
+                <w:sz w:val="28"/>
+                <w:szCs w:val="28"/>
+              </w:rPr>
+              <w:t>Програма успішно завершує роботу</w:t>
+            </w:r>
+          </w:p>
+        </w:tc>
+        <w:tc>
+          <w:tcPr>
+            <w:tcW w:w="2337" w:type="dxa"/>
+          </w:tcPr>
+          <w:p>
+            <w:pPr>
+              <w:jc w:val="center"/>
+              <w:rPr>
+                <w:sz w:val="28"/>
+                <w:szCs w:val="28"/>
+              </w:rPr>
+            </w:pPr>
+            <w:r>
+              <w:rPr>
+                <w:sz w:val="28"/>
+                <w:szCs w:val="28"/>
+                <w:lang w:val="en-US"/>
+              </w:rPr>
+              <w:t>passed</w:t>
+            </w:r>
+          </w:p>
+        </w:tc>
+      </w:tr>
+    </w:tbl>
     <w:p>
       <w:pPr>
         <w:rPr>
@@ -9051,6 +10528,19 @@
       </w:tblBorders>
     </w:tblPr>
   </w:style>
+  <w:style w:type="paragraph" w:styleId="a5">
+    <w:name w:val="Normal (Web)"/>
+    <w:basedOn w:val="a"/>
+    <w:uiPriority w:val="99"/>
+    <w:unhideWhenUsed/>
+    <w:rsid w:val="00100C1B"/>
+    <w:pPr>
+      <w:spacing w:before="100" w:beforeAutospacing="1" w:after="100" w:afterAutospacing="1"/>
+    </w:pPr>
+    <w:rPr>
+      <w:lang w:val="ru-RU" w:eastAsia="ru-RU"/>
+    </w:rPr>
+  </w:style>
 </w:styles>
 </file>
 
